--- a/DistributedSystemsAlgoLAB6.docx
+++ b/DistributedSystemsAlgoLAB6.docx
@@ -4,7 +4,7 @@
   <w:body>
     <w:p>
       <w:pPr>
-        <w:spacing w:after="160"/>
+        <w:spacing w:after="160" w:line="360" w:lineRule="auto"/>
         <w:jc w:val="center"/>
         <w:rPr>
           <w:lang w:val="en-US"/>
@@ -24,7 +24,7 @@
     </w:p>
     <w:p>
       <w:pPr>
-        <w:spacing w:after="160"/>
+        <w:spacing w:after="160" w:line="360" w:lineRule="auto"/>
         <w:jc w:val="center"/>
       </w:pPr>
       <w:r>
@@ -93,7 +93,7 @@
     </w:p>
     <w:p>
       <w:pPr>
-        <w:spacing w:after="240"/>
+        <w:spacing w:after="240" w:line="360" w:lineRule="auto"/>
       </w:pPr>
       <w:r>
         <w:br/>
@@ -107,7 +107,7 @@
     </w:p>
     <w:p>
       <w:pPr>
-        <w:spacing w:after="160"/>
+        <w:spacing w:after="160" w:line="360" w:lineRule="auto"/>
         <w:jc w:val="center"/>
         <w:rPr>
           <w:lang w:val="en-US"/>
@@ -127,7 +127,7 @@
     </w:p>
     <w:p>
       <w:pPr>
-        <w:spacing w:after="160"/>
+        <w:spacing w:after="160" w:line="360" w:lineRule="auto"/>
         <w:jc w:val="center"/>
         <w:rPr>
           <w:color w:val="000000"/>
@@ -166,7 +166,7 @@
     </w:p>
     <w:p>
       <w:pPr>
-        <w:spacing w:after="160"/>
+        <w:spacing w:after="160" w:line="360" w:lineRule="auto"/>
         <w:jc w:val="center"/>
         <w:rPr>
           <w:sz w:val="28"/>
@@ -185,7 +185,7 @@
     </w:p>
     <w:p>
       <w:pPr>
-        <w:spacing w:after="160"/>
+        <w:spacing w:after="160" w:line="360" w:lineRule="auto"/>
         <w:jc w:val="center"/>
         <w:rPr>
           <w:rStyle w:val="Strong"/>
@@ -261,7 +261,7 @@
     </w:p>
     <w:p>
       <w:pPr>
-        <w:spacing w:after="240"/>
+        <w:spacing w:after="240" w:line="360" w:lineRule="auto"/>
         <w:rPr>
           <w:rStyle w:val="Strong"/>
           <w:b w:val="0"/>
@@ -274,7 +274,7 @@
     </w:p>
     <w:p>
       <w:pPr>
-        <w:spacing w:after="240"/>
+        <w:spacing w:after="240" w:line="360" w:lineRule="auto"/>
       </w:pPr>
       <w:r>
         <w:br/>
@@ -294,12 +294,12 @@
     </w:p>
     <w:p>
       <w:pPr>
-        <w:spacing w:after="240"/>
-      </w:pPr>
-    </w:p>
-    <w:p>
-      <w:pPr>
-        <w:spacing w:after="160"/>
+        <w:spacing w:after="240" w:line="360" w:lineRule="auto"/>
+      </w:pPr>
+    </w:p>
+    <w:p>
+      <w:pPr>
+        <w:spacing w:after="160" w:line="360" w:lineRule="auto"/>
         <w:jc w:val="right"/>
         <w:rPr>
           <w:color w:val="000000"/>
@@ -347,7 +347,7 @@
     </w:p>
     <w:p>
       <w:pPr>
-        <w:spacing w:after="160"/>
+        <w:spacing w:after="160" w:line="360" w:lineRule="auto"/>
         <w:jc w:val="right"/>
         <w:rPr>
           <w:color w:val="000000"/>
@@ -368,7 +368,7 @@
     </w:p>
     <w:p>
       <w:pPr>
-        <w:spacing w:after="240"/>
+        <w:spacing w:after="240" w:line="360" w:lineRule="auto"/>
         <w:jc w:val="right"/>
         <w:rPr>
           <w:sz w:val="28"/>
@@ -376,39 +376,18 @@
           <w:lang w:val="en-US"/>
         </w:rPr>
       </w:pPr>
-      <w:proofErr w:type="spellStart"/>
       <w:r>
         <w:rPr>
           <w:sz w:val="28"/>
           <w:szCs w:val="28"/>
           <w:lang w:val="en-US"/>
         </w:rPr>
-        <w:t>Khodakov</w:t>
-      </w:r>
-      <w:proofErr w:type="spellEnd"/>
-      <w:r>
-        <w:rPr>
-          <w:sz w:val="28"/>
-          <w:szCs w:val="28"/>
-          <w:lang w:val="en-US"/>
-        </w:rPr>
-        <w:t xml:space="preserve"> Maksym </w:t>
-      </w:r>
-      <w:proofErr w:type="spellStart"/>
-      <w:r>
-        <w:rPr>
-          <w:sz w:val="28"/>
-          <w:szCs w:val="28"/>
-          <w:lang w:val="en-US"/>
-        </w:rPr>
-        <w:t>Olegovich</w:t>
-      </w:r>
-      <w:proofErr w:type="spellEnd"/>
-    </w:p>
-    <w:p>
-      <w:pPr>
-        <w:spacing w:after="160"/>
-        <w:jc w:val="center"/>
+        <w:t>Khodakov Maksym Olegovich</w:t>
+      </w:r>
+    </w:p>
+    <w:p>
+      <w:pPr>
+        <w:spacing w:after="160" w:line="360" w:lineRule="auto"/>
         <w:rPr>
           <w:sz w:val="28"/>
           <w:szCs w:val="28"/>
@@ -418,127 +397,5200 @@
     </w:p>
     <w:p>
       <w:pPr>
-        <w:spacing w:after="160"/>
+        <w:spacing w:after="160" w:line="360" w:lineRule="auto"/>
         <w:jc w:val="center"/>
         <w:rPr>
+          <w:color w:val="000000"/>
           <w:sz w:val="28"/>
           <w:szCs w:val="28"/>
           <w:lang w:val="uk-UA"/>
         </w:rPr>
       </w:pPr>
-    </w:p>
-    <w:p>
-      <w:pPr>
-        <w:spacing w:after="160"/>
-        <w:jc w:val="center"/>
-        <w:rPr>
-          <w:sz w:val="28"/>
-          <w:szCs w:val="28"/>
-          <w:lang w:val="uk-UA"/>
-        </w:rPr>
-      </w:pPr>
-    </w:p>
-    <w:p>
-      <w:pPr>
-        <w:spacing w:after="160"/>
-        <w:jc w:val="center"/>
-        <w:rPr>
-          <w:color w:val="000000"/>
-          <w:sz w:val="28"/>
-          <w:szCs w:val="28"/>
-        </w:rPr>
-      </w:pPr>
-    </w:p>
-    <w:p>
-      <w:pPr>
-        <w:spacing w:after="160"/>
-        <w:rPr>
-          <w:color w:val="000000"/>
-          <w:sz w:val="28"/>
-          <w:szCs w:val="28"/>
-        </w:rPr>
-      </w:pPr>
-    </w:p>
-    <w:p>
-      <w:pPr>
-        <w:spacing w:after="160"/>
-        <w:rPr>
-          <w:color w:val="000000"/>
-          <w:sz w:val="28"/>
-          <w:szCs w:val="28"/>
-        </w:rPr>
-      </w:pPr>
-    </w:p>
-    <w:p>
-      <w:pPr>
-        <w:spacing w:after="160"/>
-        <w:rPr>
-          <w:color w:val="000000"/>
-          <w:sz w:val="28"/>
-          <w:szCs w:val="28"/>
-        </w:rPr>
-      </w:pPr>
-    </w:p>
-    <w:p>
-      <w:pPr>
-        <w:spacing w:after="160"/>
-        <w:jc w:val="center"/>
+      <w:r>
         <w:rPr>
           <w:color w:val="000000"/>
           <w:sz w:val="28"/>
           <w:szCs w:val="28"/>
           <w:lang w:val="en-US"/>
         </w:rPr>
-      </w:pPr>
-    </w:p>
-    <w:p>
-      <w:pPr>
-        <w:spacing w:after="160"/>
-        <w:jc w:val="center"/>
+        <w:t>Kyiv</w:t>
+      </w:r>
+      <w:r>
+        <w:rPr>
+          <w:color w:val="000000"/>
+          <w:sz w:val="28"/>
+          <w:szCs w:val="28"/>
+        </w:rPr>
+        <w:t xml:space="preserve"> – 202</w:t>
+      </w:r>
+      <w:r>
         <w:rPr>
           <w:color w:val="000000"/>
           <w:sz w:val="28"/>
           <w:szCs w:val="28"/>
           <w:lang w:val="uk-UA"/>
         </w:rPr>
-      </w:pPr>
-      <w:r>
-        <w:rPr>
-          <w:color w:val="000000"/>
-          <w:sz w:val="28"/>
-          <w:szCs w:val="28"/>
-          <w:lang w:val="en-US"/>
-        </w:rPr>
-        <w:t>Kyiv</w:t>
-      </w:r>
-      <w:r>
-        <w:rPr>
-          <w:color w:val="000000"/>
-          <w:sz w:val="28"/>
-          <w:szCs w:val="28"/>
-        </w:rPr>
-        <w:t xml:space="preserve"> – 202</w:t>
-      </w:r>
-      <w:r>
-        <w:rPr>
-          <w:color w:val="000000"/>
-          <w:sz w:val="28"/>
-          <w:szCs w:val="28"/>
-          <w:lang w:val="uk-UA"/>
-        </w:rPr>
         <w:t>6</w:t>
       </w:r>
-    </w:p>
-    <w:p>
-      <w:pPr>
-        <w:spacing w:after="160"/>
-        <w:rPr>
-          <w:color w:val="000000"/>
-          <w:sz w:val="28"/>
-          <w:szCs w:val="28"/>
-          <w:lang w:val="uk-UA"/>
-        </w:rPr>
-      </w:pPr>
+      <w:r>
+        <w:br w:type="page"/>
+      </w:r>
+    </w:p>
+    <w:p>
+      <w:pPr>
+        <w:pStyle w:val="Heading1"/>
+        <w:spacing w:line="360" w:lineRule="auto"/>
+        <w:rPr>
+          <w:rFonts w:ascii="Times New Roman" w:hAnsi="Times New Roman" w:cs="Times New Roman"/>
+        </w:rPr>
+      </w:pPr>
+      <w:r>
+        <w:rPr>
+          <w:rFonts w:ascii="Times New Roman" w:hAnsi="Times New Roman" w:cs="Times New Roman"/>
+        </w:rPr>
+        <w:lastRenderedPageBreak/>
+        <w:t>0</w:t>
+      </w:r>
+      <w:r>
+        <w:rPr>
+          <w:rFonts w:ascii="Times New Roman" w:hAnsi="Times New Roman" w:cs="Times New Roman"/>
+        </w:rPr>
+        <w:t xml:space="preserve">. </w:t>
+      </w:r>
+      <w:r>
+        <w:rPr>
+          <w:rFonts w:ascii="Times New Roman" w:hAnsi="Times New Roman" w:cs="Times New Roman"/>
+        </w:rPr>
+        <w:t>Repository</w:t>
+      </w:r>
+      <w:r>
+        <w:rPr>
+          <w:rFonts w:ascii="Times New Roman" w:hAnsi="Times New Roman" w:cs="Times New Roman"/>
+        </w:rPr>
+        <w:br/>
+      </w:r>
+      <w:hyperlink r:id="rId6" w:history="1">
+        <w:r>
+          <w:rPr>
+            <w:rStyle w:val="Hyperlink"/>
+            <w:rFonts w:ascii="Times New Roman" w:hAnsi="Times New Roman" w:cs="Times New Roman"/>
+            <w:sz w:val="24"/>
+            <w:szCs w:val="24"/>
+          </w:rPr>
+          <w:t>https://github.com/maksymkhodakov/DistributedSystemsAlgorithmsLab6</w:t>
+        </w:r>
+      </w:hyperlink>
+      <w:r>
+        <w:rPr>
+          <w:rFonts w:ascii="Times New Roman" w:hAnsi="Times New Roman" w:cs="Times New Roman"/>
+          <w:sz w:val="24"/>
+          <w:szCs w:val="24"/>
+        </w:rPr>
+        <w:br/>
+      </w:r>
+      <w:r>
+        <w:rPr>
+          <w:rFonts w:ascii="Times New Roman" w:hAnsi="Times New Roman" w:cs="Times New Roman"/>
+        </w:rPr>
+        <w:t>1. Introduction</w:t>
+      </w:r>
+    </w:p>
+    <w:p>
+      <w:pPr>
+        <w:spacing w:line="360" w:lineRule="auto"/>
+        <w:ind w:firstLine="720"/>
+        <w:jc w:val="both"/>
+      </w:pPr>
+      <w:r>
+        <w:t>The explosive growth of decentralised finance (DeFi) has created a pressing need for mechanisms that allow participants to exchange assets across different blockchain networks without relying on a trusted third party such as a centralised exchange. Centralised exchanges present well-known risks: single points of failure, custodial risk, regulatory exposure, and the inherent contradiction of introducing trust into a trustless ecosystem.</w:t>
+      </w:r>
+    </w:p>
+    <w:p>
+      <w:pPr>
+        <w:spacing w:line="360" w:lineRule="auto"/>
+        <w:ind w:firstLine="720"/>
+        <w:jc w:val="both"/>
+      </w:pPr>
+      <w:r>
+        <w:t>Atomic swaps address this problem by allowing two or more parties to exchange assets atomically — either every transfer completes, or none does. The protocol is enforced entirely by cryptographic contracts deployed on the respective blockchains; no intermediary holds funds at any point.</w:t>
+      </w:r>
+    </w:p>
+    <w:p>
+      <w:pPr>
+        <w:spacing w:line="360" w:lineRule="auto"/>
+        <w:ind w:firstLine="720"/>
+        <w:jc w:val="both"/>
+      </w:pPr>
+      <w:r>
+        <w:t>While the standard treatment of atomic swaps considers two parties exchanging assets on two chains, real-world scenarios frequently involve three or more participants. Consider the following situation: Alice holds ALT-coins and wants Carol's Cadillac token (CAD); Carol wants Bitcoin (BTC), not ALT-coins; Bob holds BTC and wants ALT-coins. No pairwise swap satisfies all three simultaneously — a three-party ring is required.</w:t>
+      </w:r>
+    </w:p>
+    <w:p>
+      <w:pPr>
+        <w:spacing w:line="360" w:lineRule="auto"/>
+        <w:ind w:firstLine="720"/>
+        <w:jc w:val="both"/>
+      </w:pPr>
+      <w:r>
+        <w:t>This laboratory work designs and implements a concurrent, generic 3-party atomic swap system based on Hash Time-Locked Contracts (HTLC). The implementation goes beyond a scripted simulation: each participant is an independent reactive agent that observes on-chain events and responds autonomously, mirroring real distributed-system behaviour.</w:t>
+      </w:r>
+    </w:p>
+    <w:p>
+      <w:pPr>
+        <w:pStyle w:val="Heading1"/>
+        <w:spacing w:line="360" w:lineRule="auto"/>
+        <w:rPr>
+          <w:rFonts w:ascii="Times New Roman" w:hAnsi="Times New Roman" w:cs="Times New Roman"/>
+        </w:rPr>
+      </w:pPr>
+      <w:r>
+        <w:rPr>
+          <w:rFonts w:ascii="Times New Roman" w:hAnsi="Times New Roman" w:cs="Times New Roman"/>
+        </w:rPr>
+        <w:t>2. Theoretical Background</w:t>
+      </w:r>
+    </w:p>
+    <w:p>
+      <w:pPr>
+        <w:pStyle w:val="Heading2"/>
+        <w:spacing w:line="360" w:lineRule="auto"/>
+        <w:rPr>
+          <w:rFonts w:ascii="Times New Roman" w:hAnsi="Times New Roman" w:cs="Times New Roman"/>
+        </w:rPr>
+      </w:pPr>
+      <w:r>
+        <w:rPr>
+          <w:rFonts w:ascii="Times New Roman" w:hAnsi="Times New Roman" w:cs="Times New Roman"/>
+        </w:rPr>
+        <w:t>2.1 Atomic Swaps</w:t>
+      </w:r>
+    </w:p>
+    <w:p>
+      <w:pPr>
+        <w:spacing w:line="360" w:lineRule="auto"/>
+        <w:jc w:val="both"/>
+      </w:pPr>
+      <w:r>
+        <w:t>An atomic swap is a cross-chain exchange protocol that guarantees atomicity: the complete success or complete failure of all involved transfers. The concept was first formalised by Tier Nolan in 2013 on the Bitcoin Talk forum and builds on the earlier notion of payment channels secured by hash pre-images.</w:t>
+      </w:r>
+    </w:p>
+    <w:p>
+      <w:pPr>
+        <w:spacing w:line="360" w:lineRule="auto"/>
+        <w:jc w:val="both"/>
+      </w:pPr>
+      <w:r>
+        <w:lastRenderedPageBreak/>
+        <w:t>Atomicity in distributed systems is one of the ACID properties traditionally associated with database transactions. In a blockchain context, achieving atomicity across independent ledgers without a coordinator requires cryptographic constructs that bind the transfers together through a shared secret.</w:t>
+      </w:r>
+    </w:p>
+    <w:p>
+      <w:pPr>
+        <w:spacing w:line="360" w:lineRule="auto"/>
+        <w:jc w:val="both"/>
+      </w:pPr>
+      <w:r>
+        <w:t>Formally, an atomic swap between party A (holding asset α) and party B (holding asset β) satisfies the following properties:</w:t>
+      </w:r>
+    </w:p>
+    <w:p>
+      <w:pPr>
+        <w:pStyle w:val="ListBullet"/>
+        <w:spacing w:line="360" w:lineRule="auto"/>
+        <w:rPr>
+          <w:rFonts w:ascii="Times New Roman" w:hAnsi="Times New Roman" w:cs="Times New Roman"/>
+        </w:rPr>
+      </w:pPr>
+      <w:r>
+        <w:rPr>
+          <w:rFonts w:ascii="Times New Roman" w:hAnsi="Times New Roman" w:cs="Times New Roman"/>
+        </w:rPr>
+        <w:t>Atomicity — either A receives β and B receives α, or neither transfer occurs.</w:t>
+      </w:r>
+    </w:p>
+    <w:p>
+      <w:pPr>
+        <w:pStyle w:val="ListBullet"/>
+        <w:spacing w:line="360" w:lineRule="auto"/>
+        <w:rPr>
+          <w:rFonts w:ascii="Times New Roman" w:hAnsi="Times New Roman" w:cs="Times New Roman"/>
+        </w:rPr>
+      </w:pPr>
+      <w:r>
+        <w:rPr>
+          <w:rFonts w:ascii="Times New Roman" w:hAnsi="Times New Roman" w:cs="Times New Roman"/>
+        </w:rPr>
+        <w:t>Decentralisation — no third party holds funds or mediates the exchange.</w:t>
+      </w:r>
+    </w:p>
+    <w:p>
+      <w:pPr>
+        <w:pStyle w:val="ListBullet"/>
+        <w:spacing w:line="360" w:lineRule="auto"/>
+        <w:rPr>
+          <w:rFonts w:ascii="Times New Roman" w:hAnsi="Times New Roman" w:cs="Times New Roman"/>
+        </w:rPr>
+      </w:pPr>
+      <w:r>
+        <w:rPr>
+          <w:rFonts w:ascii="Times New Roman" w:hAnsi="Times New Roman" w:cs="Times New Roman"/>
+        </w:rPr>
+        <w:t>Trustlessness — neither party needs to trust the other; the protocol enforces correct behaviour.</w:t>
+      </w:r>
+    </w:p>
+    <w:p>
+      <w:pPr>
+        <w:pStyle w:val="ListBullet"/>
+        <w:spacing w:line="360" w:lineRule="auto"/>
+        <w:rPr>
+          <w:rFonts w:ascii="Times New Roman" w:hAnsi="Times New Roman" w:cs="Times New Roman"/>
+        </w:rPr>
+      </w:pPr>
+      <w:r>
+        <w:rPr>
+          <w:rFonts w:ascii="Times New Roman" w:hAnsi="Times New Roman" w:cs="Times New Roman"/>
+        </w:rPr>
+        <w:t>Timeout safety — if any party becomes unresponsive, all funds are returned to their original owners after a finite waiting period.</w:t>
+      </w:r>
+    </w:p>
+    <w:p>
+      <w:pPr>
+        <w:pStyle w:val="Heading2"/>
+        <w:spacing w:line="360" w:lineRule="auto"/>
+        <w:rPr>
+          <w:rFonts w:ascii="Times New Roman" w:hAnsi="Times New Roman" w:cs="Times New Roman"/>
+        </w:rPr>
+      </w:pPr>
+      <w:r>
+        <w:rPr>
+          <w:rFonts w:ascii="Times New Roman" w:hAnsi="Times New Roman" w:cs="Times New Roman"/>
+        </w:rPr>
+        <w:t>2.2 Hash Time-Locked Contracts (HTLC)</w:t>
+      </w:r>
+    </w:p>
+    <w:p>
+      <w:pPr>
+        <w:spacing w:line="360" w:lineRule="auto"/>
+        <w:jc w:val="both"/>
+      </w:pPr>
+      <w:r>
+        <w:t>A Hash Time-Locked Contract is the fundamental building block of an atomic swap. An HTLC is a smart contract (or a Bitcoin Script) that locks a quantity of funds and releases them under exactly one of two conditions:</w:t>
+      </w:r>
+    </w:p>
+    <w:p>
+      <w:pPr>
+        <w:pStyle w:val="ListNumber"/>
+        <w:numPr>
+          <w:ilvl w:val="0"/>
+          <w:numId w:val="25"/>
+        </w:numPr>
+        <w:spacing w:line="360" w:lineRule="auto"/>
+        <w:rPr>
+          <w:rFonts w:ascii="Times New Roman" w:hAnsi="Times New Roman" w:cs="Times New Roman"/>
+        </w:rPr>
+      </w:pPr>
+      <w:r>
+        <w:rPr>
+          <w:rFonts w:ascii="Times New Roman" w:hAnsi="Times New Roman" w:cs="Times New Roman"/>
+        </w:rPr>
+        <w:t>Redeem path — within the time deadline, the recipient presents a secret preimage S such that SHA-256(S) equals the hash H(S) stored in the contract. The funds transfer to the recipient.</w:t>
+      </w:r>
+    </w:p>
+    <w:p>
+      <w:pPr>
+        <w:pStyle w:val="ListNumber"/>
+        <w:numPr>
+          <w:ilvl w:val="0"/>
+          <w:numId w:val="25"/>
+        </w:numPr>
+        <w:spacing w:line="360" w:lineRule="auto"/>
+        <w:rPr>
+          <w:rFonts w:ascii="Times New Roman" w:hAnsi="Times New Roman" w:cs="Times New Roman"/>
+        </w:rPr>
+      </w:pPr>
+      <w:r>
+        <w:rPr>
+          <w:rFonts w:ascii="Times New Roman" w:hAnsi="Times New Roman" w:cs="Times New Roman"/>
+        </w:rPr>
+        <w:t>Refund path — the deadline (timelock) passes without a valid preimage being presented. The funds return to the sender.</w:t>
+      </w:r>
+    </w:p>
+    <w:p>
+      <w:pPr>
+        <w:spacing w:line="360" w:lineRule="auto"/>
+        <w:jc w:val="both"/>
+      </w:pPr>
+      <w:r>
+        <w:t>An HTLC is parameterised by four values:</w:t>
+      </w:r>
+    </w:p>
+    <w:p>
+      <w:pPr>
+        <w:pStyle w:val="ListBullet"/>
+        <w:spacing w:line="360" w:lineRule="auto"/>
+        <w:rPr>
+          <w:rFonts w:ascii="Times New Roman" w:hAnsi="Times New Roman" w:cs="Times New Roman"/>
+        </w:rPr>
+      </w:pPr>
+      <w:r>
+        <w:rPr>
+          <w:rFonts w:ascii="Times New Roman" w:hAnsi="Times New Roman" w:cs="Times New Roman"/>
+        </w:rPr>
+        <w:t>hashLock — H(S) = SHA-256(S). Public and visible on the blockchain.</w:t>
+      </w:r>
+    </w:p>
+    <w:p>
+      <w:pPr>
+        <w:pStyle w:val="ListBullet"/>
+        <w:spacing w:line="360" w:lineRule="auto"/>
+        <w:rPr>
+          <w:rFonts w:ascii="Times New Roman" w:hAnsi="Times New Roman" w:cs="Times New Roman"/>
+        </w:rPr>
+      </w:pPr>
+      <w:r>
+        <w:rPr>
+          <w:rFonts w:ascii="Times New Roman" w:hAnsi="Times New Roman" w:cs="Times New Roman"/>
+        </w:rPr>
+        <w:t>timeLock — a Unix timestamp or block height after which the refund path becomes available.</w:t>
+      </w:r>
+    </w:p>
+    <w:p>
+      <w:pPr>
+        <w:pStyle w:val="ListBullet"/>
+        <w:spacing w:line="360" w:lineRule="auto"/>
+        <w:rPr>
+          <w:rFonts w:ascii="Times New Roman" w:hAnsi="Times New Roman" w:cs="Times New Roman"/>
+        </w:rPr>
+      </w:pPr>
+      <w:r>
+        <w:rPr>
+          <w:rFonts w:ascii="Times New Roman" w:hAnsi="Times New Roman" w:cs="Times New Roman"/>
+        </w:rPr>
+        <w:t>amount — the quantity of the native currency locked in the contract.</w:t>
+      </w:r>
+    </w:p>
+    <w:p>
+      <w:pPr>
+        <w:pStyle w:val="ListBullet"/>
+        <w:spacing w:line="360" w:lineRule="auto"/>
+        <w:rPr>
+          <w:rFonts w:ascii="Times New Roman" w:hAnsi="Times New Roman" w:cs="Times New Roman"/>
+        </w:rPr>
+      </w:pPr>
+      <w:r>
+        <w:rPr>
+          <w:rFonts w:ascii="Times New Roman" w:hAnsi="Times New Roman" w:cs="Times New Roman"/>
+        </w:rPr>
+        <w:t>recipient — the address that may claim the funds by revealing S.</w:t>
+      </w:r>
+    </w:p>
+    <w:p>
+      <w:pPr>
+        <w:spacing w:line="360" w:lineRule="auto"/>
+        <w:jc w:val="both"/>
+      </w:pPr>
+      <w:r>
+        <w:t>The security of HTLC rests on two cryptographic properties of SHA-256: pre-image resistance (given H(S) it is computationally infeasible to find S) and collision resistance (it is infeasible to find two distinct values with the same hash). These properties ensure that only the holder of S can satisfy the hashLock.</w:t>
+      </w:r>
+    </w:p>
+    <w:p>
+      <w:pPr>
+        <w:pStyle w:val="Heading2"/>
+        <w:spacing w:line="360" w:lineRule="auto"/>
+        <w:rPr>
+          <w:rFonts w:ascii="Times New Roman" w:hAnsi="Times New Roman" w:cs="Times New Roman"/>
+        </w:rPr>
+      </w:pPr>
+      <w:r>
+        <w:rPr>
+          <w:rFonts w:ascii="Times New Roman" w:hAnsi="Times New Roman" w:cs="Times New Roman"/>
+        </w:rPr>
+        <w:lastRenderedPageBreak/>
+        <w:t>2.3 The 3-Party Ring Swap Problem</w:t>
+      </w:r>
+    </w:p>
+    <w:p>
+      <w:pPr>
+        <w:spacing w:line="360" w:lineRule="auto"/>
+        <w:jc w:val="both"/>
+      </w:pPr>
+      <w:r>
+        <w:t>A 3-party ring swap generalises the standard 2-party swap to three participants who collectively form a directed ring of desired exchanges:</w:t>
+      </w:r>
+    </w:p>
+    <w:p>
+      <w:pPr>
+        <w:shd w:val="clear" w:color="auto" w:fill="F2F2F2"/>
+        <w:spacing w:line="360" w:lineRule="auto"/>
+      </w:pPr>
+      <w:r>
+        <w:rPr>
+          <w:color w:val="202020"/>
+          <w:sz w:val="18"/>
+        </w:rPr>
+        <w:t xml:space="preserve">  Alice  ──( ALT )──</w:t>
+      </w:r>
+      <w:r>
+        <w:rPr>
+          <w:rFonts w:ascii="Apple Color Emoji" w:hAnsi="Apple Color Emoji" w:cs="Apple Color Emoji"/>
+          <w:color w:val="202020"/>
+          <w:sz w:val="18"/>
+        </w:rPr>
+        <w:t>▶</w:t>
+      </w:r>
+      <w:r>
+        <w:rPr>
+          <w:color w:val="202020"/>
+          <w:sz w:val="18"/>
+        </w:rPr>
+        <w:t xml:space="preserve">  Bob</w:t>
+      </w:r>
+      <w:r>
+        <w:rPr>
+          <w:color w:val="202020"/>
+          <w:sz w:val="18"/>
+        </w:rPr>
+        <w:br/>
+        <w:t xml:space="preserve">  Bob    ──( BTC )──</w:t>
+      </w:r>
+      <w:r>
+        <w:rPr>
+          <w:rFonts w:ascii="Apple Color Emoji" w:hAnsi="Apple Color Emoji" w:cs="Apple Color Emoji"/>
+          <w:color w:val="202020"/>
+          <w:sz w:val="18"/>
+        </w:rPr>
+        <w:t>▶</w:t>
+      </w:r>
+      <w:r>
+        <w:rPr>
+          <w:color w:val="202020"/>
+          <w:sz w:val="18"/>
+        </w:rPr>
+        <w:t xml:space="preserve">  Carol</w:t>
+      </w:r>
+      <w:r>
+        <w:rPr>
+          <w:color w:val="202020"/>
+          <w:sz w:val="18"/>
+        </w:rPr>
+        <w:br/>
+        <w:t xml:space="preserve">  Carol  ──( CAD )──</w:t>
+      </w:r>
+      <w:r>
+        <w:rPr>
+          <w:rFonts w:ascii="Apple Color Emoji" w:hAnsi="Apple Color Emoji" w:cs="Apple Color Emoji"/>
+          <w:color w:val="202020"/>
+          <w:sz w:val="18"/>
+        </w:rPr>
+        <w:t>▶</w:t>
+      </w:r>
+      <w:r>
+        <w:rPr>
+          <w:color w:val="202020"/>
+          <w:sz w:val="18"/>
+        </w:rPr>
+        <w:t xml:space="preserve">  Alice</w:t>
+      </w:r>
+    </w:p>
+    <w:p>
+      <w:pPr>
+        <w:spacing w:line="360" w:lineRule="auto"/>
+        <w:jc w:val="both"/>
+      </w:pPr>
+      <w:r>
+        <w:t>The challenge is that no single pairwise exchange satisfies all parties, yet a simultaneous three-way exchange must remain atomic: Alice should not give up her ALT unless she receives CAD, and similarly for Bob and Carol.</w:t>
+      </w:r>
+    </w:p>
+    <w:p>
+      <w:pPr>
+        <w:spacing w:line="360" w:lineRule="auto"/>
+        <w:jc w:val="both"/>
+      </w:pPr>
+      <w:r>
+        <w:t>The solution uses three HTLCs that all share the same hashLock H(S). Since every contract requires the same secret S to be redeemed, the act of revealing S on one blockchain necessarily enables the redemption of all other contracts. Crucially, the party who generates S (the initiator, Alice) cannot profit from withholding it after Phase 1: if she never reveals S, all contracts time out and every party recovers their funds.</w:t>
+      </w:r>
+    </w:p>
+    <w:p>
+      <w:pPr>
+        <w:pStyle w:val="Heading2"/>
+        <w:spacing w:line="360" w:lineRule="auto"/>
+        <w:rPr>
+          <w:rFonts w:ascii="Times New Roman" w:hAnsi="Times New Roman" w:cs="Times New Roman"/>
+        </w:rPr>
+      </w:pPr>
+      <w:r>
+        <w:rPr>
+          <w:rFonts w:ascii="Times New Roman" w:hAnsi="Times New Roman" w:cs="Times New Roman"/>
+        </w:rPr>
+        <w:t>2.4 Timelock Ordering and Security</w:t>
+      </w:r>
+    </w:p>
+    <w:p>
+      <w:pPr>
+        <w:spacing w:line="360" w:lineRule="auto"/>
+        <w:jc w:val="both"/>
+      </w:pPr>
+      <w:r>
+        <w:t>A critical protocol invariant is that the timelocks must be strictly decreasing along the ring in the direction opposite to the secret propagation:</w:t>
+      </w:r>
+    </w:p>
+    <w:p>
+      <w:pPr>
+        <w:shd w:val="clear" w:color="auto" w:fill="F2F2F2"/>
+        <w:spacing w:line="360" w:lineRule="auto"/>
+      </w:pPr>
+      <w:r>
+        <w:rPr>
+          <w:color w:val="202020"/>
+          <w:sz w:val="18"/>
+        </w:rPr>
+        <w:t xml:space="preserve">  T1 (Contract A→B)  &gt;  T2 (Contract B→C)  &gt;  T3 (Contract C→A)</w:t>
+      </w:r>
+    </w:p>
+    <w:p>
+      <w:pPr>
+        <w:spacing w:line="360" w:lineRule="auto"/>
+        <w:jc w:val="both"/>
+      </w:pPr>
+      <w:r>
+        <w:t>This ordering ensures that after Alice reveals S by redeeming Contract C→A, every downstream party has sufficient time to use S before their own contracts expire:</w:t>
+      </w:r>
+    </w:p>
+    <w:p>
+      <w:pPr>
+        <w:pStyle w:val="ListBullet"/>
+        <w:spacing w:line="360" w:lineRule="auto"/>
+        <w:rPr>
+          <w:rFonts w:ascii="Times New Roman" w:hAnsi="Times New Roman" w:cs="Times New Roman"/>
+        </w:rPr>
+      </w:pPr>
+      <w:r>
+        <w:rPr>
+          <w:rFonts w:ascii="Times New Roman" w:hAnsi="Times New Roman" w:cs="Times New Roman"/>
+        </w:rPr>
+        <w:t>Alice must redeem Contract C→A before T3 expires.</w:t>
+      </w:r>
+    </w:p>
+    <w:p>
+      <w:pPr>
+        <w:pStyle w:val="ListBullet"/>
+        <w:spacing w:line="360" w:lineRule="auto"/>
+        <w:rPr>
+          <w:rFonts w:ascii="Times New Roman" w:hAnsi="Times New Roman" w:cs="Times New Roman"/>
+        </w:rPr>
+      </w:pPr>
+      <w:r>
+        <w:rPr>
+          <w:rFonts w:ascii="Times New Roman" w:hAnsi="Times New Roman" w:cs="Times New Roman"/>
+        </w:rPr>
+        <w:t>After Alice redeems, Carol has (T2 − T3) seconds to use S and redeem Contract B→C.</w:t>
+      </w:r>
+    </w:p>
+    <w:p>
+      <w:pPr>
+        <w:pStyle w:val="ListBullet"/>
+        <w:spacing w:line="360" w:lineRule="auto"/>
+        <w:rPr>
+          <w:rFonts w:ascii="Times New Roman" w:hAnsi="Times New Roman" w:cs="Times New Roman"/>
+        </w:rPr>
+      </w:pPr>
+      <w:r>
+        <w:rPr>
+          <w:rFonts w:ascii="Times New Roman" w:hAnsi="Times New Roman" w:cs="Times New Roman"/>
+        </w:rPr>
+        <w:t>After Carol redeems, Bob has (T1 − T2) seconds to use S and redeem Contract A→B.</w:t>
+      </w:r>
+    </w:p>
+    <w:p>
+      <w:pPr>
+        <w:spacing w:line="360" w:lineRule="auto"/>
+        <w:jc w:val="both"/>
+      </w:pPr>
+      <w:r>
+        <w:t>If the timelocks were equal or increasing, an adversarial Alice could allow Contract C→A to expire (getting back no funds), reveal S to Carol, and then both Carol and Bob redeem — but Alice would have lost nothing. Strictly decreasing timelocks close this attack vector.</w:t>
+      </w:r>
+    </w:p>
+    <w:p>
+      <w:pPr>
+        <w:spacing w:line="360" w:lineRule="auto"/>
+        <w:jc w:val="both"/>
+      </w:pPr>
+      <w:r>
+        <w:t>In production deployments, timelocks are set in hours or days rather than seconds: a typical Bitcoin atomic swap uses T1 = 48h, T2 = 24h, T3 = 12h to account for block confirmation times and network latency. In this laboratory implementation, demonstration values of T1 = 30s, T2 = 20s, T3 = 10s are used.</w:t>
+      </w:r>
+    </w:p>
+    <w:p>
+      <w:pPr>
+        <w:pStyle w:val="Heading2"/>
+        <w:spacing w:line="360" w:lineRule="auto"/>
+        <w:rPr>
+          <w:rFonts w:ascii="Times New Roman" w:hAnsi="Times New Roman" w:cs="Times New Roman"/>
+        </w:rPr>
+      </w:pPr>
+      <w:r>
+        <w:rPr>
+          <w:rFonts w:ascii="Times New Roman" w:hAnsi="Times New Roman" w:cs="Times New Roman"/>
+        </w:rPr>
+        <w:lastRenderedPageBreak/>
+        <w:t>2.5 SHA-256 and Cryptographic Security</w:t>
+      </w:r>
+    </w:p>
+    <w:p>
+      <w:pPr>
+        <w:spacing w:line="360" w:lineRule="auto"/>
+        <w:jc w:val="both"/>
+      </w:pPr>
+      <w:r>
+        <w:t>The protocol relies entirely on the one-way property of SHA-256. The secret S is a 256-bit (32-byte) value drawn uniformly at random from {0,1}^256. The probability of an adversary guessing S by brute force is 2^−256 ≈ 8.6 × 10^−78, which is computationally negligible. SHA-256 is standardised by NIST (FIPS PUB 180-4) and is the hash function used in Bitcoin's HTLC implementation (OP_SHA256 / OP_HASH256).</w:t>
+      </w:r>
+    </w:p>
+    <w:p>
+      <w:pPr>
+        <w:spacing w:line="360" w:lineRule="auto"/>
+        <w:jc w:val="both"/>
+      </w:pPr>
+      <w:r>
+        <w:t>The hashLock H(S) is public information embedded in all three contracts. Observers on any of the three blockchains can verify that all contracts share the same hashLock, confirming that the same secret S will unlock all of them.</w:t>
+      </w:r>
+    </w:p>
+    <w:p>
+      <w:pPr>
+        <w:pStyle w:val="Heading1"/>
+        <w:spacing w:line="360" w:lineRule="auto"/>
+        <w:rPr>
+          <w:rFonts w:ascii="Times New Roman" w:hAnsi="Times New Roman" w:cs="Times New Roman"/>
+        </w:rPr>
+      </w:pPr>
+      <w:r>
+        <w:rPr>
+          <w:rFonts w:ascii="Times New Roman" w:hAnsi="Times New Roman" w:cs="Times New Roman"/>
+        </w:rPr>
+        <w:t>3. Protocol Algorithm</w:t>
+      </w:r>
+    </w:p>
+    <w:p>
+      <w:pPr>
+        <w:pStyle w:val="Heading2"/>
+        <w:spacing w:line="360" w:lineRule="auto"/>
+        <w:rPr>
+          <w:rFonts w:ascii="Times New Roman" w:hAnsi="Times New Roman" w:cs="Times New Roman"/>
+        </w:rPr>
+      </w:pPr>
+      <w:r>
+        <w:rPr>
+          <w:rFonts w:ascii="Times New Roman" w:hAnsi="Times New Roman" w:cs="Times New Roman"/>
+        </w:rPr>
+        <w:t>3.1 Phase 1 — Setup (Lock)</w:t>
+      </w:r>
+    </w:p>
+    <w:p>
+      <w:pPr>
+        <w:spacing w:line="360" w:lineRule="auto"/>
+        <w:jc w:val="both"/>
+      </w:pPr>
+      <w:r>
+        <w:t>In Phase 1 all three parties deploy their HTLC contracts. The order must be strictly respected to guarantee that each party can verify the contracts of the parties ahead of them before committing their own funds.</w:t>
+      </w:r>
+    </w:p>
+    <w:p>
+      <w:pPr>
+        <w:pStyle w:val="ListNumber"/>
+        <w:numPr>
+          <w:ilvl w:val="0"/>
+          <w:numId w:val="26"/>
+        </w:numPr>
+        <w:spacing w:line="360" w:lineRule="auto"/>
+        <w:rPr>
+          <w:rFonts w:ascii="Times New Roman" w:hAnsi="Times New Roman" w:cs="Times New Roman"/>
+        </w:rPr>
+      </w:pPr>
+      <w:r>
+        <w:rPr>
+          <w:rFonts w:ascii="Times New Roman" w:hAnsi="Times New Roman" w:cs="Times New Roman"/>
+        </w:rPr>
+        <w:t xml:space="preserve">Alice generates secret S </w:t>
+      </w:r>
+      <w:r>
+        <w:rPr>
+          <w:rFonts w:ascii="Cambria Math" w:hAnsi="Cambria Math" w:cs="Cambria Math"/>
+        </w:rPr>
+        <w:t>∈</w:t>
+      </w:r>
+      <w:r>
+        <w:rPr>
+          <w:rFonts w:ascii="Times New Roman" w:hAnsi="Times New Roman" w:cs="Times New Roman"/>
+        </w:rPr>
+        <w:t xml:space="preserve"> {0,1}^256 uniformly at random using a cryptographically secure pseudo-random number generator (CSPRNG). She computes H(S) = SHA-256(S).</w:t>
+      </w:r>
+    </w:p>
+    <w:p>
+      <w:pPr>
+        <w:pStyle w:val="ListNumber"/>
+        <w:numPr>
+          <w:ilvl w:val="0"/>
+          <w:numId w:val="26"/>
+        </w:numPr>
+        <w:spacing w:line="360" w:lineRule="auto"/>
+        <w:rPr>
+          <w:rFonts w:ascii="Times New Roman" w:hAnsi="Times New Roman" w:cs="Times New Roman"/>
+        </w:rPr>
+      </w:pPr>
+      <w:r>
+        <w:rPr>
+          <w:rFonts w:ascii="Times New Roman" w:hAnsi="Times New Roman" w:cs="Times New Roman"/>
+        </w:rPr>
+        <w:t>Alice deploys Contract_A→B on the ALT blockchain: locks amount_A of ALT, sets hashLock = H(S), recipient = Bob, timeLock = T1.</w:t>
+      </w:r>
+    </w:p>
+    <w:p>
+      <w:pPr>
+        <w:pStyle w:val="ListNumber"/>
+        <w:numPr>
+          <w:ilvl w:val="0"/>
+          <w:numId w:val="26"/>
+        </w:numPr>
+        <w:spacing w:line="360" w:lineRule="auto"/>
+        <w:rPr>
+          <w:rFonts w:ascii="Times New Roman" w:hAnsi="Times New Roman" w:cs="Times New Roman"/>
+        </w:rPr>
+      </w:pPr>
+      <w:r>
+        <w:rPr>
+          <w:rFonts w:ascii="Times New Roman" w:hAnsi="Times New Roman" w:cs="Times New Roman"/>
+        </w:rPr>
+        <w:t>Bob inspects Contract_A→B on the ALT chain. He verifies the hashLock, amount, recipient, and that T1 is sufficiently large. He deploys Contract_B→C on the BTC blockchain: locks amount_B of BTC, sets hashLock = H(S) (same value), recipient = Carol, timeLock = T2 &lt; T1.</w:t>
+      </w:r>
+    </w:p>
+    <w:p>
+      <w:pPr>
+        <w:pStyle w:val="ListNumber"/>
+        <w:numPr>
+          <w:ilvl w:val="0"/>
+          <w:numId w:val="26"/>
+        </w:numPr>
+        <w:spacing w:line="360" w:lineRule="auto"/>
+        <w:rPr>
+          <w:rFonts w:ascii="Times New Roman" w:hAnsi="Times New Roman" w:cs="Times New Roman"/>
+        </w:rPr>
+      </w:pPr>
+      <w:r>
+        <w:rPr>
+          <w:rFonts w:ascii="Times New Roman" w:hAnsi="Times New Roman" w:cs="Times New Roman"/>
+        </w:rPr>
+        <w:t>Carol inspects Contract_A→B and Contract_B→C. She verifies that both use the same hashLock. She deploys Contract_C→A on the CAD blockchain: locks amount_C of CAD, sets hashLock = H(S), recipient = Alice, timeLock = T3 &lt; T2.</w:t>
+      </w:r>
+    </w:p>
+    <w:p>
+      <w:pPr>
+        <w:spacing w:line="360" w:lineRule="auto"/>
+        <w:jc w:val="both"/>
+      </w:pPr>
+      <w:r>
+        <w:t>After Step 4, Phase 1 is complete. All funds are locked; no party can retrieve them without either presenting S or waiting for their respective timelock to expire.</w:t>
+      </w:r>
+    </w:p>
+    <w:p>
+      <w:pPr>
+        <w:pStyle w:val="Heading2"/>
+        <w:spacing w:line="360" w:lineRule="auto"/>
+        <w:rPr>
+          <w:rFonts w:ascii="Times New Roman" w:hAnsi="Times New Roman" w:cs="Times New Roman"/>
+        </w:rPr>
+      </w:pPr>
+      <w:r>
+        <w:rPr>
+          <w:rFonts w:ascii="Times New Roman" w:hAnsi="Times New Roman" w:cs="Times New Roman"/>
+        </w:rPr>
+        <w:t>3.2 Phase 2a — Happy Path (Redeem)</w:t>
+      </w:r>
+    </w:p>
+    <w:p>
+      <w:pPr>
+        <w:spacing w:line="360" w:lineRule="auto"/>
+        <w:jc w:val="both"/>
+      </w:pPr>
+      <w:r>
+        <w:t>In the happy path all parties are honest and responsive:</w:t>
+      </w:r>
+    </w:p>
+    <w:p>
+      <w:pPr>
+        <w:pStyle w:val="ListNumber"/>
+        <w:numPr>
+          <w:ilvl w:val="0"/>
+          <w:numId w:val="27"/>
+        </w:numPr>
+        <w:spacing w:line="360" w:lineRule="auto"/>
+        <w:rPr>
+          <w:rFonts w:ascii="Times New Roman" w:hAnsi="Times New Roman" w:cs="Times New Roman"/>
+        </w:rPr>
+      </w:pPr>
+      <w:r>
+        <w:rPr>
+          <w:rFonts w:ascii="Times New Roman" w:hAnsi="Times New Roman" w:cs="Times New Roman"/>
+        </w:rPr>
+        <w:lastRenderedPageBreak/>
+        <w:t>Alice sees Contract_C→A on the CAD chain. She calls redeem(S), which verifies SHA-256(S) == H(S), transitions the contract to REDEEMED, and transfers amount_C of CAD to Alice. S is now publicly visible in the transaction data on the CAD blockchain.</w:t>
+      </w:r>
+    </w:p>
+    <w:p>
+      <w:pPr>
+        <w:pStyle w:val="ListNumber"/>
+        <w:numPr>
+          <w:ilvl w:val="0"/>
+          <w:numId w:val="27"/>
+        </w:numPr>
+        <w:spacing w:line="360" w:lineRule="auto"/>
+        <w:rPr>
+          <w:rFonts w:ascii="Times New Roman" w:hAnsi="Times New Roman" w:cs="Times New Roman"/>
+        </w:rPr>
+      </w:pPr>
+      <w:r>
+        <w:rPr>
+          <w:rFonts w:ascii="Times New Roman" w:hAnsi="Times New Roman" w:cs="Times New Roman"/>
+        </w:rPr>
+        <w:t>Carol observes the redemption transaction on the CAD chain and reads S. She calls redeem(S) on Contract_B→C on the BTC chain. BTC is transferred to Carol. S is confirmed again on the BTC blockchain.</w:t>
+      </w:r>
+    </w:p>
+    <w:p>
+      <w:pPr>
+        <w:pStyle w:val="ListNumber"/>
+        <w:numPr>
+          <w:ilvl w:val="0"/>
+          <w:numId w:val="27"/>
+        </w:numPr>
+        <w:spacing w:line="360" w:lineRule="auto"/>
+        <w:rPr>
+          <w:rFonts w:ascii="Times New Roman" w:hAnsi="Times New Roman" w:cs="Times New Roman"/>
+        </w:rPr>
+      </w:pPr>
+      <w:r>
+        <w:rPr>
+          <w:rFonts w:ascii="Times New Roman" w:hAnsi="Times New Roman" w:cs="Times New Roman"/>
+        </w:rPr>
+        <w:t>Bob observes S on the BTC chain. He calls redeem(S) on Contract_A→B on the ALT chain. ALT is transferred to Bob.</w:t>
+      </w:r>
+    </w:p>
+    <w:p>
+      <w:pPr>
+        <w:spacing w:line="360" w:lineRule="auto"/>
+        <w:jc w:val="both"/>
+      </w:pPr>
+      <w:r>
+        <w:t>Result: Alice holds +CAD −ALT, Bob holds +ALT −BTC, Carol holds +BTC −CAD. Every party received exactly the asset they wanted.</w:t>
+      </w:r>
+    </w:p>
+    <w:p>
+      <w:pPr>
+        <w:pStyle w:val="Heading2"/>
+        <w:spacing w:line="360" w:lineRule="auto"/>
+        <w:rPr>
+          <w:rFonts w:ascii="Times New Roman" w:hAnsi="Times New Roman" w:cs="Times New Roman"/>
+        </w:rPr>
+      </w:pPr>
+      <w:r>
+        <w:rPr>
+          <w:rFonts w:ascii="Times New Roman" w:hAnsi="Times New Roman" w:cs="Times New Roman"/>
+        </w:rPr>
+        <w:t>3.3 Phase 2b — Timeout Path (Refund)</w:t>
+      </w:r>
+    </w:p>
+    <w:p>
+      <w:pPr>
+        <w:spacing w:line="360" w:lineRule="auto"/>
+        <w:jc w:val="both"/>
+      </w:pPr>
+      <w:r>
+        <w:t>If Alice goes silent after Phase 1 and never reveals S:</w:t>
+      </w:r>
+    </w:p>
+    <w:p>
+      <w:pPr>
+        <w:pStyle w:val="ListNumber"/>
+        <w:numPr>
+          <w:ilvl w:val="0"/>
+          <w:numId w:val="28"/>
+        </w:numPr>
+        <w:spacing w:line="360" w:lineRule="auto"/>
+        <w:rPr>
+          <w:rFonts w:ascii="Times New Roman" w:hAnsi="Times New Roman" w:cs="Times New Roman"/>
+        </w:rPr>
+      </w:pPr>
+      <w:r>
+        <w:rPr>
+          <w:rFonts w:ascii="Times New Roman" w:hAnsi="Times New Roman" w:cs="Times New Roman"/>
+        </w:rPr>
+        <w:t>T3 expires. Carol calls refund() on Contract_C→A. The contract verifies that the timelock has elapsed and that the contract is still PENDING. CAD is returned to Carol.</w:t>
+      </w:r>
+    </w:p>
+    <w:p>
+      <w:pPr>
+        <w:pStyle w:val="ListNumber"/>
+        <w:numPr>
+          <w:ilvl w:val="0"/>
+          <w:numId w:val="28"/>
+        </w:numPr>
+        <w:spacing w:line="360" w:lineRule="auto"/>
+        <w:rPr>
+          <w:rFonts w:ascii="Times New Roman" w:hAnsi="Times New Roman" w:cs="Times New Roman"/>
+        </w:rPr>
+      </w:pPr>
+      <w:r>
+        <w:rPr>
+          <w:rFonts w:ascii="Times New Roman" w:hAnsi="Times New Roman" w:cs="Times New Roman"/>
+        </w:rPr>
+        <w:t>T2 expires. Bob calls refund() on Contract_B→C. BTC is returned to Bob.</w:t>
+      </w:r>
+    </w:p>
+    <w:p>
+      <w:pPr>
+        <w:pStyle w:val="ListNumber"/>
+        <w:numPr>
+          <w:ilvl w:val="0"/>
+          <w:numId w:val="28"/>
+        </w:numPr>
+        <w:spacing w:line="360" w:lineRule="auto"/>
+        <w:rPr>
+          <w:rFonts w:ascii="Times New Roman" w:hAnsi="Times New Roman" w:cs="Times New Roman"/>
+        </w:rPr>
+      </w:pPr>
+      <w:r>
+        <w:rPr>
+          <w:rFonts w:ascii="Times New Roman" w:hAnsi="Times New Roman" w:cs="Times New Roman"/>
+        </w:rPr>
+        <w:t>T1 expires. Alice calls refund() on Contract_A→B. ALT is returned to Alice.</w:t>
+      </w:r>
+    </w:p>
+    <w:p>
+      <w:pPr>
+        <w:spacing w:line="360" w:lineRule="auto"/>
+        <w:jc w:val="both"/>
+      </w:pPr>
+      <w:r>
+        <w:t>Result: every party holds the same assets they started with. The atomicity guarantee is preserved — nobody gains or loses anything.</w:t>
+      </w:r>
+    </w:p>
+    <w:p>
+      <w:pPr>
+        <w:spacing w:line="360" w:lineRule="auto"/>
+        <w:jc w:val="both"/>
+      </w:pPr>
+      <w:r>
+        <w:t>Note that the refunds are processed in reverse timelock order (T3 first, T1 last). This is safe because by the time Bob and Alice attempt refunds, the earlier contracts have already been secured, preventing any cascaded exposure.</w:t>
+      </w:r>
+    </w:p>
+    <w:p>
+      <w:pPr>
+        <w:pStyle w:val="Heading2"/>
+        <w:spacing w:line="360" w:lineRule="auto"/>
+        <w:rPr>
+          <w:rFonts w:ascii="Times New Roman" w:hAnsi="Times New Roman" w:cs="Times New Roman"/>
+        </w:rPr>
+      </w:pPr>
+      <w:r>
+        <w:rPr>
+          <w:rFonts w:ascii="Times New Roman" w:hAnsi="Times New Roman" w:cs="Times New Roman"/>
+        </w:rPr>
+        <w:t>3.4 Algorithm Pseudocode</w:t>
+      </w:r>
+    </w:p>
+    <w:p>
+      <w:pPr>
+        <w:shd w:val="clear" w:color="auto" w:fill="F2F2F2"/>
+        <w:spacing w:line="360" w:lineRule="auto"/>
+      </w:pPr>
+      <w:r>
+        <w:rPr>
+          <w:color w:val="202020"/>
+          <w:sz w:val="18"/>
+        </w:rPr>
+        <w:t>PHASE 1 — SETUP</w:t>
+      </w:r>
+      <w:r>
+        <w:rPr>
+          <w:color w:val="202020"/>
+          <w:sz w:val="18"/>
+        </w:rPr>
+        <w:br/>
+        <w:t xml:space="preserve">  Alice:</w:t>
+      </w:r>
+      <w:r>
+        <w:rPr>
+          <w:color w:val="202020"/>
+          <w:sz w:val="18"/>
+        </w:rPr>
+        <w:br/>
+        <w:t xml:space="preserve">    S ← CSPRNG(256 bits)</w:t>
+      </w:r>
+      <w:r>
+        <w:rPr>
+          <w:color w:val="202020"/>
+          <w:sz w:val="18"/>
+        </w:rPr>
+        <w:br/>
+        <w:t xml:space="preserve">    H ← SHA-256(S)</w:t>
+      </w:r>
+      <w:r>
+        <w:rPr>
+          <w:color w:val="202020"/>
+          <w:sz w:val="18"/>
+        </w:rPr>
+        <w:br/>
+        <w:t xml:space="preserve">    deploy HTLC_AB(hashLock=H, recipient=Bob, timelock=T1, amount=a_A)</w:t>
+      </w:r>
+      <w:r>
+        <w:rPr>
+          <w:color w:val="202020"/>
+          <w:sz w:val="18"/>
+        </w:rPr>
+        <w:br/>
+      </w:r>
+      <w:r>
+        <w:rPr>
+          <w:color w:val="202020"/>
+          <w:sz w:val="18"/>
+        </w:rPr>
+        <w:br/>
+        <w:t xml:space="preserve">  Bob (on observing HTLC_AB with H, recipient=Bob, T1 large enough):</w:t>
+      </w:r>
+      <w:r>
+        <w:rPr>
+          <w:color w:val="202020"/>
+          <w:sz w:val="18"/>
+        </w:rPr>
+        <w:br/>
+        <w:t xml:space="preserve">    deploy HTLC_BC(hashLock=H, recipient=Carol, timelock=T2, amount=a_B)</w:t>
+      </w:r>
+      <w:r>
+        <w:rPr>
+          <w:color w:val="202020"/>
+          <w:sz w:val="18"/>
+        </w:rPr>
+        <w:br/>
+      </w:r>
+      <w:r>
+        <w:rPr>
+          <w:color w:val="202020"/>
+          <w:sz w:val="18"/>
+        </w:rPr>
+        <w:br/>
+        <w:t xml:space="preserve">  Carol (on observing HTLC_AB and HTLC_BC with same H):</w:t>
+      </w:r>
+      <w:r>
+        <w:rPr>
+          <w:color w:val="202020"/>
+          <w:sz w:val="18"/>
+        </w:rPr>
+        <w:br/>
+      </w:r>
+      <w:r>
+        <w:rPr>
+          <w:color w:val="202020"/>
+          <w:sz w:val="18"/>
+        </w:rPr>
+        <w:lastRenderedPageBreak/>
+        <w:t xml:space="preserve">    deploy HTLC_CA(hashLock=H, recipient=Alice, timelock=T3, amount=a_C)</w:t>
+      </w:r>
+      <w:r>
+        <w:rPr>
+          <w:color w:val="202020"/>
+          <w:sz w:val="18"/>
+        </w:rPr>
+        <w:br/>
+      </w:r>
+      <w:r>
+        <w:rPr>
+          <w:color w:val="202020"/>
+          <w:sz w:val="18"/>
+        </w:rPr>
+        <w:br/>
+        <w:t>PHASE 2A — HAPPY PATH</w:t>
+      </w:r>
+      <w:r>
+        <w:rPr>
+          <w:color w:val="202020"/>
+          <w:sz w:val="18"/>
+        </w:rPr>
+        <w:br/>
+        <w:t xml:space="preserve">  Alice (on observing HTLC_CA with H, recipient=Alice, T3 not expired):</w:t>
+      </w:r>
+      <w:r>
+        <w:rPr>
+          <w:color w:val="202020"/>
+          <w:sz w:val="18"/>
+        </w:rPr>
+        <w:br/>
+        <w:t xml:space="preserve">    HTLC_CA.redeem(S)            // reveals S on CAD chain</w:t>
+      </w:r>
+      <w:r>
+        <w:rPr>
+          <w:color w:val="202020"/>
+          <w:sz w:val="18"/>
+        </w:rPr>
+        <w:br/>
+      </w:r>
+      <w:r>
+        <w:rPr>
+          <w:color w:val="202020"/>
+          <w:sz w:val="18"/>
+        </w:rPr>
+        <w:br/>
+        <w:t xml:space="preserve">  Carol (on observing HTLC_CA.redeemed, reads S):</w:t>
+      </w:r>
+      <w:r>
+        <w:rPr>
+          <w:color w:val="202020"/>
+          <w:sz w:val="18"/>
+        </w:rPr>
+        <w:br/>
+        <w:t xml:space="preserve">    HTLC_BC.redeem(S)            // reveals S on BTC chain</w:t>
+      </w:r>
+      <w:r>
+        <w:rPr>
+          <w:color w:val="202020"/>
+          <w:sz w:val="18"/>
+        </w:rPr>
+        <w:br/>
+      </w:r>
+      <w:r>
+        <w:rPr>
+          <w:color w:val="202020"/>
+          <w:sz w:val="18"/>
+        </w:rPr>
+        <w:br/>
+        <w:t xml:space="preserve">  Bob (on observing HTLC_BC.redeemed, reads S):</w:t>
+      </w:r>
+      <w:r>
+        <w:rPr>
+          <w:color w:val="202020"/>
+          <w:sz w:val="18"/>
+        </w:rPr>
+        <w:br/>
+        <w:t xml:space="preserve">    HTLC_AB.redeem(S)            // completes the swap</w:t>
+      </w:r>
+      <w:r>
+        <w:rPr>
+          <w:color w:val="202020"/>
+          <w:sz w:val="18"/>
+        </w:rPr>
+        <w:br/>
+      </w:r>
+      <w:r>
+        <w:rPr>
+          <w:color w:val="202020"/>
+          <w:sz w:val="18"/>
+        </w:rPr>
+        <w:br/>
+        <w:t>PHASE 2B — TIMEOUT PATH</w:t>
+      </w:r>
+      <w:r>
+        <w:rPr>
+          <w:color w:val="202020"/>
+          <w:sz w:val="18"/>
+        </w:rPr>
+        <w:br/>
+        <w:t xml:space="preserve">  after T3:  HTLC_CA.refund()   // Carol reclaims CAD</w:t>
+      </w:r>
+      <w:r>
+        <w:rPr>
+          <w:color w:val="202020"/>
+          <w:sz w:val="18"/>
+        </w:rPr>
+        <w:br/>
+        <w:t xml:space="preserve">  after T2:  HTLC_BC.refund()   // Bob   reclaims BTC</w:t>
+      </w:r>
+      <w:r>
+        <w:rPr>
+          <w:color w:val="202020"/>
+          <w:sz w:val="18"/>
+        </w:rPr>
+        <w:br/>
+        <w:t xml:space="preserve">  after T1:  HTLC_AB.refund()   // Alice reclaims ALT</w:t>
+      </w:r>
+    </w:p>
+    <w:p>
+      <w:pPr>
+        <w:pStyle w:val="Heading1"/>
+        <w:spacing w:line="360" w:lineRule="auto"/>
+        <w:rPr>
+          <w:rFonts w:ascii="Times New Roman" w:hAnsi="Times New Roman" w:cs="Times New Roman"/>
+        </w:rPr>
+      </w:pPr>
+      <w:r>
+        <w:rPr>
+          <w:rFonts w:ascii="Times New Roman" w:hAnsi="Times New Roman" w:cs="Times New Roman"/>
+        </w:rPr>
+        <w:t>4. System Architecture and Implementation</w:t>
+      </w:r>
+    </w:p>
+    <w:p>
+      <w:pPr>
+        <w:pStyle w:val="Heading2"/>
+        <w:spacing w:line="360" w:lineRule="auto"/>
+        <w:rPr>
+          <w:rFonts w:ascii="Times New Roman" w:hAnsi="Times New Roman" w:cs="Times New Roman"/>
+        </w:rPr>
+      </w:pPr>
+      <w:r>
+        <w:rPr>
+          <w:rFonts w:ascii="Times New Roman" w:hAnsi="Times New Roman" w:cs="Times New Roman"/>
+        </w:rPr>
+        <w:t>4.1 Architecture Overview</w:t>
+      </w:r>
+    </w:p>
+    <w:p>
+      <w:pPr>
+        <w:spacing w:line="360" w:lineRule="auto"/>
+        <w:jc w:val="both"/>
+      </w:pPr>
+      <w:r>
+        <w:t>The system is implemented in Java 17 using a reactive, event-driven architecture. The design separates three concerns: the blockchain ledger (Blockchain), the on-chain contract logic (HTLC), and the participating agents (wired reactions in AtomicSwap3Party). The orchestration layer only fires the initial event; from that point all behaviour is driven by on-chain events propagated through an asynchronous publish-subscribe bus.</w:t>
+      </w:r>
+    </w:p>
+    <w:p>
+      <w:pPr>
+        <w:spacing w:line="360" w:lineRule="auto"/>
+        <w:jc w:val="both"/>
+      </w:pPr>
+      <w:r>
+        <w:t>The class structure is as follows:</w:t>
+      </w:r>
+    </w:p>
+    <w:p>
+      <w:pPr>
+        <w:pStyle w:val="Heading2"/>
+        <w:spacing w:line="360" w:lineRule="auto"/>
+        <w:rPr>
+          <w:rFonts w:ascii="Times New Roman" w:hAnsi="Times New Roman" w:cs="Times New Roman"/>
+        </w:rPr>
+      </w:pPr>
+      <w:r>
+        <w:rPr>
+          <w:rFonts w:ascii="Times New Roman" w:hAnsi="Times New Roman" w:cs="Times New Roman"/>
+        </w:rPr>
+        <w:t>4.2 Class Descriptions</w:t>
+      </w:r>
+    </w:p>
+    <w:p>
+      <w:pPr>
+        <w:spacing w:line="360" w:lineRule="auto"/>
+        <w:ind w:firstLine="720"/>
+        <w:jc w:val="both"/>
+      </w:pPr>
+      <w:r>
+        <w:rPr>
+          <w:b/>
+        </w:rPr>
+        <w:t>SwapLeg</w:t>
+      </w:r>
+      <w:r>
+        <w:t xml:space="preserve"> — An immutable record that configures one participant's side of the swap. Holds the party name, the currency they offer, and the amount. Input validation is performed in the compact constructor. Three SwapLeg instances fully parameterise any 3-party ring swap.</w:t>
+      </w:r>
+    </w:p>
+    <w:p>
+      <w:pPr>
+        <w:spacing w:line="360" w:lineRule="auto"/>
+        <w:ind w:firstLine="720"/>
+        <w:jc w:val="both"/>
+      </w:pPr>
+      <w:r>
+        <w:rPr>
+          <w:b/>
+        </w:rPr>
+        <w:t>HTLC</w:t>
+      </w:r>
+      <w:r>
+        <w:t xml:space="preserve"> — Models a Hash Time-Locked Contract. State machine with states PENDING → REDEEMED or PENDING → REFUNDED. The redeem() method verifies: (1) state is PENDING, (2) timelock has not expired, (3) SHA-256(presented secret) == hashLock. The refund() method verifies: (1) state is PENDING, (2) timelock has expired. </w:t>
+      </w:r>
+      <w:r>
+        <w:lastRenderedPageBreak/>
+        <w:t>Both transitions are irreversible. The revealed secret is stored after redemption so blockchain observers can read it.</w:t>
+      </w:r>
+    </w:p>
+    <w:p>
+      <w:pPr>
+        <w:spacing w:line="360" w:lineRule="auto"/>
+        <w:ind w:firstLine="720"/>
+        <w:jc w:val="both"/>
+      </w:pPr>
+      <w:r>
+        <w:rPr>
+          <w:b/>
+        </w:rPr>
+        <w:t>Blockchain</w:t>
+      </w:r>
+      <w:r>
+        <w:t xml:space="preserve"> — Simulates a single-currency blockchain node. Maintains a concurrent map of deployed contracts. The deploy(), redeem(), and refund() methods are synchronised to prevent race conditions. On each successful state transition, a BlockchainEvent is dispatched asynchronously to all registered subscribers via a CachedThreadPool. One Blockchain instance per currency is used in the 3-party swap.</w:t>
+      </w:r>
+    </w:p>
+    <w:p>
+      <w:pPr>
+        <w:spacing w:line="360" w:lineRule="auto"/>
+        <w:ind w:firstLine="720"/>
+        <w:jc w:val="both"/>
+      </w:pPr>
+      <w:r>
+        <w:rPr>
+          <w:b/>
+        </w:rPr>
+        <w:t>BlockchainEvent</w:t>
+      </w:r>
+      <w:r>
+        <w:t xml:space="preserve"> — A Java record (immutable value type) carrying the event type (CONTRACT_DEPLOYED, CONTRACT_REDEEMED, CONTRACT_REFUNDED), the affected HTLC, and the revealed secret (non-null only on REDEEMED events).</w:t>
+      </w:r>
+    </w:p>
+    <w:p>
+      <w:pPr>
+        <w:spacing w:line="360" w:lineRule="auto"/>
+        <w:ind w:firstLine="720"/>
+        <w:jc w:val="both"/>
+      </w:pPr>
+      <w:r>
+        <w:rPr>
+          <w:b/>
+        </w:rPr>
+        <w:t>Party</w:t>
+      </w:r>
+      <w:r>
+        <w:t xml:space="preserve"> — Represents a participant's wallet. Holds a currency→balance map and an optional known secret. The lockFunds() method deducts balance (throws if insufficient); receiveFunds() credits balance. learnSecret() records when a party observes S on-chain.</w:t>
+      </w:r>
+    </w:p>
+    <w:p>
+      <w:pPr>
+        <w:spacing w:line="360" w:lineRule="auto"/>
+        <w:ind w:firstLine="720"/>
+        <w:jc w:val="both"/>
+      </w:pPr>
+      <w:r>
+        <w:rPr>
+          <w:b/>
+        </w:rPr>
+        <w:t>CryptoUtils</w:t>
+      </w:r>
+      <w:r>
+        <w:t xml:space="preserve"> — Static utility class. generateSecret() uses Java's SecureRandom to produce 32 cryptographically random bytes encoded as a 64-character hex string. sha256Hex() wraps Java's MessageDigest with SHA-256 and returns a hex digest. verifySecret() is a convenience wrapper used by HTLC.redeem().</w:t>
+      </w:r>
+    </w:p>
+    <w:p>
+      <w:pPr>
+        <w:spacing w:line="360" w:lineRule="auto"/>
+        <w:ind w:firstLine="720"/>
+        <w:jc w:val="both"/>
+      </w:pPr>
+      <w:r>
+        <w:rPr>
+          <w:b/>
+        </w:rPr>
+        <w:t>AtomicSwap3Party</w:t>
+      </w:r>
+      <w:r>
+        <w:t xml:space="preserve"> — The swap engine. Takes three SwapLeg instances and three timelocks as constructor parameters. Creates blockchain instances, initialises wallets, wires each party's event-driven reactions, and starts refund monitors. Exposes two public entry points: executeHappyPath() and executeTimeoutPath(). A CountDownLatch(3) coordinates completion: it counts down once per party when that party receives their target funds (happy path) or their refund (timeout path).</w:t>
+      </w:r>
+    </w:p>
+    <w:p>
+      <w:pPr>
+        <w:spacing w:line="360" w:lineRule="auto"/>
+        <w:ind w:firstLine="720"/>
+        <w:jc w:val="both"/>
+      </w:pPr>
+      <w:r>
+        <w:rPr>
+          <w:b/>
+        </w:rPr>
+        <w:t>Main</w:t>
+      </w:r>
+      <w:r>
+        <w:t xml:space="preserve"> — Entry point. Declares three SwapLeg constants and three timelock constants. Presents an interactive menu to choose between the happy path and the timeout path. To run a completely different 3-currency swap, only these constants need to change.</w:t>
+      </w:r>
+    </w:p>
+    <w:p>
+      <w:pPr>
+        <w:pStyle w:val="Heading2"/>
+        <w:spacing w:line="360" w:lineRule="auto"/>
+        <w:rPr>
+          <w:rFonts w:ascii="Times New Roman" w:hAnsi="Times New Roman" w:cs="Times New Roman"/>
+        </w:rPr>
+      </w:pPr>
+      <w:r>
+        <w:rPr>
+          <w:rFonts w:ascii="Times New Roman" w:hAnsi="Times New Roman" w:cs="Times New Roman"/>
+        </w:rPr>
+        <w:t>4.3 Concurrency Model</w:t>
+      </w:r>
+    </w:p>
+    <w:p>
+      <w:pPr>
+        <w:spacing w:line="360" w:lineRule="auto"/>
+        <w:jc w:val="both"/>
+      </w:pPr>
+      <w:r>
+        <w:t>The system uses three layers of concurrency:</w:t>
+      </w:r>
+    </w:p>
+    <w:p>
+      <w:pPr>
+        <w:pStyle w:val="ListNumber"/>
+        <w:numPr>
+          <w:ilvl w:val="0"/>
+          <w:numId w:val="29"/>
+        </w:numPr>
+        <w:spacing w:line="360" w:lineRule="auto"/>
+        <w:rPr>
+          <w:rFonts w:ascii="Times New Roman" w:hAnsi="Times New Roman" w:cs="Times New Roman"/>
+        </w:rPr>
+      </w:pPr>
+      <w:r>
+        <w:rPr>
+          <w:rFonts w:ascii="Times New Roman" w:hAnsi="Times New Roman" w:cs="Times New Roman"/>
+        </w:rPr>
+        <w:t xml:space="preserve">Blockchain dispatcher threads — each Blockchain instance owns a CachedThreadPool. When a contract changes state, the pool submits one task per registered listener, so all subscribers </w:t>
+      </w:r>
+      <w:r>
+        <w:rPr>
+          <w:rFonts w:ascii="Times New Roman" w:hAnsi="Times New Roman" w:cs="Times New Roman"/>
+        </w:rPr>
+        <w:lastRenderedPageBreak/>
+        <w:t>are notified in parallel and independently. Thread names are set to "&lt;currency&gt;-node" for observability.</w:t>
+      </w:r>
+    </w:p>
+    <w:p>
+      <w:pPr>
+        <w:pStyle w:val="ListNumber"/>
+        <w:numPr>
+          <w:ilvl w:val="0"/>
+          <w:numId w:val="29"/>
+        </w:numPr>
+        <w:spacing w:line="360" w:lineRule="auto"/>
+        <w:rPr>
+          <w:rFonts w:ascii="Times New Roman" w:hAnsi="Times New Roman" w:cs="Times New Roman"/>
+        </w:rPr>
+      </w:pPr>
+      <w:r>
+        <w:rPr>
+          <w:rFonts w:ascii="Times New Roman" w:hAnsi="Times New Roman" w:cs="Times New Roman"/>
+        </w:rPr>
+        <w:t>Refund monitor threads — a ScheduledExecutorService with three threads runs one scheduled task per deployed contract. Each task sleeps for (timeLockSec × 1000 + 500) ms and then attempts a refund. The +500 ms buffer avoids race conditions with the HTLC's own time check. If the contract was already redeemed, refund() returns false and no countdown is emitted — preventing double-counting.</w:t>
+      </w:r>
+    </w:p>
+    <w:p>
+      <w:pPr>
+        <w:pStyle w:val="ListNumber"/>
+        <w:numPr>
+          <w:ilvl w:val="0"/>
+          <w:numId w:val="29"/>
+        </w:numPr>
+        <w:spacing w:line="360" w:lineRule="auto"/>
+        <w:rPr>
+          <w:rFonts w:ascii="Times New Roman" w:hAnsi="Times New Roman" w:cs="Times New Roman"/>
+        </w:rPr>
+      </w:pPr>
+      <w:r>
+        <w:rPr>
+          <w:rFonts w:ascii="Times New Roman" w:hAnsi="Times New Roman" w:cs="Times New Roman"/>
+        </w:rPr>
+        <w:t>Main thread — calls completionLatch.await(T1 + 5, SECONDS). This blocks until all three parties have finished (either redeemed or refunded) or the generous timeout expires, after which it prints the final wallet balances and returns a SwapResult.</w:t>
+      </w:r>
+    </w:p>
+    <w:p>
+      <w:pPr>
+        <w:spacing w:line="360" w:lineRule="auto"/>
+        <w:jc w:val="both"/>
+      </w:pPr>
+      <w:r>
+        <w:t>Thread safety is maintained as follows: Blockchain.deploy/redeem/refund are synchronised on the Blockchain instance, preventing concurrent state mutations to the same contract. Party.wallet is a HashMap accessed only from a single logical thread per party (each party reacts to at most one relevant event at a time), so no locking is needed there. The CountDownLatch is thread-safe by design.</w:t>
+      </w:r>
+    </w:p>
+    <w:p>
+      <w:pPr>
+        <w:pStyle w:val="Heading1"/>
+        <w:spacing w:line="360" w:lineRule="auto"/>
+        <w:rPr>
+          <w:rFonts w:ascii="Times New Roman" w:hAnsi="Times New Roman" w:cs="Times New Roman"/>
+        </w:rPr>
+      </w:pPr>
+      <w:r>
+        <w:rPr>
+          <w:rFonts w:ascii="Times New Roman" w:hAnsi="Times New Roman" w:cs="Times New Roman"/>
+        </w:rPr>
+        <w:t>5. Security Analysis</w:t>
+      </w:r>
+    </w:p>
+    <w:p>
+      <w:pPr>
+        <w:pStyle w:val="Heading2"/>
+        <w:spacing w:line="360" w:lineRule="auto"/>
+        <w:rPr>
+          <w:rFonts w:ascii="Times New Roman" w:hAnsi="Times New Roman" w:cs="Times New Roman"/>
+        </w:rPr>
+      </w:pPr>
+      <w:r>
+        <w:rPr>
+          <w:rFonts w:ascii="Times New Roman" w:hAnsi="Times New Roman" w:cs="Times New Roman"/>
+        </w:rPr>
+        <w:t>5.1 Atomicity Guarantee</w:t>
+      </w:r>
+    </w:p>
+    <w:p>
+      <w:pPr>
+        <w:spacing w:line="360" w:lineRule="auto"/>
+        <w:jc w:val="both"/>
+      </w:pPr>
+      <w:r>
+        <w:t>The atomicity of the swap is guaranteed by the shared hashLock H(S). Because all three contracts require the same preimage S, the following invariant holds:</w:t>
+      </w:r>
+    </w:p>
+    <w:p>
+      <w:pPr>
+        <w:pStyle w:val="ListBullet"/>
+        <w:spacing w:line="360" w:lineRule="auto"/>
+        <w:rPr>
+          <w:rFonts w:ascii="Times New Roman" w:hAnsi="Times New Roman" w:cs="Times New Roman"/>
+        </w:rPr>
+      </w:pPr>
+      <w:r>
+        <w:rPr>
+          <w:rFonts w:ascii="Times New Roman" w:hAnsi="Times New Roman" w:cs="Times New Roman"/>
+        </w:rPr>
+        <w:t>A party can redeem their target contract only if they know S.</w:t>
+      </w:r>
+    </w:p>
+    <w:p>
+      <w:pPr>
+        <w:pStyle w:val="ListBullet"/>
+        <w:spacing w:line="360" w:lineRule="auto"/>
+        <w:rPr>
+          <w:rFonts w:ascii="Times New Roman" w:hAnsi="Times New Roman" w:cs="Times New Roman"/>
+        </w:rPr>
+      </w:pPr>
+      <w:r>
+        <w:rPr>
+          <w:rFonts w:ascii="Times New Roman" w:hAnsi="Times New Roman" w:cs="Times New Roman"/>
+        </w:rPr>
+        <w:t>S becomes public only when Alice redeems Contract_C→A — at which point all downstream parties can also redeem, and the refund paths for all contracts are still open for the remaining timelock window.</w:t>
+      </w:r>
+    </w:p>
+    <w:p>
+      <w:pPr>
+        <w:pStyle w:val="ListBullet"/>
+        <w:spacing w:line="360" w:lineRule="auto"/>
+        <w:rPr>
+          <w:rFonts w:ascii="Times New Roman" w:hAnsi="Times New Roman" w:cs="Times New Roman"/>
+        </w:rPr>
+      </w:pPr>
+      <w:r>
+        <w:rPr>
+          <w:rFonts w:ascii="Times New Roman" w:hAnsi="Times New Roman" w:cs="Times New Roman"/>
+        </w:rPr>
+        <w:t>If S is never revealed (Alice goes silent), all contracts expire and are refunded. No party can redeem a contract without S, so no partial exchange is possible.</w:t>
+      </w:r>
+    </w:p>
+    <w:p>
+      <w:pPr>
+        <w:spacing w:line="360" w:lineRule="auto"/>
+        <w:jc w:val="both"/>
+      </w:pPr>
+      <w:r>
+        <w:t xml:space="preserve">Formally, let R_i = 1 if party i receives their target asset. The protocol guarantees (R_A = R_B = R_C = 1) </w:t>
+      </w:r>
+      <w:r>
+        <w:rPr>
+          <w:rFonts w:ascii="Cambria Math" w:hAnsi="Cambria Math" w:cs="Cambria Math"/>
+        </w:rPr>
+        <w:t>∨</w:t>
+      </w:r>
+      <w:r>
+        <w:t xml:space="preserve"> (R_A = R_B = R_C = 0). No intermediate state is reachable in the rational adversary model.</w:t>
+      </w:r>
+    </w:p>
+    <w:p>
+      <w:pPr>
+        <w:pStyle w:val="Heading2"/>
+        <w:spacing w:line="360" w:lineRule="auto"/>
+        <w:rPr>
+          <w:rFonts w:ascii="Times New Roman" w:hAnsi="Times New Roman" w:cs="Times New Roman"/>
+        </w:rPr>
+      </w:pPr>
+      <w:r>
+        <w:rPr>
+          <w:rFonts w:ascii="Times New Roman" w:hAnsi="Times New Roman" w:cs="Times New Roman"/>
+        </w:rPr>
+        <w:lastRenderedPageBreak/>
+        <w:t>5.2 Adversarial Scenarios</w:t>
+      </w:r>
+    </w:p>
+    <w:p>
+      <w:pPr>
+        <w:spacing w:line="360" w:lineRule="auto"/>
+        <w:ind w:firstLine="720"/>
+        <w:jc w:val="both"/>
+      </w:pPr>
+      <w:r>
+        <w:rPr>
+          <w:b/>
+        </w:rPr>
+        <w:t xml:space="preserve">Alice withholds S after Phase 1. </w:t>
+      </w:r>
+      <w:r>
+        <w:t>She gains nothing: her own ALT is locked in Contract_A→B and she cannot retrieve it until T1 expires. Meanwhile Bob and Carol recover their funds at T2 and T3. Alice simply waits and recovers her ALT at T1. No net gain for the attacker.</w:t>
+      </w:r>
+    </w:p>
+    <w:p>
+      <w:pPr>
+        <w:spacing w:line="360" w:lineRule="auto"/>
+        <w:ind w:firstLine="720"/>
+        <w:jc w:val="both"/>
+      </w:pPr>
+      <w:r>
+        <w:rPr>
+          <w:b/>
+        </w:rPr>
+        <w:t xml:space="preserve">Bob refuses to deploy Contract_B→C. </w:t>
+      </w:r>
+      <w:r>
+        <w:t>Carol never deploys Contract_C→A. Alice never redeems. After T1, Alice recovers her ALT via refund. Bob kept his BTC. The swap does not complete but no party loses funds.</w:t>
+      </w:r>
+    </w:p>
+    <w:p>
+      <w:pPr>
+        <w:spacing w:line="360" w:lineRule="auto"/>
+        <w:ind w:firstLine="720"/>
+        <w:jc w:val="both"/>
+      </w:pPr>
+      <w:r>
+        <w:rPr>
+          <w:b/>
+        </w:rPr>
+        <w:t xml:space="preserve">Carol refuses to deploy Contract_C→A. </w:t>
+      </w:r>
+      <w:r>
+        <w:t>Alice cannot redeem (there is no Contract_C→A to redeem). Contracts expire in order and all parties refund. Same outcome: nobody loses.</w:t>
+      </w:r>
+    </w:p>
+    <w:p>
+      <w:pPr>
+        <w:spacing w:line="360" w:lineRule="auto"/>
+        <w:ind w:firstLine="720"/>
+        <w:jc w:val="both"/>
+      </w:pPr>
+      <w:r>
+        <w:rPr>
+          <w:b/>
+        </w:rPr>
+        <w:t xml:space="preserve">Race condition attempt. </w:t>
+      </w:r>
+      <w:r>
+        <w:t>An adversary attempts to front-run Alice's redemption by replaying S on a different contract. Since all contracts specify their recipient by address, only the designated recipient can redeem; a third party presenting S is rejected.</w:t>
+      </w:r>
+    </w:p>
+    <w:p>
+      <w:pPr>
+        <w:pStyle w:val="Heading2"/>
+        <w:spacing w:line="360" w:lineRule="auto"/>
+        <w:rPr>
+          <w:rFonts w:ascii="Times New Roman" w:hAnsi="Times New Roman" w:cs="Times New Roman"/>
+        </w:rPr>
+      </w:pPr>
+      <w:r>
+        <w:rPr>
+          <w:rFonts w:ascii="Times New Roman" w:hAnsi="Times New Roman" w:cs="Times New Roman"/>
+        </w:rPr>
+        <w:t>5.3 Privacy Considerations</w:t>
+      </w:r>
+    </w:p>
+    <w:p>
+      <w:pPr>
+        <w:spacing w:line="360" w:lineRule="auto"/>
+        <w:ind w:firstLine="720"/>
+        <w:jc w:val="both"/>
+      </w:pPr>
+      <w:r>
+        <w:t>The hashLock H(S) is public and visible in all three contracts, allowing any observer to determine that the three contracts are linked. This is a known privacy limitation of HTLC-based swaps. Research into scriptless scripts (adaptor signatures) addresses this limitation but is beyond the scope of this laboratory work.</w:t>
+      </w:r>
+    </w:p>
+    <w:p>
+      <w:pPr>
+        <w:pStyle w:val="Heading1"/>
+        <w:spacing w:line="360" w:lineRule="auto"/>
+        <w:rPr>
+          <w:rFonts w:ascii="Times New Roman" w:hAnsi="Times New Roman" w:cs="Times New Roman"/>
+        </w:rPr>
+      </w:pPr>
+      <w:r>
+        <w:rPr>
+          <w:rFonts w:ascii="Times New Roman" w:hAnsi="Times New Roman" w:cs="Times New Roman"/>
+        </w:rPr>
+        <w:t>6. Complexity Analysis</w:t>
+      </w:r>
+    </w:p>
+    <w:p>
+      <w:pPr>
+        <w:pStyle w:val="Heading2"/>
+        <w:spacing w:line="360" w:lineRule="auto"/>
+        <w:rPr>
+          <w:rFonts w:ascii="Times New Roman" w:hAnsi="Times New Roman" w:cs="Times New Roman"/>
+        </w:rPr>
+      </w:pPr>
+      <w:r>
+        <w:rPr>
+          <w:rFonts w:ascii="Times New Roman" w:hAnsi="Times New Roman" w:cs="Times New Roman"/>
+        </w:rPr>
+        <w:t>6.1 Time Complexity</w:t>
+      </w:r>
+    </w:p>
+    <w:p>
+      <w:pPr>
+        <w:spacing w:line="360" w:lineRule="auto"/>
+        <w:jc w:val="both"/>
+      </w:pPr>
+      <w:r>
+        <w:t>The protocol has two distinct time phases:</w:t>
+      </w:r>
+    </w:p>
+    <w:p>
+      <w:pPr>
+        <w:pStyle w:val="ListBullet"/>
+        <w:spacing w:line="360" w:lineRule="auto"/>
+        <w:rPr>
+          <w:rFonts w:ascii="Times New Roman" w:hAnsi="Times New Roman" w:cs="Times New Roman"/>
+        </w:rPr>
+      </w:pPr>
+      <w:r>
+        <w:rPr>
+          <w:rFonts w:ascii="Times New Roman" w:hAnsi="Times New Roman" w:cs="Times New Roman"/>
+        </w:rPr>
+        <w:t>Phase 1 (setup) — O(1). Each of the three contract deployments is a constant-time operation: one hash computation (O(1)) and one blockchain write. In practice, on a real blockchain this phase is bounded by network latency and block confirmation times.</w:t>
+      </w:r>
+    </w:p>
+    <w:p>
+      <w:pPr>
+        <w:pStyle w:val="ListBullet"/>
+        <w:spacing w:line="360" w:lineRule="auto"/>
+        <w:rPr>
+          <w:rFonts w:ascii="Times New Roman" w:hAnsi="Times New Roman" w:cs="Times New Roman"/>
+        </w:rPr>
+      </w:pPr>
+      <w:r>
+        <w:rPr>
+          <w:rFonts w:ascii="Times New Roman" w:hAnsi="Times New Roman" w:cs="Times New Roman"/>
+        </w:rPr>
+        <w:t>Phase 2a (happy path) — O(1). Three sequential redemptions, each O(1): one hash verification and one state transition. The wall-clock time is determined by observer latency (time for a party to notice an on-chain event), not by algorithmic complexity.</w:t>
+      </w:r>
+    </w:p>
+    <w:p>
+      <w:pPr>
+        <w:pStyle w:val="ListBullet"/>
+        <w:spacing w:line="360" w:lineRule="auto"/>
+        <w:rPr>
+          <w:rFonts w:ascii="Times New Roman" w:hAnsi="Times New Roman" w:cs="Times New Roman"/>
+        </w:rPr>
+      </w:pPr>
+      <w:r>
+        <w:rPr>
+          <w:rFonts w:ascii="Times New Roman" w:hAnsi="Times New Roman" w:cs="Times New Roman"/>
+        </w:rPr>
+        <w:lastRenderedPageBreak/>
+        <w:t>Phase 2b (timeout path) — O(T1). The timeout scenario requires waiting for T1 seconds in the worst case. This is a protocol-level bound, not a computational bound.</w:t>
+      </w:r>
+    </w:p>
+    <w:p>
+      <w:pPr>
+        <w:pStyle w:val="Heading2"/>
+        <w:spacing w:line="360" w:lineRule="auto"/>
+        <w:rPr>
+          <w:rFonts w:ascii="Times New Roman" w:hAnsi="Times New Roman" w:cs="Times New Roman"/>
+        </w:rPr>
+      </w:pPr>
+      <w:r>
+        <w:rPr>
+          <w:rFonts w:ascii="Times New Roman" w:hAnsi="Times New Roman" w:cs="Times New Roman"/>
+        </w:rPr>
+        <w:t>6.2 Space Complexity</w:t>
+      </w:r>
+    </w:p>
+    <w:p>
+      <w:pPr>
+        <w:spacing w:line="360" w:lineRule="auto"/>
+        <w:jc w:val="both"/>
+      </w:pPr>
+      <w:r>
+        <w:t>Each HTLC stores O(1) data: two party identifiers, an amount, a currency name, a 64-character hashLock, a timelock, and an optional 64-character revealed secret. The total space per swap is O(1) (three contracts of constant size). In a real blockchain, the storage cost is paid as transaction fees and persists on-chain indefinitely.</w:t>
+      </w:r>
+    </w:p>
+    <w:p>
+      <w:pPr>
+        <w:pStyle w:val="Heading2"/>
+        <w:spacing w:line="360" w:lineRule="auto"/>
+        <w:rPr>
+          <w:rFonts w:ascii="Times New Roman" w:hAnsi="Times New Roman" w:cs="Times New Roman"/>
+        </w:rPr>
+      </w:pPr>
+      <w:r>
+        <w:rPr>
+          <w:rFonts w:ascii="Times New Roman" w:hAnsi="Times New Roman" w:cs="Times New Roman"/>
+        </w:rPr>
+        <w:t>6.3 Communication Complexity</w:t>
+      </w:r>
+    </w:p>
+    <w:p>
+      <w:pPr>
+        <w:spacing w:line="360" w:lineRule="auto"/>
+        <w:jc w:val="both"/>
+      </w:pPr>
+      <w:r>
+        <w:t>The n-party generalisation of the ring swap requires exactly n HTLC contracts. Each contract corresponds to one blockchain transaction. The total number of on-chain transactions is:</w:t>
+      </w:r>
+    </w:p>
+    <w:p>
+      <w:pPr>
+        <w:pStyle w:val="ListBullet"/>
+        <w:spacing w:line="360" w:lineRule="auto"/>
+        <w:rPr>
+          <w:rFonts w:ascii="Times New Roman" w:hAnsi="Times New Roman" w:cs="Times New Roman"/>
+        </w:rPr>
+      </w:pPr>
+      <w:r>
+        <w:rPr>
+          <w:rFonts w:ascii="Times New Roman" w:hAnsi="Times New Roman" w:cs="Times New Roman"/>
+        </w:rPr>
+        <w:t>n deployments in Phase 1.</w:t>
+      </w:r>
+    </w:p>
+    <w:p>
+      <w:pPr>
+        <w:pStyle w:val="ListBullet"/>
+        <w:spacing w:line="360" w:lineRule="auto"/>
+        <w:rPr>
+          <w:rFonts w:ascii="Times New Roman" w:hAnsi="Times New Roman" w:cs="Times New Roman"/>
+        </w:rPr>
+      </w:pPr>
+      <w:r>
+        <w:rPr>
+          <w:rFonts w:ascii="Times New Roman" w:hAnsi="Times New Roman" w:cs="Times New Roman"/>
+        </w:rPr>
+        <w:t>n redemptions in Phase 2a (happy path), or n refunds in Phase 2b (timeout path).</w:t>
+      </w:r>
+    </w:p>
+    <w:p>
+      <w:pPr>
+        <w:pStyle w:val="ListBullet"/>
+        <w:spacing w:line="360" w:lineRule="auto"/>
+        <w:rPr>
+          <w:rFonts w:ascii="Times New Roman" w:hAnsi="Times New Roman" w:cs="Times New Roman"/>
+        </w:rPr>
+      </w:pPr>
+      <w:r>
+        <w:rPr>
+          <w:rFonts w:ascii="Times New Roman" w:hAnsi="Times New Roman" w:cs="Times New Roman"/>
+        </w:rPr>
+        <w:t>Total: 2n transactions for an n-party ring atomic swap.</w:t>
+      </w:r>
+    </w:p>
+    <w:p>
+      <w:pPr>
+        <w:spacing w:line="360" w:lineRule="auto"/>
+        <w:jc w:val="both"/>
+      </w:pPr>
+      <w:r>
+        <w:t>For n = 3 this gives 6 transactions across 3 blockchains — 2 per chain. This is optimal: each asset must be locked and then either claimed or returned, requiring at minimum 2 on-chain operations per currency.</w:t>
+      </w:r>
+    </w:p>
+    <w:p>
+      <w:pPr>
+        <w:pStyle w:val="Heading1"/>
+        <w:spacing w:line="360" w:lineRule="auto"/>
+        <w:rPr>
+          <w:rFonts w:ascii="Times New Roman" w:hAnsi="Times New Roman" w:cs="Times New Roman"/>
+        </w:rPr>
+      </w:pPr>
+      <w:r>
+        <w:rPr>
+          <w:rFonts w:ascii="Times New Roman" w:hAnsi="Times New Roman" w:cs="Times New Roman"/>
+        </w:rPr>
+        <w:t>7. Key Implementation Details</w:t>
+      </w:r>
+    </w:p>
+    <w:p>
+      <w:pPr>
+        <w:pStyle w:val="Heading2"/>
+        <w:spacing w:line="360" w:lineRule="auto"/>
+        <w:rPr>
+          <w:rFonts w:ascii="Times New Roman" w:hAnsi="Times New Roman" w:cs="Times New Roman"/>
+        </w:rPr>
+      </w:pPr>
+      <w:r>
+        <w:rPr>
+          <w:rFonts w:ascii="Times New Roman" w:hAnsi="Times New Roman" w:cs="Times New Roman"/>
+        </w:rPr>
+        <w:t>7.1 Secret Generation</w:t>
+      </w:r>
+    </w:p>
+    <w:p>
+      <w:pPr>
+        <w:spacing w:line="360" w:lineRule="auto"/>
+        <w:jc w:val="both"/>
+      </w:pPr>
+      <w:r>
+        <w:t>The secret S is generated using Java's SecureRandom, which is backed by the operating system's entropy source (e.g. /dev/urandom on Linux/macOS). Thirty-two bytes (256 bits) of entropy are generated and encoded as a 64-character lowercase hexadecimal string using Java 17's java.util.HexFormat. This matches the entropy level used in Bitcoin's HTLC implementations.</w:t>
+      </w:r>
+    </w:p>
+    <w:p>
+      <w:pPr>
+        <w:pStyle w:val="Heading2"/>
+        <w:spacing w:line="360" w:lineRule="auto"/>
+        <w:rPr>
+          <w:rFonts w:ascii="Times New Roman" w:hAnsi="Times New Roman" w:cs="Times New Roman"/>
+        </w:rPr>
+      </w:pPr>
+      <w:r>
+        <w:rPr>
+          <w:rFonts w:ascii="Times New Roman" w:hAnsi="Times New Roman" w:cs="Times New Roman"/>
+        </w:rPr>
+        <w:t>7.2 Hash Verification in HTLC.redeem()</w:t>
+      </w:r>
+    </w:p>
+    <w:p>
+      <w:pPr>
+        <w:spacing w:line="360" w:lineRule="auto"/>
+        <w:jc w:val="both"/>
+      </w:pPr>
+      <w:r>
+        <w:t xml:space="preserve">The redeem() method recomputes SHA-256 of the presented secret and compares it to the stored hashLock using a standard String.equals() comparison on the hex-encoded digests. </w:t>
+      </w:r>
+      <w:r>
+        <w:lastRenderedPageBreak/>
+        <w:t>In a production implementation, a constant-time comparison (MessageDigest.isEqual()) should be used to prevent timing side-channel attacks. For this educational implementation, String.equals() is sufficient.</w:t>
+      </w:r>
+    </w:p>
+    <w:p>
+      <w:pPr>
+        <w:pStyle w:val="Heading2"/>
+        <w:spacing w:line="360" w:lineRule="auto"/>
+        <w:rPr>
+          <w:rFonts w:ascii="Times New Roman" w:hAnsi="Times New Roman" w:cs="Times New Roman"/>
+        </w:rPr>
+      </w:pPr>
+      <w:r>
+        <w:rPr>
+          <w:rFonts w:ascii="Times New Roman" w:hAnsi="Times New Roman" w:cs="Times New Roman"/>
+        </w:rPr>
+        <w:t>7.3 Blockchain Synchronisation</w:t>
+      </w:r>
+    </w:p>
+    <w:p>
+      <w:pPr>
+        <w:spacing w:line="360" w:lineRule="auto"/>
+        <w:jc w:val="both"/>
+      </w:pPr>
+      <w:r>
+        <w:t>The Blockchain.deploy(), redeem(), and refund() methods are declared synchronized. This ensures that concurrent calls from multiple party-agent threads cannot interleave and produce inconsistent contract states. The emit() call (dispatching to listeners) happens while the monitor is still held, guaranteeing that no additional state change can occur between the transition and the notification. Listeners run outside the monitor (on the dispatcher pool), so there is no risk of deadlock.</w:t>
+      </w:r>
+    </w:p>
+    <w:p>
+      <w:pPr>
+        <w:pStyle w:val="Heading2"/>
+        <w:spacing w:line="360" w:lineRule="auto"/>
+        <w:rPr>
+          <w:rFonts w:ascii="Times New Roman" w:hAnsi="Times New Roman" w:cs="Times New Roman"/>
+        </w:rPr>
+      </w:pPr>
+      <w:r>
+        <w:rPr>
+          <w:rFonts w:ascii="Times New Roman" w:hAnsi="Times New Roman" w:cs="Times New Roman"/>
+        </w:rPr>
+        <w:t>7.4 CountDownLatch Completion Protocol</w:t>
+      </w:r>
+    </w:p>
+    <w:p>
+      <w:pPr>
+        <w:spacing w:line="360" w:lineRule="auto"/>
+        <w:jc w:val="both"/>
+      </w:pPr>
+      <w:r>
+        <w:t>A CountDownLatch(3) is used instead of a bare Thread.sleep() to wait for swap completion. This has three advantages:</w:t>
+      </w:r>
+    </w:p>
+    <w:p>
+      <w:pPr>
+        <w:pStyle w:val="ListNumber"/>
+        <w:numPr>
+          <w:ilvl w:val="0"/>
+          <w:numId w:val="0"/>
+        </w:numPr>
+        <w:spacing w:line="360" w:lineRule="auto"/>
+        <w:jc w:val="both"/>
+        <w:rPr>
+          <w:rFonts w:ascii="Times New Roman" w:hAnsi="Times New Roman" w:cs="Times New Roman"/>
+          <w:sz w:val="24"/>
+          <w:szCs w:val="24"/>
+        </w:rPr>
+      </w:pPr>
+      <w:r>
+        <w:rPr>
+          <w:rFonts w:ascii="Times New Roman" w:hAnsi="Times New Roman" w:cs="Times New Roman"/>
+          <w:sz w:val="24"/>
+          <w:szCs w:val="24"/>
+        </w:rPr>
+        <w:t>Correctness — the main thread unblocks exactly when all three parties have finished, regardless of how fast or slow the dispatcher threads run.</w:t>
+      </w:r>
+    </w:p>
+    <w:p>
+      <w:pPr>
+        <w:pStyle w:val="ListNumber"/>
+        <w:numPr>
+          <w:ilvl w:val="0"/>
+          <w:numId w:val="0"/>
+        </w:numPr>
+        <w:spacing w:line="360" w:lineRule="auto"/>
+        <w:jc w:val="both"/>
+        <w:rPr>
+          <w:rFonts w:ascii="Times New Roman" w:hAnsi="Times New Roman" w:cs="Times New Roman"/>
+          <w:sz w:val="24"/>
+          <w:szCs w:val="24"/>
+        </w:rPr>
+      </w:pPr>
+      <w:r>
+        <w:rPr>
+          <w:rFonts w:ascii="Times New Roman" w:hAnsi="Times New Roman" w:cs="Times New Roman"/>
+          <w:sz w:val="24"/>
+          <w:szCs w:val="24"/>
+        </w:rPr>
+        <w:t>Efficiency — no polling or busy-waiting; the main thread is blocked by the JVM scheduler.</w:t>
+      </w:r>
+    </w:p>
+    <w:p>
+      <w:pPr>
+        <w:pStyle w:val="ListNumber"/>
+        <w:numPr>
+          <w:ilvl w:val="0"/>
+          <w:numId w:val="0"/>
+        </w:numPr>
+        <w:spacing w:line="360" w:lineRule="auto"/>
+        <w:jc w:val="both"/>
+        <w:rPr>
+          <w:rFonts w:ascii="Times New Roman" w:hAnsi="Times New Roman" w:cs="Times New Roman"/>
+          <w:sz w:val="24"/>
+          <w:szCs w:val="24"/>
+        </w:rPr>
+      </w:pPr>
+      <w:r>
+        <w:rPr>
+          <w:rFonts w:ascii="Times New Roman" w:hAnsi="Times New Roman" w:cs="Times New Roman"/>
+          <w:sz w:val="24"/>
+          <w:szCs w:val="24"/>
+        </w:rPr>
+        <w:t>Timeout safety — await(T1 + 5, SECONDS) provides a hard upper bound, preventing the program from hanging if an unexpected error prevents a countdown.</w:t>
+      </w:r>
+    </w:p>
+    <w:p>
+      <w:pPr>
+        <w:pStyle w:val="Heading1"/>
+        <w:spacing w:line="360" w:lineRule="auto"/>
+        <w:rPr>
+          <w:rFonts w:ascii="Times New Roman" w:hAnsi="Times New Roman" w:cs="Times New Roman"/>
+        </w:rPr>
+      </w:pPr>
+      <w:r>
+        <w:rPr>
+          <w:rFonts w:ascii="Times New Roman" w:hAnsi="Times New Roman" w:cs="Times New Roman"/>
+        </w:rPr>
+        <w:t>8. Testing and Results</w:t>
+      </w:r>
+    </w:p>
+    <w:p>
+      <w:pPr>
+        <w:pStyle w:val="Heading2"/>
+        <w:spacing w:line="360" w:lineRule="auto"/>
+        <w:rPr>
+          <w:rFonts w:ascii="Times New Roman" w:hAnsi="Times New Roman" w:cs="Times New Roman"/>
+        </w:rPr>
+      </w:pPr>
+      <w:r>
+        <w:rPr>
+          <w:rFonts w:ascii="Times New Roman" w:hAnsi="Times New Roman" w:cs="Times New Roman"/>
+        </w:rPr>
+        <w:t>8.1 Happy Path Results</w:t>
+      </w:r>
+    </w:p>
+    <w:p>
+      <w:pPr>
+        <w:spacing w:line="360" w:lineRule="auto"/>
+        <w:jc w:val="both"/>
+      </w:pPr>
+      <w:r>
+        <w:t>Running the happy-path scenario with the default configuration (Alice/ALT/100, Bob/BTC/0.05, Carol/CAD/1.0, T1=30s, T2=20s, T3=10s) produces the following outcome in under one second:</w:t>
+      </w:r>
+    </w:p>
+    <w:p>
+      <w:pPr>
+        <w:shd w:val="clear" w:color="auto" w:fill="F2F2F2"/>
+        <w:spacing w:line="360" w:lineRule="auto"/>
+      </w:pPr>
+      <w:r>
+        <w:rPr>
+          <w:color w:val="202020"/>
+          <w:sz w:val="18"/>
+        </w:rPr>
+        <w:t>Initial balances:</w:t>
+      </w:r>
+      <w:r>
+        <w:rPr>
+          <w:color w:val="202020"/>
+          <w:sz w:val="18"/>
+        </w:rPr>
+        <w:br/>
+        <w:t xml:space="preserve">  Alice wallet:  ALT : 100.0000</w:t>
+      </w:r>
+      <w:r>
+        <w:rPr>
+          <w:color w:val="202020"/>
+          <w:sz w:val="18"/>
+        </w:rPr>
+        <w:br/>
+        <w:t xml:space="preserve">  Bob   wallet:  BTC :   0.0500</w:t>
+      </w:r>
+      <w:r>
+        <w:rPr>
+          <w:color w:val="202020"/>
+          <w:sz w:val="18"/>
+        </w:rPr>
+        <w:br/>
+        <w:t xml:space="preserve">  Carol wallet:  CAD :   1.0000</w:t>
+      </w:r>
+      <w:r>
+        <w:rPr>
+          <w:color w:val="202020"/>
+          <w:sz w:val="18"/>
+        </w:rPr>
+        <w:br/>
+      </w:r>
+      <w:r>
+        <w:rPr>
+          <w:color w:val="202020"/>
+          <w:sz w:val="18"/>
+        </w:rPr>
+        <w:br/>
+        <w:t>Final balances:</w:t>
+      </w:r>
+      <w:r>
+        <w:rPr>
+          <w:color w:val="202020"/>
+          <w:sz w:val="18"/>
+        </w:rPr>
+        <w:br/>
+        <w:t xml:space="preserve">  Alice wallet:  CAD :   1.0000</w:t>
+      </w:r>
+      <w:r>
+        <w:rPr>
+          <w:color w:val="202020"/>
+          <w:sz w:val="18"/>
+        </w:rPr>
+        <w:br/>
+      </w:r>
+      <w:r>
+        <w:rPr>
+          <w:color w:val="202020"/>
+          <w:sz w:val="18"/>
+        </w:rPr>
+        <w:lastRenderedPageBreak/>
+        <w:t xml:space="preserve">  Bob   wallet:  ALT : 100.0000</w:t>
+      </w:r>
+      <w:r>
+        <w:rPr>
+          <w:color w:val="202020"/>
+          <w:sz w:val="18"/>
+        </w:rPr>
+        <w:br/>
+        <w:t xml:space="preserve">  Carol wallet:  BTC :   0.0500</w:t>
+      </w:r>
+      <w:r>
+        <w:rPr>
+          <w:color w:val="202020"/>
+          <w:sz w:val="18"/>
+        </w:rPr>
+        <w:br/>
+      </w:r>
+      <w:r>
+        <w:rPr>
+          <w:color w:val="202020"/>
+          <w:sz w:val="18"/>
+        </w:rPr>
+        <w:br/>
+        <w:t>Swap Summary:</w:t>
+      </w:r>
+      <w:r>
+        <w:rPr>
+          <w:color w:val="202020"/>
+          <w:sz w:val="18"/>
+        </w:rPr>
+        <w:br/>
+        <w:t xml:space="preserve">  Alice   : gave  100.0000 ALT   →  received   1.0000 CAD  </w:t>
+      </w:r>
+      <w:r>
+        <w:rPr>
+          <w:rFonts w:ascii="Segoe UI Symbol" w:hAnsi="Segoe UI Symbol" w:cs="Segoe UI Symbol"/>
+          <w:color w:val="202020"/>
+          <w:sz w:val="18"/>
+        </w:rPr>
+        <w:t>✓</w:t>
+      </w:r>
+      <w:r>
+        <w:rPr>
+          <w:color w:val="202020"/>
+          <w:sz w:val="18"/>
+        </w:rPr>
+        <w:br/>
+        <w:t xml:space="preserve">  Bob     : gave    0.0500 BTC   →  received 100.0000 ALT  </w:t>
+      </w:r>
+      <w:r>
+        <w:rPr>
+          <w:rFonts w:ascii="Segoe UI Symbol" w:hAnsi="Segoe UI Symbol" w:cs="Segoe UI Symbol"/>
+          <w:color w:val="202020"/>
+          <w:sz w:val="18"/>
+        </w:rPr>
+        <w:t>✓</w:t>
+      </w:r>
+      <w:r>
+        <w:rPr>
+          <w:color w:val="202020"/>
+          <w:sz w:val="18"/>
+        </w:rPr>
+        <w:br/>
+        <w:t xml:space="preserve">  Carol   : gave    1.0000 CAD   →  received   0.0500 BTC  </w:t>
+      </w:r>
+      <w:r>
+        <w:rPr>
+          <w:rFonts w:ascii="Segoe UI Symbol" w:hAnsi="Segoe UI Symbol" w:cs="Segoe UI Symbol"/>
+          <w:color w:val="202020"/>
+          <w:sz w:val="18"/>
+        </w:rPr>
+        <w:t>✓</w:t>
+      </w:r>
+    </w:p>
+    <w:p>
+      <w:pPr>
+        <w:spacing w:line="360" w:lineRule="auto"/>
+        <w:jc w:val="both"/>
+      </w:pPr>
+      <w:r>
+        <w:t>All three contracts were redeemed. The log output shows each party reacting on its own thread (ALT-node, BTC-node, CAD-node) with interleaved but correct execution order.</w:t>
+      </w:r>
+    </w:p>
+    <w:p>
+      <w:pPr>
+        <w:pStyle w:val="Heading2"/>
+        <w:spacing w:line="360" w:lineRule="auto"/>
+        <w:rPr>
+          <w:rFonts w:ascii="Times New Roman" w:hAnsi="Times New Roman" w:cs="Times New Roman"/>
+        </w:rPr>
+      </w:pPr>
+      <w:r>
+        <w:rPr>
+          <w:rFonts w:ascii="Times New Roman" w:hAnsi="Times New Roman" w:cs="Times New Roman"/>
+        </w:rPr>
+        <w:t>8.2 Timeout Path Results</w:t>
+      </w:r>
+    </w:p>
+    <w:p>
+      <w:pPr>
+        <w:spacing w:line="360" w:lineRule="auto"/>
+        <w:jc w:val="both"/>
+      </w:pPr>
+      <w:r>
+        <w:t>Running the timeout scenario (Alice goes silent) produces the following after ≈31.5 seconds (T1 + 1.5s buffer):</w:t>
+      </w:r>
+    </w:p>
+    <w:p>
+      <w:pPr>
+        <w:shd w:val="clear" w:color="auto" w:fill="F2F2F2"/>
+        <w:spacing w:line="360" w:lineRule="auto"/>
+      </w:pPr>
+      <w:r>
+        <w:rPr>
+          <w:color w:val="202020"/>
+          <w:sz w:val="18"/>
+        </w:rPr>
+        <w:t>Initial balances:</w:t>
+      </w:r>
+      <w:r>
+        <w:rPr>
+          <w:color w:val="202020"/>
+          <w:sz w:val="18"/>
+        </w:rPr>
+        <w:br/>
+        <w:t xml:space="preserve">  Alice wallet:  ALT : 100.0000</w:t>
+      </w:r>
+      <w:r>
+        <w:rPr>
+          <w:color w:val="202020"/>
+          <w:sz w:val="18"/>
+        </w:rPr>
+        <w:br/>
+        <w:t xml:space="preserve">  Bob   wallet:  BTC :   0.0500</w:t>
+      </w:r>
+      <w:r>
+        <w:rPr>
+          <w:color w:val="202020"/>
+          <w:sz w:val="18"/>
+        </w:rPr>
+        <w:br/>
+        <w:t xml:space="preserve">  Carol wallet:  CAD :   1.0000</w:t>
+      </w:r>
+      <w:r>
+        <w:rPr>
+          <w:color w:val="202020"/>
+          <w:sz w:val="18"/>
+        </w:rPr>
+        <w:br/>
+      </w:r>
+      <w:r>
+        <w:rPr>
+          <w:color w:val="202020"/>
+          <w:sz w:val="18"/>
+        </w:rPr>
+        <w:br/>
+        <w:t>[WARN] Alice going silent — will NOT redeem Contract_Carol→Alice</w:t>
+      </w:r>
+      <w:r>
+        <w:rPr>
+          <w:color w:val="202020"/>
+          <w:sz w:val="18"/>
+        </w:rPr>
+        <w:br/>
+        <w:t>[WARN] [refund-monitor] Contract_Carol→Alice expired → refund attempt for Carol  (t=10.5s)</w:t>
+      </w:r>
+      <w:r>
+        <w:rPr>
+          <w:color w:val="202020"/>
+          <w:sz w:val="18"/>
+        </w:rPr>
+        <w:br/>
+        <w:t>[WARN] [refund-monitor] Contract_Bob→Carol  expired → refund attempt for Bob    (t=20.5s)</w:t>
+      </w:r>
+      <w:r>
+        <w:rPr>
+          <w:color w:val="202020"/>
+          <w:sz w:val="18"/>
+        </w:rPr>
+        <w:br/>
+        <w:t>[WARN] [refund-monitor] Contract_Alice→Bob  expired → refund attempt for Alice  (t=30.5s)</w:t>
+      </w:r>
+      <w:r>
+        <w:rPr>
+          <w:color w:val="202020"/>
+          <w:sz w:val="18"/>
+        </w:rPr>
+        <w:br/>
+      </w:r>
+      <w:r>
+        <w:rPr>
+          <w:color w:val="202020"/>
+          <w:sz w:val="18"/>
+        </w:rPr>
+        <w:br/>
+        <w:t>Final balances:</w:t>
+      </w:r>
+      <w:r>
+        <w:rPr>
+          <w:color w:val="202020"/>
+          <w:sz w:val="18"/>
+        </w:rPr>
+        <w:br/>
+        <w:t xml:space="preserve">  Alice wallet:  ALT : 100.0000</w:t>
+      </w:r>
+      <w:r>
+        <w:rPr>
+          <w:color w:val="202020"/>
+          <w:sz w:val="18"/>
+        </w:rPr>
+        <w:br/>
+        <w:t xml:space="preserve">  Bob   wallet:  BTC :   0.0500</w:t>
+      </w:r>
+      <w:r>
+        <w:rPr>
+          <w:color w:val="202020"/>
+          <w:sz w:val="18"/>
+        </w:rPr>
+        <w:br/>
+        <w:t xml:space="preserve">  Carol wallet:  CAD :   1.0000</w:t>
+      </w:r>
+      <w:r>
+        <w:rPr>
+          <w:color w:val="202020"/>
+          <w:sz w:val="18"/>
+        </w:rPr>
+        <w:br/>
+      </w:r>
+      <w:r>
+        <w:rPr>
+          <w:color w:val="202020"/>
+          <w:sz w:val="18"/>
+        </w:rPr>
+        <w:br/>
+        <w:t xml:space="preserve">Swap did NOT complete — all funds refunded. Atomicity preserved </w:t>
+      </w:r>
+      <w:r>
+        <w:rPr>
+          <w:rFonts w:ascii="Segoe UI Symbol" w:hAnsi="Segoe UI Symbol" w:cs="Segoe UI Symbol"/>
+          <w:color w:val="202020"/>
+          <w:sz w:val="18"/>
+        </w:rPr>
+        <w:t>✓</w:t>
+      </w:r>
+    </w:p>
+    <w:p>
+      <w:pPr>
+        <w:spacing w:line="360" w:lineRule="auto"/>
+        <w:jc w:val="both"/>
+      </w:pPr>
+      <w:r>
+        <w:t>The final balances are identical to the initial balances, confirming that atomicity is preserved: nobody gained or lost anything.</w:t>
+      </w:r>
+    </w:p>
+    <w:p>
+      <w:pPr>
+        <w:pStyle w:val="Heading1"/>
+        <w:spacing w:line="360" w:lineRule="auto"/>
+        <w:rPr>
+          <w:rFonts w:ascii="Times New Roman" w:hAnsi="Times New Roman" w:cs="Times New Roman"/>
+        </w:rPr>
+      </w:pPr>
+      <w:r>
+        <w:rPr>
+          <w:rFonts w:ascii="Times New Roman" w:hAnsi="Times New Roman" w:cs="Times New Roman"/>
+        </w:rPr>
+        <w:t>9. Conclusions</w:t>
+      </w:r>
+    </w:p>
+    <w:p>
+      <w:pPr>
+        <w:spacing w:line="360" w:lineRule="auto"/>
+        <w:jc w:val="both"/>
+      </w:pPr>
+      <w:r>
+        <w:t>This laboratory work has designed and implemented a generic, concurrent 3-party atomic swap system based on Hash Time-Locked Contracts. The following goals were achieved:</w:t>
+      </w:r>
+    </w:p>
+    <w:p>
+      <w:pPr>
+        <w:pStyle w:val="ListNumber"/>
+        <w:spacing w:line="360" w:lineRule="auto"/>
+        <w:rPr>
+          <w:rFonts w:ascii="Times New Roman" w:hAnsi="Times New Roman" w:cs="Times New Roman"/>
+        </w:rPr>
+      </w:pPr>
+      <w:r>
+        <w:rPr>
+          <w:rFonts w:ascii="Times New Roman" w:hAnsi="Times New Roman" w:cs="Times New Roman"/>
+        </w:rPr>
+        <w:lastRenderedPageBreak/>
+        <w:t>Correctness — The system correctly implements the HTLC ring protocol. Both the happy path (all parties cooperate) and the timeout path (initiator goes silent) produce the expected results, with atomicity preserved in both cases.</w:t>
+      </w:r>
+    </w:p>
+    <w:p>
+      <w:pPr>
+        <w:pStyle w:val="ListNumber"/>
+        <w:spacing w:line="360" w:lineRule="auto"/>
+        <w:rPr>
+          <w:rFonts w:ascii="Times New Roman" w:hAnsi="Times New Roman" w:cs="Times New Roman"/>
+        </w:rPr>
+      </w:pPr>
+      <w:r>
+        <w:rPr>
+          <w:rFonts w:ascii="Times New Roman" w:hAnsi="Times New Roman" w:cs="Times New Roman"/>
+        </w:rPr>
+        <w:t>Generality — The system is not hardcoded to any specific set of currencies or party names. Any three currencies and any three party names can be configured by changing three SwapLeg constants in Main.java.</w:t>
+      </w:r>
+    </w:p>
+    <w:p>
+      <w:pPr>
+        <w:pStyle w:val="ListNumber"/>
+        <w:spacing w:line="360" w:lineRule="auto"/>
+        <w:rPr>
+          <w:rFonts w:ascii="Times New Roman" w:hAnsi="Times New Roman" w:cs="Times New Roman"/>
+        </w:rPr>
+      </w:pPr>
+      <w:r>
+        <w:rPr>
+          <w:rFonts w:ascii="Times New Roman" w:hAnsi="Times New Roman" w:cs="Times New Roman"/>
+        </w:rPr>
+        <w:t>Concurrency — Each party operates as an independent reactive agent on its own thread, responding to on-chain events published by the Blockchain event bus. This accurately reflects the decentralised, peer-to-peer nature of real atomic swap participants.</w:t>
+      </w:r>
+    </w:p>
+    <w:p>
+      <w:pPr>
+        <w:pStyle w:val="ListNumber"/>
+        <w:spacing w:line="360" w:lineRule="auto"/>
+        <w:rPr>
+          <w:rFonts w:ascii="Times New Roman" w:hAnsi="Times New Roman" w:cs="Times New Roman"/>
+        </w:rPr>
+      </w:pPr>
+      <w:r>
+        <w:rPr>
+          <w:rFonts w:ascii="Times New Roman" w:hAnsi="Times New Roman" w:cs="Times New Roman"/>
+        </w:rPr>
+        <w:t>Automation — Refund monitors run as background scheduled threads, automatically reclaiming funds when timelocks expire without requiring manual intervention. This mirrors the "set and forget" behaviour of smart contracts on real blockchains.</w:t>
+      </w:r>
+    </w:p>
+    <w:p>
+      <w:pPr>
+        <w:spacing w:line="360" w:lineRule="auto"/>
+        <w:jc w:val="both"/>
+      </w:pPr>
+      <w:r>
+        <w:t>The primary abstraction gap between this implementation and a production deployment is the in-memory Blockchain simulation. In a real system, the deploy(), redeem(), and refund() calls would be replaced by signed blockchain transactions broadcast to the respective networks, and the subscribe() mechanism would be implemented as a blockchain event listener (e.g. filtering Ethereum logs, or scanning Bitcoin UTXO sets). The HTLC and Party classes would not need to change; only the Blockchain class needs a production-grade backend.</w:t>
+      </w:r>
+    </w:p>
+    <w:p>
+      <w:pPr>
+        <w:pStyle w:val="Heading1"/>
+        <w:spacing w:line="360" w:lineRule="auto"/>
+        <w:rPr>
+          <w:rFonts w:ascii="Times New Roman" w:hAnsi="Times New Roman" w:cs="Times New Roman"/>
+        </w:rPr>
+      </w:pPr>
+      <w:r>
+        <w:rPr>
+          <w:rFonts w:ascii="Times New Roman" w:hAnsi="Times New Roman" w:cs="Times New Roman"/>
+        </w:rPr>
+        <w:t>10. References</w:t>
+      </w:r>
+    </w:p>
+    <w:p>
+      <w:pPr>
+        <w:spacing w:line="360" w:lineRule="auto"/>
+      </w:pPr>
+      <w:r>
+        <w:rPr>
+          <w:b/>
+        </w:rPr>
+        <w:t xml:space="preserve">[1] </w:t>
+      </w:r>
+      <w:r>
+        <w:t>Tier Nolan. "Alt chains and atomic transfers." Bitcoin Talk Forum, 2013. https://bitcointalk.org/index.php?topic=193281.0</w:t>
+      </w:r>
+    </w:p>
+    <w:p>
+      <w:pPr>
+        <w:spacing w:line="360" w:lineRule="auto"/>
+      </w:pPr>
+      <w:r>
+        <w:rPr>
+          <w:b/>
+        </w:rPr>
+        <w:t xml:space="preserve">[2] </w:t>
+      </w:r>
+      <w:r>
+        <w:t>Herlihy, M. "Atomic Cross-Chain Swaps." Proceedings of the 2018 ACM Symposium on Principles of Distributed Computing (PODC), 2018.</w:t>
+      </w:r>
+    </w:p>
+    <w:p>
+      <w:pPr>
+        <w:spacing w:line="360" w:lineRule="auto"/>
+      </w:pPr>
+      <w:r>
+        <w:rPr>
+          <w:b/>
+        </w:rPr>
+        <w:t xml:space="preserve">[3] </w:t>
+      </w:r>
+      <w:r>
+        <w:t>NIST. "FIPS PUB 180-4: Secure Hash Standard (SHS)." National Institute of Standards and Technology, 2015.</w:t>
+      </w:r>
+    </w:p>
+    <w:p>
+      <w:pPr>
+        <w:spacing w:line="360" w:lineRule="auto"/>
+      </w:pPr>
+      <w:r>
+        <w:rPr>
+          <w:b/>
+        </w:rPr>
+        <w:t xml:space="preserve">[4] </w:t>
+      </w:r>
+      <w:r>
+        <w:t>Nakamoto, S. "Bitcoin: A Peer-to-Peer Electronic Cash System." 2008.</w:t>
+      </w:r>
+    </w:p>
+    <w:p>
+      <w:pPr>
+        <w:spacing w:line="360" w:lineRule="auto"/>
+      </w:pPr>
+      <w:r>
+        <w:rPr>
+          <w:b/>
+        </w:rPr>
+        <w:t xml:space="preserve">[5] </w:t>
+      </w:r>
+      <w:r>
+        <w:t>Poon, J. and Dryja, T. "The Bitcoin Lightning Network: Scalable Off-Chain Instant Payments." 2016. https://lightning.network/lightning-network-paper.pdf</w:t>
+      </w:r>
+    </w:p>
+    <w:p>
+      <w:pPr>
+        <w:spacing w:line="360" w:lineRule="auto"/>
+      </w:pPr>
+      <w:r>
+        <w:rPr>
+          <w:b/>
+        </w:rPr>
+        <w:lastRenderedPageBreak/>
+        <w:t xml:space="preserve">[6] </w:t>
+      </w:r>
+      <w:r>
+        <w:t>Tairi, E., Moreno-Sanchez, P., Maffei, M. "A2L: Anonymous Atomic Locks for Scalability in Payment Channel Hubs." IEEE Symposium on Security and Privacy, 2021.</w:t>
+      </w:r>
+    </w:p>
+    <w:p>
+      <w:pPr>
+        <w:spacing w:line="360" w:lineRule="auto"/>
+      </w:pPr>
+      <w:r>
+        <w:rPr>
+          <w:b/>
+        </w:rPr>
+        <w:t xml:space="preserve">[7] </w:t>
+      </w:r>
+      <w:r>
+        <w:t xml:space="preserve">Oracle Corporation. "Java SE 17 API Specification." </w:t>
+      </w:r>
+      <w:hyperlink r:id="rId7" w:history="1">
+        <w:r>
+          <w:rPr>
+            <w:rStyle w:val="Hyperlink"/>
+          </w:rPr>
+          <w:t>https://docs.oracle.com/en/java/docs/api/</w:t>
+        </w:r>
+      </w:hyperlink>
+    </w:p>
+    <w:p>
+      <w:pPr>
+        <w:pStyle w:val="Heading1"/>
+        <w:spacing w:line="360" w:lineRule="auto"/>
+        <w:rPr>
+          <w:rFonts w:ascii="Times New Roman" w:hAnsi="Times New Roman" w:cs="Times New Roman"/>
+        </w:rPr>
+      </w:pPr>
+      <w:r>
+        <w:rPr>
+          <w:rFonts w:ascii="Times New Roman" w:hAnsi="Times New Roman" w:cs="Times New Roman"/>
+        </w:rPr>
+        <w:t>1</w:t>
+      </w:r>
+      <w:r>
+        <w:rPr>
+          <w:rFonts w:ascii="Times New Roman" w:hAnsi="Times New Roman" w:cs="Times New Roman"/>
+        </w:rPr>
+        <w:t>1</w:t>
+      </w:r>
+      <w:r>
+        <w:rPr>
+          <w:rFonts w:ascii="Times New Roman" w:hAnsi="Times New Roman" w:cs="Times New Roman"/>
+        </w:rPr>
+        <w:t xml:space="preserve">. </w:t>
+      </w:r>
+      <w:r>
+        <w:rPr>
+          <w:rFonts w:ascii="Times New Roman" w:hAnsi="Times New Roman" w:cs="Times New Roman"/>
+        </w:rPr>
+        <w:t>Logs</w:t>
+      </w:r>
+    </w:p>
+    <w:p>
+      <w:pPr>
+        <w:rPr>
+          <w:sz w:val="20"/>
+          <w:szCs w:val="20"/>
+          <w:lang w:val="en-US" w:eastAsia="en-US"/>
+        </w:rPr>
+      </w:pPr>
+      <w:r>
+        <w:rPr>
+          <w:sz w:val="20"/>
+          <w:szCs w:val="20"/>
+          <w:lang w:val="en-US" w:eastAsia="en-US"/>
+        </w:rPr>
+        <w:t>Connected to the target VM, address: '127.0.0.1:55330', transport: 'socket'</w:t>
+      </w:r>
+    </w:p>
+    <w:p>
+      <w:pPr>
+        <w:rPr>
+          <w:sz w:val="20"/>
+          <w:szCs w:val="20"/>
+          <w:lang w:val="en-US" w:eastAsia="en-US"/>
+        </w:rPr>
+      </w:pPr>
+    </w:p>
+    <w:p>
+      <w:pPr>
+        <w:rPr>
+          <w:sz w:val="20"/>
+          <w:szCs w:val="20"/>
+          <w:lang w:val="en-US" w:eastAsia="en-US"/>
+        </w:rPr>
+      </w:pPr>
+      <w:r>
+        <w:rPr>
+          <w:sz w:val="20"/>
+          <w:szCs w:val="20"/>
+          <w:lang w:val="en-US" w:eastAsia="en-US"/>
+        </w:rPr>
+        <w:t xml:space="preserve">  ╔══════════════════════════════════════════════════════╗</w:t>
+      </w:r>
+    </w:p>
+    <w:p>
+      <w:pPr>
+        <w:rPr>
+          <w:sz w:val="20"/>
+          <w:szCs w:val="20"/>
+          <w:lang w:val="en-US" w:eastAsia="en-US"/>
+        </w:rPr>
+      </w:pPr>
+      <w:r>
+        <w:rPr>
+          <w:sz w:val="20"/>
+          <w:szCs w:val="20"/>
+          <w:lang w:val="en-US" w:eastAsia="en-US"/>
+        </w:rPr>
+        <w:t xml:space="preserve">  ║   ATOMIC SWAP — 3 CURRENCIES (HTLC Protocol)        ║</w:t>
+      </w:r>
+    </w:p>
+    <w:p>
+      <w:pPr>
+        <w:rPr>
+          <w:sz w:val="20"/>
+          <w:szCs w:val="20"/>
+          <w:lang w:val="en-US" w:eastAsia="en-US"/>
+        </w:rPr>
+      </w:pPr>
+      <w:r>
+        <w:rPr>
+          <w:sz w:val="20"/>
+          <w:szCs w:val="20"/>
+          <w:lang w:val="en-US" w:eastAsia="en-US"/>
+        </w:rPr>
+        <w:t xml:space="preserve">  ║   Alice(ALT→CAD)  Bob(BTC→ALT)  Carol(CAD→BTC)</w:t>
+      </w:r>
+    </w:p>
+    <w:p>
+      <w:pPr>
+        <w:rPr>
+          <w:sz w:val="20"/>
+          <w:szCs w:val="20"/>
+          <w:lang w:val="en-US" w:eastAsia="en-US"/>
+        </w:rPr>
+      </w:pPr>
+      <w:r>
+        <w:rPr>
+          <w:sz w:val="20"/>
+          <w:szCs w:val="20"/>
+          <w:lang w:val="en-US" w:eastAsia="en-US"/>
+        </w:rPr>
+        <w:t xml:space="preserve">  ╚══════════════════════════════════════════════════════╝</w:t>
+      </w:r>
+    </w:p>
+    <w:p>
+      <w:pPr>
+        <w:rPr>
+          <w:sz w:val="20"/>
+          <w:szCs w:val="20"/>
+          <w:lang w:val="en-US" w:eastAsia="en-US"/>
+        </w:rPr>
+      </w:pPr>
+    </w:p>
+    <w:p>
+      <w:pPr>
+        <w:rPr>
+          <w:sz w:val="20"/>
+          <w:szCs w:val="20"/>
+          <w:lang w:val="en-US" w:eastAsia="en-US"/>
+        </w:rPr>
+      </w:pPr>
+      <w:r>
+        <w:rPr>
+          <w:sz w:val="20"/>
+          <w:szCs w:val="20"/>
+          <w:lang w:val="en-US" w:eastAsia="en-US"/>
+        </w:rPr>
+        <w:t xml:space="preserve">  Choose a scenario:</w:t>
+      </w:r>
+    </w:p>
+    <w:p>
+      <w:pPr>
+        <w:rPr>
+          <w:sz w:val="20"/>
+          <w:szCs w:val="20"/>
+          <w:lang w:val="en-US" w:eastAsia="en-US"/>
+        </w:rPr>
+      </w:pPr>
+      <w:r>
+        <w:rPr>
+          <w:sz w:val="20"/>
+          <w:szCs w:val="20"/>
+          <w:lang w:val="en-US" w:eastAsia="en-US"/>
+        </w:rPr>
+        <w:t xml:space="preserve">    [1] Happy Path   — all parties cooperate (fast)</w:t>
+      </w:r>
+    </w:p>
+    <w:p>
+      <w:pPr>
+        <w:rPr>
+          <w:sz w:val="20"/>
+          <w:szCs w:val="20"/>
+          <w:lang w:val="en-US" w:eastAsia="en-US"/>
+        </w:rPr>
+      </w:pPr>
+      <w:r>
+        <w:rPr>
+          <w:sz w:val="20"/>
+          <w:szCs w:val="20"/>
+          <w:lang w:val="en-US" w:eastAsia="en-US"/>
+        </w:rPr>
+        <w:t xml:space="preserve">    [2] Timeout Path — initiator goes silent  (~30s wait)</w:t>
+      </w:r>
+    </w:p>
+    <w:p>
+      <w:pPr>
+        <w:rPr>
+          <w:sz w:val="20"/>
+          <w:szCs w:val="20"/>
+          <w:lang w:val="en-US" w:eastAsia="en-US"/>
+        </w:rPr>
+      </w:pPr>
+      <w:r>
+        <w:rPr>
+          <w:sz w:val="20"/>
+          <w:szCs w:val="20"/>
+          <w:lang w:val="en-US" w:eastAsia="en-US"/>
+        </w:rPr>
+        <w:t xml:space="preserve">    [3] Run both back-to-back</w:t>
+      </w:r>
+    </w:p>
+    <w:p>
+      <w:pPr>
+        <w:rPr>
+          <w:sz w:val="20"/>
+          <w:szCs w:val="20"/>
+          <w:lang w:val="en-US" w:eastAsia="en-US"/>
+        </w:rPr>
+      </w:pPr>
+    </w:p>
+    <w:p>
+      <w:pPr>
+        <w:rPr>
+          <w:sz w:val="20"/>
+          <w:szCs w:val="20"/>
+          <w:lang w:val="en-US" w:eastAsia="en-US"/>
+        </w:rPr>
+      </w:pPr>
+      <w:r>
+        <w:rPr>
+          <w:sz w:val="20"/>
+          <w:szCs w:val="20"/>
+          <w:lang w:val="en-US" w:eastAsia="en-US"/>
+        </w:rPr>
+        <w:t xml:space="preserve">  Your choice (1/2/3): 3</w:t>
+      </w:r>
+    </w:p>
+    <w:p>
+      <w:pPr>
+        <w:rPr>
+          <w:sz w:val="20"/>
+          <w:szCs w:val="20"/>
+          <w:lang w:val="en-US" w:eastAsia="en-US"/>
+        </w:rPr>
+      </w:pPr>
+    </w:p>
+    <w:p>
+      <w:pPr>
+        <w:rPr>
+          <w:sz w:val="20"/>
+          <w:szCs w:val="20"/>
+          <w:lang w:val="en-US" w:eastAsia="en-US"/>
+        </w:rPr>
+      </w:pPr>
+    </w:p>
+    <w:p>
+      <w:pPr>
+        <w:rPr>
+          <w:sz w:val="20"/>
+          <w:szCs w:val="20"/>
+          <w:lang w:val="en-US" w:eastAsia="en-US"/>
+        </w:rPr>
+      </w:pPr>
+      <w:r>
+        <w:rPr>
+          <w:sz w:val="20"/>
+          <w:szCs w:val="20"/>
+          <w:lang w:val="en-US" w:eastAsia="en-US"/>
+        </w:rPr>
+        <w:t>╔══════════════════════════════════════════════════════════════╗</w:t>
+      </w:r>
+    </w:p>
+    <w:p>
+      <w:pPr>
+        <w:rPr>
+          <w:sz w:val="20"/>
+          <w:szCs w:val="20"/>
+          <w:lang w:val="en-US" w:eastAsia="en-US"/>
+        </w:rPr>
+      </w:pPr>
+      <w:r>
+        <w:rPr>
+          <w:sz w:val="20"/>
+          <w:szCs w:val="20"/>
+          <w:lang w:val="en-US" w:eastAsia="en-US"/>
+        </w:rPr>
+        <w:t>║  3-PARTY ATOMIC SWAP  —  HAPPY PATH                          ║</w:t>
+      </w:r>
+    </w:p>
+    <w:p>
+      <w:pPr>
+        <w:rPr>
+          <w:sz w:val="20"/>
+          <w:szCs w:val="20"/>
+          <w:lang w:val="en-US" w:eastAsia="en-US"/>
+        </w:rPr>
+      </w:pPr>
+      <w:r>
+        <w:rPr>
+          <w:sz w:val="20"/>
+          <w:szCs w:val="20"/>
+          <w:lang w:val="en-US" w:eastAsia="en-US"/>
+        </w:rPr>
+        <w:t>╚══════════════════════════════════════════════════════════════╝</w:t>
+      </w:r>
+    </w:p>
+    <w:p>
+      <w:pPr>
+        <w:rPr>
+          <w:sz w:val="20"/>
+          <w:szCs w:val="20"/>
+          <w:lang w:val="en-US" w:eastAsia="en-US"/>
+        </w:rPr>
+      </w:pPr>
+    </w:p>
+    <w:p>
+      <w:pPr>
+        <w:rPr>
+          <w:sz w:val="20"/>
+          <w:szCs w:val="20"/>
+          <w:lang w:val="en-US" w:eastAsia="en-US"/>
+        </w:rPr>
+      </w:pPr>
+      <w:r>
+        <w:rPr>
+          <w:sz w:val="20"/>
+          <w:szCs w:val="20"/>
+          <w:lang w:val="en-US" w:eastAsia="en-US"/>
+        </w:rPr>
+        <w:t xml:space="preserve">  ══ INITIALISATION — Parties, wallets, blockchains ══</w:t>
+      </w:r>
+    </w:p>
+    <w:p>
+      <w:pPr>
+        <w:rPr>
+          <w:sz w:val="20"/>
+          <w:szCs w:val="20"/>
+          <w:lang w:val="en-US" w:eastAsia="en-US"/>
+        </w:rPr>
+      </w:pPr>
+      <w:r>
+        <w:rPr>
+          <w:sz w:val="20"/>
+          <w:szCs w:val="20"/>
+          <w:lang w:val="en-US" w:eastAsia="en-US"/>
+        </w:rPr>
+        <w:t xml:space="preserve">  [INFO]    Alice wallet: +100.0 ALT  (total: 100.0 ALT)</w:t>
+      </w:r>
+    </w:p>
+    <w:p>
+      <w:pPr>
+        <w:rPr>
+          <w:sz w:val="20"/>
+          <w:szCs w:val="20"/>
+          <w:lang w:val="en-US" w:eastAsia="en-US"/>
+        </w:rPr>
+      </w:pPr>
+      <w:r>
+        <w:rPr>
+          <w:sz w:val="20"/>
+          <w:szCs w:val="20"/>
+          <w:lang w:val="en-US" w:eastAsia="en-US"/>
+        </w:rPr>
+        <w:t xml:space="preserve">  [INFO]    Bob wallet: +0.05 BTC  (total: 0.05 BTC)</w:t>
+      </w:r>
+    </w:p>
+    <w:p>
+      <w:pPr>
+        <w:rPr>
+          <w:sz w:val="20"/>
+          <w:szCs w:val="20"/>
+          <w:lang w:val="en-US" w:eastAsia="en-US"/>
+        </w:rPr>
+      </w:pPr>
+      <w:r>
+        <w:rPr>
+          <w:sz w:val="20"/>
+          <w:szCs w:val="20"/>
+          <w:lang w:val="en-US" w:eastAsia="en-US"/>
+        </w:rPr>
+        <w:t xml:space="preserve">  [INFO]    Carol wallet: +1.0 CAD  (total: 1.0 CAD)</w:t>
+      </w:r>
+    </w:p>
+    <w:p>
+      <w:pPr>
+        <w:rPr>
+          <w:sz w:val="20"/>
+          <w:szCs w:val="20"/>
+          <w:lang w:val="en-US" w:eastAsia="en-US"/>
+        </w:rPr>
+      </w:pPr>
+      <w:r>
+        <w:rPr>
+          <w:sz w:val="20"/>
+          <w:szCs w:val="20"/>
+          <w:lang w:val="en-US" w:eastAsia="en-US"/>
+        </w:rPr>
+        <w:t xml:space="preserve">  [INFO]    Alice now knows secret S = a86c3c58...</w:t>
+      </w:r>
+    </w:p>
+    <w:p>
+      <w:pPr>
+        <w:rPr>
+          <w:sz w:val="20"/>
+          <w:szCs w:val="20"/>
+          <w:lang w:val="en-US" w:eastAsia="en-US"/>
+        </w:rPr>
+      </w:pPr>
+      <w:r>
+        <w:rPr>
+          <w:sz w:val="20"/>
+          <w:szCs w:val="20"/>
+          <w:lang w:val="en-US" w:eastAsia="en-US"/>
+        </w:rPr>
+        <w:t xml:space="preserve">  [INFO]    Alice generated S,  H(S) = 193e0255d770...  (same hashLock in all 3 contracts)</w:t>
+      </w:r>
+    </w:p>
+    <w:p>
+      <w:pPr>
+        <w:rPr>
+          <w:sz w:val="20"/>
+          <w:szCs w:val="20"/>
+          <w:lang w:val="en-US" w:eastAsia="en-US"/>
+        </w:rPr>
+      </w:pPr>
+    </w:p>
+    <w:p>
+      <w:pPr>
+        <w:rPr>
+          <w:sz w:val="20"/>
+          <w:szCs w:val="20"/>
+          <w:lang w:val="en-US" w:eastAsia="en-US"/>
+        </w:rPr>
+      </w:pPr>
+      <w:r>
+        <w:rPr>
+          <w:sz w:val="20"/>
+          <w:szCs w:val="20"/>
+          <w:lang w:val="en-US" w:eastAsia="en-US"/>
+        </w:rPr>
+        <w:t xml:space="preserve">  ── Initial balances ──────────────────────────────────</w:t>
+      </w:r>
+    </w:p>
+    <w:p>
+      <w:pPr>
+        <w:rPr>
+          <w:sz w:val="20"/>
+          <w:szCs w:val="20"/>
+          <w:lang w:val="en-US" w:eastAsia="en-US"/>
+        </w:rPr>
+      </w:pPr>
+      <w:r>
+        <w:rPr>
+          <w:sz w:val="20"/>
+          <w:szCs w:val="20"/>
+          <w:lang w:val="en-US" w:eastAsia="en-US"/>
+        </w:rPr>
+        <w:t xml:space="preserve">  Alice wallet:</w:t>
+      </w:r>
+    </w:p>
+    <w:p>
+      <w:pPr>
+        <w:rPr>
+          <w:sz w:val="20"/>
+          <w:szCs w:val="20"/>
+          <w:lang w:val="en-US" w:eastAsia="en-US"/>
+        </w:rPr>
+      </w:pPr>
+      <w:r>
+        <w:rPr>
+          <w:sz w:val="20"/>
+          <w:szCs w:val="20"/>
+          <w:lang w:val="en-US" w:eastAsia="en-US"/>
+        </w:rPr>
+        <w:t xml:space="preserve">    ALT    : 100.0000</w:t>
+      </w:r>
+    </w:p>
+    <w:p>
+      <w:pPr>
+        <w:rPr>
+          <w:sz w:val="20"/>
+          <w:szCs w:val="20"/>
+          <w:lang w:val="en-US" w:eastAsia="en-US"/>
+        </w:rPr>
+      </w:pPr>
+      <w:r>
+        <w:rPr>
+          <w:sz w:val="20"/>
+          <w:szCs w:val="20"/>
+          <w:lang w:val="en-US" w:eastAsia="en-US"/>
+        </w:rPr>
+        <w:t xml:space="preserve">  Bob wallet:</w:t>
+      </w:r>
+    </w:p>
+    <w:p>
+      <w:pPr>
+        <w:rPr>
+          <w:sz w:val="20"/>
+          <w:szCs w:val="20"/>
+          <w:lang w:val="en-US" w:eastAsia="en-US"/>
+        </w:rPr>
+      </w:pPr>
+      <w:r>
+        <w:rPr>
+          <w:sz w:val="20"/>
+          <w:szCs w:val="20"/>
+          <w:lang w:val="en-US" w:eastAsia="en-US"/>
+        </w:rPr>
+        <w:t xml:space="preserve">    BTC    : 0.0500</w:t>
+      </w:r>
+    </w:p>
+    <w:p>
+      <w:pPr>
+        <w:rPr>
+          <w:sz w:val="20"/>
+          <w:szCs w:val="20"/>
+          <w:lang w:val="en-US" w:eastAsia="en-US"/>
+        </w:rPr>
+      </w:pPr>
+      <w:r>
+        <w:rPr>
+          <w:sz w:val="20"/>
+          <w:szCs w:val="20"/>
+          <w:lang w:val="en-US" w:eastAsia="en-US"/>
+        </w:rPr>
+        <w:t xml:space="preserve">  Carol wallet:</w:t>
+      </w:r>
+    </w:p>
+    <w:p>
+      <w:pPr>
+        <w:rPr>
+          <w:sz w:val="20"/>
+          <w:szCs w:val="20"/>
+          <w:lang w:val="en-US" w:eastAsia="en-US"/>
+        </w:rPr>
+      </w:pPr>
+      <w:r>
+        <w:rPr>
+          <w:sz w:val="20"/>
+          <w:szCs w:val="20"/>
+          <w:lang w:val="en-US" w:eastAsia="en-US"/>
+        </w:rPr>
+        <w:t xml:space="preserve">    CAD    : 1.0000</w:t>
+      </w:r>
+    </w:p>
+    <w:p>
+      <w:pPr>
+        <w:rPr>
+          <w:sz w:val="20"/>
+          <w:szCs w:val="20"/>
+          <w:lang w:val="en-US" w:eastAsia="en-US"/>
+        </w:rPr>
+      </w:pPr>
+      <w:r>
+        <w:rPr>
+          <w:sz w:val="20"/>
+          <w:szCs w:val="20"/>
+          <w:lang w:val="en-US" w:eastAsia="en-US"/>
+        </w:rPr>
+        <w:t xml:space="preserve">  ────────────────────────────────────────────────────</w:t>
+      </w:r>
+    </w:p>
+    <w:p>
+      <w:pPr>
+        <w:rPr>
+          <w:sz w:val="20"/>
+          <w:szCs w:val="20"/>
+          <w:lang w:val="en-US" w:eastAsia="en-US"/>
+        </w:rPr>
+      </w:pPr>
+    </w:p>
+    <w:p>
+      <w:pPr>
+        <w:rPr>
+          <w:sz w:val="20"/>
+          <w:szCs w:val="20"/>
+          <w:lang w:val="en-US" w:eastAsia="en-US"/>
+        </w:rPr>
+      </w:pPr>
+    </w:p>
+    <w:p>
+      <w:pPr>
+        <w:rPr>
+          <w:sz w:val="20"/>
+          <w:szCs w:val="20"/>
+          <w:lang w:val="en-US" w:eastAsia="en-US"/>
+        </w:rPr>
+      </w:pPr>
+      <w:r>
+        <w:rPr>
+          <w:sz w:val="20"/>
+          <w:szCs w:val="20"/>
+          <w:lang w:val="en-US" w:eastAsia="en-US"/>
+        </w:rPr>
+        <w:t xml:space="preserve">  ══ STEP 1 — Alice deploys Contract_Alice→Bob  (T1=30s)  ← triggers the chain ══</w:t>
+      </w:r>
+    </w:p>
+    <w:p>
+      <w:pPr>
+        <w:rPr>
+          <w:sz w:val="20"/>
+          <w:szCs w:val="20"/>
+          <w:lang w:val="en-US" w:eastAsia="en-US"/>
+        </w:rPr>
+      </w:pPr>
+      <w:r>
+        <w:rPr>
+          <w:sz w:val="20"/>
+          <w:szCs w:val="20"/>
+          <w:lang w:val="en-US" w:eastAsia="en-US"/>
+        </w:rPr>
+        <w:t xml:space="preserve">  [INFO]    Alice locked 100.0 ALT into contract  (remaining: 0.0 ALT)</w:t>
+      </w:r>
+    </w:p>
+    <w:p>
+      <w:pPr>
+        <w:rPr>
+          <w:sz w:val="20"/>
+          <w:szCs w:val="20"/>
+          <w:lang w:val="en-US" w:eastAsia="en-US"/>
+        </w:rPr>
+      </w:pPr>
+      <w:r>
+        <w:rPr>
+          <w:sz w:val="20"/>
+          <w:szCs w:val="20"/>
+          <w:lang w:val="en-US" w:eastAsia="en-US"/>
+        </w:rPr>
+        <w:t xml:space="preserve">  [INFO]    [ALT chain] Deployed: Contract_Alice→Bob</w:t>
+      </w:r>
+    </w:p>
+    <w:p>
+      <w:pPr>
+        <w:rPr>
+          <w:sz w:val="20"/>
+          <w:szCs w:val="20"/>
+          <w:lang w:val="en-US" w:eastAsia="en-US"/>
+        </w:rPr>
+      </w:pPr>
+    </w:p>
+    <w:p>
+      <w:pPr>
+        <w:rPr>
+          <w:sz w:val="20"/>
+          <w:szCs w:val="20"/>
+          <w:lang w:val="en-US" w:eastAsia="en-US"/>
+        </w:rPr>
+      </w:pPr>
+      <w:r>
+        <w:rPr>
+          <w:sz w:val="20"/>
+          <w:szCs w:val="20"/>
+          <w:lang w:val="en-US" w:eastAsia="en-US"/>
+        </w:rPr>
+        <w:t xml:space="preserve">  ══ [Bob] sees Contract_Alice→Bob on ALT chain → locking 0.05 BTC ══</w:t>
+      </w:r>
+    </w:p>
+    <w:p>
+      <w:pPr>
+        <w:rPr>
+          <w:sz w:val="20"/>
+          <w:szCs w:val="20"/>
+          <w:lang w:val="en-US" w:eastAsia="en-US"/>
+        </w:rPr>
+      </w:pPr>
+      <w:r>
+        <w:rPr>
+          <w:sz w:val="20"/>
+          <w:szCs w:val="20"/>
+          <w:lang w:val="en-US" w:eastAsia="en-US"/>
+        </w:rPr>
+        <w:t xml:space="preserve">  [INFO]    Bob locked 0.05 BTC into contract  (remaining: 0.0 BTC)</w:t>
+      </w:r>
+    </w:p>
+    <w:p>
+      <w:pPr>
+        <w:rPr>
+          <w:sz w:val="20"/>
+          <w:szCs w:val="20"/>
+          <w:lang w:val="en-US" w:eastAsia="en-US"/>
+        </w:rPr>
+      </w:pPr>
+      <w:r>
+        <w:rPr>
+          <w:sz w:val="20"/>
+          <w:szCs w:val="20"/>
+          <w:lang w:val="en-US" w:eastAsia="en-US"/>
+        </w:rPr>
+        <w:lastRenderedPageBreak/>
+        <w:t xml:space="preserve">  [INFO]    [BTC chain] Deployed: Contract_Bob→Carol</w:t>
+      </w:r>
+    </w:p>
+    <w:p>
+      <w:pPr>
+        <w:rPr>
+          <w:sz w:val="20"/>
+          <w:szCs w:val="20"/>
+          <w:lang w:val="en-US" w:eastAsia="en-US"/>
+        </w:rPr>
+      </w:pPr>
+    </w:p>
+    <w:p>
+      <w:pPr>
+        <w:rPr>
+          <w:sz w:val="20"/>
+          <w:szCs w:val="20"/>
+          <w:lang w:val="en-US" w:eastAsia="en-US"/>
+        </w:rPr>
+      </w:pPr>
+      <w:r>
+        <w:rPr>
+          <w:sz w:val="20"/>
+          <w:szCs w:val="20"/>
+          <w:lang w:val="en-US" w:eastAsia="en-US"/>
+        </w:rPr>
+        <w:t xml:space="preserve">  ══ [Carol] sees Contract_Bob→Carol on BTC chain → locking 1.0 CAD ══</w:t>
+      </w:r>
+    </w:p>
+    <w:p>
+      <w:pPr>
+        <w:rPr>
+          <w:sz w:val="20"/>
+          <w:szCs w:val="20"/>
+          <w:lang w:val="en-US" w:eastAsia="en-US"/>
+        </w:rPr>
+      </w:pPr>
+      <w:r>
+        <w:rPr>
+          <w:sz w:val="20"/>
+          <w:szCs w:val="20"/>
+          <w:lang w:val="en-US" w:eastAsia="en-US"/>
+        </w:rPr>
+        <w:t xml:space="preserve">  [INFO]    Carol locked 1.0 CAD into contract  (remaining: 0.0 CAD)</w:t>
+      </w:r>
+    </w:p>
+    <w:p>
+      <w:pPr>
+        <w:rPr>
+          <w:sz w:val="20"/>
+          <w:szCs w:val="20"/>
+          <w:lang w:val="en-US" w:eastAsia="en-US"/>
+        </w:rPr>
+      </w:pPr>
+      <w:r>
+        <w:rPr>
+          <w:sz w:val="20"/>
+          <w:szCs w:val="20"/>
+          <w:lang w:val="en-US" w:eastAsia="en-US"/>
+        </w:rPr>
+        <w:t xml:space="preserve">  [INFO]    [CAD chain] Deployed: Contract_Carol→Alice</w:t>
+      </w:r>
+    </w:p>
+    <w:p>
+      <w:pPr>
+        <w:rPr>
+          <w:sz w:val="20"/>
+          <w:szCs w:val="20"/>
+          <w:lang w:val="en-US" w:eastAsia="en-US"/>
+        </w:rPr>
+      </w:pPr>
+    </w:p>
+    <w:p>
+      <w:pPr>
+        <w:rPr>
+          <w:sz w:val="20"/>
+          <w:szCs w:val="20"/>
+          <w:lang w:val="en-US" w:eastAsia="en-US"/>
+        </w:rPr>
+      </w:pPr>
+      <w:r>
+        <w:rPr>
+          <w:sz w:val="20"/>
+          <w:szCs w:val="20"/>
+          <w:lang w:val="en-US" w:eastAsia="en-US"/>
+        </w:rPr>
+        <w:t xml:space="preserve">  ══ [Alice] sees Contract_Carol→Alice on CAD chain → redeeming (reveals S on-chain) ══</w:t>
+      </w:r>
+    </w:p>
+    <w:p>
+      <w:pPr>
+        <w:rPr>
+          <w:sz w:val="20"/>
+          <w:szCs w:val="20"/>
+          <w:lang w:val="en-US" w:eastAsia="en-US"/>
+        </w:rPr>
+      </w:pPr>
+      <w:r>
+        <w:rPr>
+          <w:sz w:val="20"/>
+          <w:szCs w:val="20"/>
+          <w:lang w:val="en-US" w:eastAsia="en-US"/>
+        </w:rPr>
+        <w:t xml:space="preserve">  [SUCCESS] Contract_Carol→Alice: REDEEMED by Alice  |  1.0 CAD → Alice  |  secret revealed on-chain </w:t>
+      </w:r>
+      <w:r>
+        <w:rPr>
+          <w:rFonts w:ascii="Segoe UI Symbol" w:hAnsi="Segoe UI Symbol" w:cs="Segoe UI Symbol"/>
+          <w:sz w:val="20"/>
+          <w:szCs w:val="20"/>
+          <w:lang w:val="en-US" w:eastAsia="en-US"/>
+        </w:rPr>
+        <w:t>✓</w:t>
+      </w:r>
+    </w:p>
+    <w:p>
+      <w:pPr>
+        <w:rPr>
+          <w:sz w:val="20"/>
+          <w:szCs w:val="20"/>
+          <w:lang w:val="en-US" w:eastAsia="en-US"/>
+        </w:rPr>
+      </w:pPr>
+    </w:p>
+    <w:p>
+      <w:pPr>
+        <w:rPr>
+          <w:sz w:val="20"/>
+          <w:szCs w:val="20"/>
+          <w:lang w:val="en-US" w:eastAsia="en-US"/>
+        </w:rPr>
+      </w:pPr>
+      <w:r>
+        <w:rPr>
+          <w:sz w:val="20"/>
+          <w:szCs w:val="20"/>
+          <w:lang w:val="en-US" w:eastAsia="en-US"/>
+        </w:rPr>
+        <w:t xml:space="preserve">  ══ [Carol] sees S on CAD chain → redeeming Contract_Bob→Carol ══</w:t>
+      </w:r>
+    </w:p>
+    <w:p>
+      <w:pPr>
+        <w:rPr>
+          <w:sz w:val="20"/>
+          <w:szCs w:val="20"/>
+          <w:lang w:val="en-US" w:eastAsia="en-US"/>
+        </w:rPr>
+      </w:pPr>
+      <w:r>
+        <w:rPr>
+          <w:sz w:val="20"/>
+          <w:szCs w:val="20"/>
+          <w:lang w:val="en-US" w:eastAsia="en-US"/>
+        </w:rPr>
+        <w:t xml:space="preserve">  [INFO]    Carol now knows secret S = a86c3c58...</w:t>
+      </w:r>
+    </w:p>
+    <w:p>
+      <w:pPr>
+        <w:rPr>
+          <w:sz w:val="20"/>
+          <w:szCs w:val="20"/>
+          <w:lang w:val="en-US" w:eastAsia="en-US"/>
+        </w:rPr>
+      </w:pPr>
+      <w:r>
+        <w:rPr>
+          <w:sz w:val="20"/>
+          <w:szCs w:val="20"/>
+          <w:lang w:val="en-US" w:eastAsia="en-US"/>
+        </w:rPr>
+        <w:t xml:space="preserve">  [SUCCESS] Alice received 1.0 CAD  (new balance: 1.0 CAD)</w:t>
+      </w:r>
+    </w:p>
+    <w:p>
+      <w:pPr>
+        <w:rPr>
+          <w:sz w:val="20"/>
+          <w:szCs w:val="20"/>
+          <w:lang w:val="en-US" w:eastAsia="en-US"/>
+        </w:rPr>
+      </w:pPr>
+      <w:r>
+        <w:rPr>
+          <w:sz w:val="20"/>
+          <w:szCs w:val="20"/>
+          <w:lang w:val="en-US" w:eastAsia="en-US"/>
+        </w:rPr>
+        <w:t xml:space="preserve">  [SUCCESS] Contract_Bob→Carol: REDEEMED by Carol  |  0.05 BTC → Carol  |  secret revealed on-chain </w:t>
+      </w:r>
+      <w:r>
+        <w:rPr>
+          <w:rFonts w:ascii="Segoe UI Symbol" w:hAnsi="Segoe UI Symbol" w:cs="Segoe UI Symbol"/>
+          <w:sz w:val="20"/>
+          <w:szCs w:val="20"/>
+          <w:lang w:val="en-US" w:eastAsia="en-US"/>
+        </w:rPr>
+        <w:t>✓</w:t>
+      </w:r>
+    </w:p>
+    <w:p>
+      <w:pPr>
+        <w:rPr>
+          <w:sz w:val="20"/>
+          <w:szCs w:val="20"/>
+          <w:lang w:val="en-US" w:eastAsia="en-US"/>
+        </w:rPr>
+      </w:pPr>
+      <w:r>
+        <w:rPr>
+          <w:sz w:val="20"/>
+          <w:szCs w:val="20"/>
+          <w:lang w:val="en-US" w:eastAsia="en-US"/>
+        </w:rPr>
+        <w:t xml:space="preserve">  [SUCCESS] Carol received 0.05 BTC  (new balance: 0.05 BTC)</w:t>
+      </w:r>
+    </w:p>
+    <w:p>
+      <w:pPr>
+        <w:rPr>
+          <w:sz w:val="20"/>
+          <w:szCs w:val="20"/>
+          <w:lang w:val="en-US" w:eastAsia="en-US"/>
+        </w:rPr>
+      </w:pPr>
+    </w:p>
+    <w:p>
+      <w:pPr>
+        <w:rPr>
+          <w:sz w:val="20"/>
+          <w:szCs w:val="20"/>
+          <w:lang w:val="en-US" w:eastAsia="en-US"/>
+        </w:rPr>
+      </w:pPr>
+      <w:r>
+        <w:rPr>
+          <w:sz w:val="20"/>
+          <w:szCs w:val="20"/>
+          <w:lang w:val="en-US" w:eastAsia="en-US"/>
+        </w:rPr>
+        <w:t xml:space="preserve">  ══ [Bob] sees S on BTC chain → redeeming Contract_Alice→Bob ══</w:t>
+      </w:r>
+    </w:p>
+    <w:p>
+      <w:pPr>
+        <w:rPr>
+          <w:sz w:val="20"/>
+          <w:szCs w:val="20"/>
+          <w:lang w:val="en-US" w:eastAsia="en-US"/>
+        </w:rPr>
+      </w:pPr>
+      <w:r>
+        <w:rPr>
+          <w:sz w:val="20"/>
+          <w:szCs w:val="20"/>
+          <w:lang w:val="en-US" w:eastAsia="en-US"/>
+        </w:rPr>
+        <w:t xml:space="preserve">  [INFO]    Bob now knows secret S = a86c3c58...</w:t>
+      </w:r>
+    </w:p>
+    <w:p>
+      <w:pPr>
+        <w:rPr>
+          <w:sz w:val="20"/>
+          <w:szCs w:val="20"/>
+          <w:lang w:val="en-US" w:eastAsia="en-US"/>
+        </w:rPr>
+      </w:pPr>
+      <w:r>
+        <w:rPr>
+          <w:sz w:val="20"/>
+          <w:szCs w:val="20"/>
+          <w:lang w:val="en-US" w:eastAsia="en-US"/>
+        </w:rPr>
+        <w:t xml:space="preserve">  [SUCCESS] Contract_Alice→Bob: REDEEMED by Bob  |  100.0 ALT → Bob  |  secret revealed on-chain </w:t>
+      </w:r>
+      <w:r>
+        <w:rPr>
+          <w:rFonts w:ascii="Segoe UI Symbol" w:hAnsi="Segoe UI Symbol" w:cs="Segoe UI Symbol"/>
+          <w:sz w:val="20"/>
+          <w:szCs w:val="20"/>
+          <w:lang w:val="en-US" w:eastAsia="en-US"/>
+        </w:rPr>
+        <w:t>✓</w:t>
+      </w:r>
+    </w:p>
+    <w:p>
+      <w:pPr>
+        <w:rPr>
+          <w:sz w:val="20"/>
+          <w:szCs w:val="20"/>
+          <w:lang w:val="en-US" w:eastAsia="en-US"/>
+        </w:rPr>
+      </w:pPr>
+      <w:r>
+        <w:rPr>
+          <w:sz w:val="20"/>
+          <w:szCs w:val="20"/>
+          <w:lang w:val="en-US" w:eastAsia="en-US"/>
+        </w:rPr>
+        <w:t xml:space="preserve">  [SUCCESS] Bob received 100.0 ALT  (new balance: 100.0 ALT)</w:t>
+      </w:r>
+    </w:p>
+    <w:p>
+      <w:pPr>
+        <w:rPr>
+          <w:sz w:val="20"/>
+          <w:szCs w:val="20"/>
+          <w:lang w:val="en-US" w:eastAsia="en-US"/>
+        </w:rPr>
+      </w:pPr>
+    </w:p>
+    <w:p>
+      <w:pPr>
+        <w:rPr>
+          <w:sz w:val="20"/>
+          <w:szCs w:val="20"/>
+          <w:lang w:val="en-US" w:eastAsia="en-US"/>
+        </w:rPr>
+      </w:pPr>
+      <w:r>
+        <w:rPr>
+          <w:sz w:val="20"/>
+          <w:szCs w:val="20"/>
+          <w:lang w:val="en-US" w:eastAsia="en-US"/>
+        </w:rPr>
+        <w:t xml:space="preserve">  ══ SWAP COMPLETE — Final balances ══</w:t>
+      </w:r>
+    </w:p>
+    <w:p>
+      <w:pPr>
+        <w:rPr>
+          <w:sz w:val="20"/>
+          <w:szCs w:val="20"/>
+          <w:lang w:val="en-US" w:eastAsia="en-US"/>
+        </w:rPr>
+      </w:pPr>
+    </w:p>
+    <w:p>
+      <w:pPr>
+        <w:rPr>
+          <w:sz w:val="20"/>
+          <w:szCs w:val="20"/>
+          <w:lang w:val="en-US" w:eastAsia="en-US"/>
+        </w:rPr>
+      </w:pPr>
+      <w:r>
+        <w:rPr>
+          <w:sz w:val="20"/>
+          <w:szCs w:val="20"/>
+          <w:lang w:val="en-US" w:eastAsia="en-US"/>
+        </w:rPr>
+        <w:t xml:space="preserve">  ── Final balances ──────────────────────────────────</w:t>
+      </w:r>
+    </w:p>
+    <w:p>
+      <w:pPr>
+        <w:rPr>
+          <w:sz w:val="20"/>
+          <w:szCs w:val="20"/>
+          <w:lang w:val="en-US" w:eastAsia="en-US"/>
+        </w:rPr>
+      </w:pPr>
+      <w:r>
+        <w:rPr>
+          <w:sz w:val="20"/>
+          <w:szCs w:val="20"/>
+          <w:lang w:val="en-US" w:eastAsia="en-US"/>
+        </w:rPr>
+        <w:t xml:space="preserve">  Alice wallet:</w:t>
+      </w:r>
+    </w:p>
+    <w:p>
+      <w:pPr>
+        <w:rPr>
+          <w:sz w:val="20"/>
+          <w:szCs w:val="20"/>
+          <w:lang w:val="en-US" w:eastAsia="en-US"/>
+        </w:rPr>
+      </w:pPr>
+      <w:r>
+        <w:rPr>
+          <w:sz w:val="20"/>
+          <w:szCs w:val="20"/>
+          <w:lang w:val="en-US" w:eastAsia="en-US"/>
+        </w:rPr>
+        <w:t xml:space="preserve">    CAD    : 1.0000</w:t>
+      </w:r>
+    </w:p>
+    <w:p>
+      <w:pPr>
+        <w:rPr>
+          <w:sz w:val="20"/>
+          <w:szCs w:val="20"/>
+          <w:lang w:val="en-US" w:eastAsia="en-US"/>
+        </w:rPr>
+      </w:pPr>
+      <w:r>
+        <w:rPr>
+          <w:sz w:val="20"/>
+          <w:szCs w:val="20"/>
+          <w:lang w:val="en-US" w:eastAsia="en-US"/>
+        </w:rPr>
+        <w:t xml:space="preserve">    ALT    : 0.0000</w:t>
+      </w:r>
+    </w:p>
+    <w:p>
+      <w:pPr>
+        <w:rPr>
+          <w:sz w:val="20"/>
+          <w:szCs w:val="20"/>
+          <w:lang w:val="en-US" w:eastAsia="en-US"/>
+        </w:rPr>
+      </w:pPr>
+      <w:r>
+        <w:rPr>
+          <w:sz w:val="20"/>
+          <w:szCs w:val="20"/>
+          <w:lang w:val="en-US" w:eastAsia="en-US"/>
+        </w:rPr>
+        <w:t xml:space="preserve">  Bob wallet:</w:t>
+      </w:r>
+    </w:p>
+    <w:p>
+      <w:pPr>
+        <w:rPr>
+          <w:sz w:val="20"/>
+          <w:szCs w:val="20"/>
+          <w:lang w:val="en-US" w:eastAsia="en-US"/>
+        </w:rPr>
+      </w:pPr>
+      <w:r>
+        <w:rPr>
+          <w:sz w:val="20"/>
+          <w:szCs w:val="20"/>
+          <w:lang w:val="en-US" w:eastAsia="en-US"/>
+        </w:rPr>
+        <w:t xml:space="preserve">    BTC    : 0.0000</w:t>
+      </w:r>
+    </w:p>
+    <w:p>
+      <w:pPr>
+        <w:rPr>
+          <w:sz w:val="20"/>
+          <w:szCs w:val="20"/>
+          <w:lang w:val="en-US" w:eastAsia="en-US"/>
+        </w:rPr>
+      </w:pPr>
+      <w:r>
+        <w:rPr>
+          <w:sz w:val="20"/>
+          <w:szCs w:val="20"/>
+          <w:lang w:val="en-US" w:eastAsia="en-US"/>
+        </w:rPr>
+        <w:t xml:space="preserve">    ALT    : 100.0000</w:t>
+      </w:r>
+    </w:p>
+    <w:p>
+      <w:pPr>
+        <w:rPr>
+          <w:sz w:val="20"/>
+          <w:szCs w:val="20"/>
+          <w:lang w:val="en-US" w:eastAsia="en-US"/>
+        </w:rPr>
+      </w:pPr>
+      <w:r>
+        <w:rPr>
+          <w:sz w:val="20"/>
+          <w:szCs w:val="20"/>
+          <w:lang w:val="en-US" w:eastAsia="en-US"/>
+        </w:rPr>
+        <w:t xml:space="preserve">  Carol wallet:</w:t>
+      </w:r>
+    </w:p>
+    <w:p>
+      <w:pPr>
+        <w:rPr>
+          <w:sz w:val="20"/>
+          <w:szCs w:val="20"/>
+          <w:lang w:val="en-US" w:eastAsia="en-US"/>
+        </w:rPr>
+      </w:pPr>
+      <w:r>
+        <w:rPr>
+          <w:sz w:val="20"/>
+          <w:szCs w:val="20"/>
+          <w:lang w:val="en-US" w:eastAsia="en-US"/>
+        </w:rPr>
+        <w:t xml:space="preserve">    BTC    : 0.0500</w:t>
+      </w:r>
+    </w:p>
+    <w:p>
+      <w:pPr>
+        <w:rPr>
+          <w:sz w:val="20"/>
+          <w:szCs w:val="20"/>
+          <w:lang w:val="en-US" w:eastAsia="en-US"/>
+        </w:rPr>
+      </w:pPr>
+      <w:r>
+        <w:rPr>
+          <w:sz w:val="20"/>
+          <w:szCs w:val="20"/>
+          <w:lang w:val="en-US" w:eastAsia="en-US"/>
+        </w:rPr>
+        <w:t xml:space="preserve">    CAD    : 0.0000</w:t>
+      </w:r>
+    </w:p>
+    <w:p>
+      <w:pPr>
+        <w:rPr>
+          <w:sz w:val="20"/>
+          <w:szCs w:val="20"/>
+          <w:lang w:val="en-US" w:eastAsia="en-US"/>
+        </w:rPr>
+      </w:pPr>
+      <w:r>
+        <w:rPr>
+          <w:sz w:val="20"/>
+          <w:szCs w:val="20"/>
+          <w:lang w:val="en-US" w:eastAsia="en-US"/>
+        </w:rPr>
+        <w:t xml:space="preserve">  ────────────────────────────────────────────────────</w:t>
+      </w:r>
+    </w:p>
+    <w:p>
+      <w:pPr>
+        <w:rPr>
+          <w:sz w:val="20"/>
+          <w:szCs w:val="20"/>
+          <w:lang w:val="en-US" w:eastAsia="en-US"/>
+        </w:rPr>
+      </w:pPr>
+    </w:p>
+    <w:p>
+      <w:pPr>
+        <w:rPr>
+          <w:sz w:val="20"/>
+          <w:szCs w:val="20"/>
+          <w:lang w:val="en-US" w:eastAsia="en-US"/>
+        </w:rPr>
+      </w:pPr>
+      <w:r>
+        <w:rPr>
+          <w:sz w:val="20"/>
+          <w:szCs w:val="20"/>
+          <w:lang w:val="en-US" w:eastAsia="en-US"/>
+        </w:rPr>
+        <w:t xml:space="preserve">  [SUCCESS] All 3 contracts redeemed. Atomic swap successful!</w:t>
+      </w:r>
+    </w:p>
+    <w:p>
+      <w:pPr>
+        <w:rPr>
+          <w:sz w:val="20"/>
+          <w:szCs w:val="20"/>
+          <w:lang w:val="en-US" w:eastAsia="en-US"/>
+        </w:rPr>
+      </w:pPr>
+    </w:p>
+    <w:p>
+      <w:pPr>
+        <w:rPr>
+          <w:sz w:val="20"/>
+          <w:szCs w:val="20"/>
+          <w:lang w:val="en-US" w:eastAsia="en-US"/>
+        </w:rPr>
+      </w:pPr>
+      <w:r>
+        <w:rPr>
+          <w:sz w:val="20"/>
+          <w:szCs w:val="20"/>
+          <w:lang w:val="en-US" w:eastAsia="en-US"/>
+        </w:rPr>
+        <w:t xml:space="preserve">  ── Swap Summary ──────────────────────────────────────────────</w:t>
+      </w:r>
+    </w:p>
+    <w:p>
+      <w:pPr>
+        <w:rPr>
+          <w:sz w:val="20"/>
+          <w:szCs w:val="20"/>
+          <w:lang w:val="en-US" w:eastAsia="en-US"/>
+        </w:rPr>
+      </w:pPr>
+      <w:r>
+        <w:rPr>
+          <w:sz w:val="20"/>
+          <w:szCs w:val="20"/>
+          <w:lang w:val="en-US" w:eastAsia="en-US"/>
+        </w:rPr>
+        <w:t xml:space="preserve">  Alice   : gave 100.0000 ALT   →  received   1.0000 CAD  </w:t>
+      </w:r>
+      <w:r>
+        <w:rPr>
+          <w:rFonts w:ascii="Segoe UI Symbol" w:hAnsi="Segoe UI Symbol" w:cs="Segoe UI Symbol"/>
+          <w:sz w:val="20"/>
+          <w:szCs w:val="20"/>
+          <w:lang w:val="en-US" w:eastAsia="en-US"/>
+        </w:rPr>
+        <w:t>✓</w:t>
+      </w:r>
+    </w:p>
+    <w:p>
+      <w:pPr>
+        <w:rPr>
+          <w:sz w:val="20"/>
+          <w:szCs w:val="20"/>
+          <w:lang w:val="en-US" w:eastAsia="en-US"/>
+        </w:rPr>
+      </w:pPr>
+      <w:r>
+        <w:rPr>
+          <w:sz w:val="20"/>
+          <w:szCs w:val="20"/>
+          <w:lang w:val="en-US" w:eastAsia="en-US"/>
+        </w:rPr>
+        <w:t xml:space="preserve">  Bob     : gave   0.0500 BTC   →  received 100.0000 ALT  </w:t>
+      </w:r>
+      <w:r>
+        <w:rPr>
+          <w:rFonts w:ascii="Segoe UI Symbol" w:hAnsi="Segoe UI Symbol" w:cs="Segoe UI Symbol"/>
+          <w:sz w:val="20"/>
+          <w:szCs w:val="20"/>
+          <w:lang w:val="en-US" w:eastAsia="en-US"/>
+        </w:rPr>
+        <w:t>✓</w:t>
+      </w:r>
+    </w:p>
+    <w:p>
+      <w:pPr>
+        <w:rPr>
+          <w:sz w:val="20"/>
+          <w:szCs w:val="20"/>
+          <w:lang w:val="en-US" w:eastAsia="en-US"/>
+        </w:rPr>
+      </w:pPr>
+      <w:r>
+        <w:rPr>
+          <w:sz w:val="20"/>
+          <w:szCs w:val="20"/>
+          <w:lang w:val="en-US" w:eastAsia="en-US"/>
+        </w:rPr>
+        <w:t xml:space="preserve">  Carol   : gave   1.0000 CAD   →  received   0.0500 BTC  </w:t>
+      </w:r>
+      <w:r>
+        <w:rPr>
+          <w:rFonts w:ascii="Segoe UI Symbol" w:hAnsi="Segoe UI Symbol" w:cs="Segoe UI Symbol"/>
+          <w:sz w:val="20"/>
+          <w:szCs w:val="20"/>
+          <w:lang w:val="en-US" w:eastAsia="en-US"/>
+        </w:rPr>
+        <w:t>✓</w:t>
+      </w:r>
+    </w:p>
+    <w:p>
+      <w:pPr>
+        <w:rPr>
+          <w:sz w:val="20"/>
+          <w:szCs w:val="20"/>
+          <w:lang w:val="en-US" w:eastAsia="en-US"/>
+        </w:rPr>
+      </w:pPr>
+      <w:r>
+        <w:rPr>
+          <w:sz w:val="20"/>
+          <w:szCs w:val="20"/>
+          <w:lang w:val="en-US" w:eastAsia="en-US"/>
+        </w:rPr>
+        <w:t xml:space="preserve">  ──────────────────────────────────────────────────────────────</w:t>
+      </w:r>
+    </w:p>
+    <w:p>
+      <w:pPr>
+        <w:rPr>
+          <w:sz w:val="20"/>
+          <w:szCs w:val="20"/>
+          <w:lang w:val="en-US" w:eastAsia="en-US"/>
+        </w:rPr>
+      </w:pPr>
+    </w:p>
+    <w:p>
+      <w:pPr>
+        <w:rPr>
+          <w:sz w:val="20"/>
+          <w:szCs w:val="20"/>
+          <w:lang w:val="en-US" w:eastAsia="en-US"/>
+        </w:rPr>
+      </w:pPr>
+      <w:r>
+        <w:rPr>
+          <w:sz w:val="20"/>
+          <w:szCs w:val="20"/>
+          <w:lang w:val="en-US" w:eastAsia="en-US"/>
+        </w:rPr>
+        <w:t xml:space="preserve">  ── Result ────────────────────────────────────────────────</w:t>
+      </w:r>
+    </w:p>
+    <w:p>
+      <w:pPr>
+        <w:rPr>
+          <w:sz w:val="20"/>
+          <w:szCs w:val="20"/>
+          <w:lang w:val="en-US" w:eastAsia="en-US"/>
+        </w:rPr>
+      </w:pPr>
+      <w:r>
+        <w:rPr>
+          <w:sz w:val="20"/>
+          <w:szCs w:val="20"/>
+          <w:lang w:val="en-US" w:eastAsia="en-US"/>
+        </w:rPr>
+        <w:t xml:space="preserve">  SwapResult{success=true, description='All three contracts redeemed — swap complete', secret=a86c3c58...}</w:t>
+      </w:r>
+    </w:p>
+    <w:p>
+      <w:pPr>
+        <w:rPr>
+          <w:sz w:val="20"/>
+          <w:szCs w:val="20"/>
+          <w:lang w:val="en-US" w:eastAsia="en-US"/>
+        </w:rPr>
+      </w:pPr>
+    </w:p>
+    <w:p>
+      <w:pPr>
+        <w:rPr>
+          <w:sz w:val="20"/>
+          <w:szCs w:val="20"/>
+          <w:lang w:val="en-US" w:eastAsia="en-US"/>
+        </w:rPr>
+      </w:pPr>
+    </w:p>
+    <w:p>
+      <w:pPr>
+        <w:rPr>
+          <w:sz w:val="20"/>
+          <w:szCs w:val="20"/>
+          <w:lang w:val="en-US" w:eastAsia="en-US"/>
+        </w:rPr>
+      </w:pPr>
+    </w:p>
+    <w:p>
+      <w:pPr>
+        <w:rPr>
+          <w:sz w:val="20"/>
+          <w:szCs w:val="20"/>
+          <w:lang w:val="en-US" w:eastAsia="en-US"/>
+        </w:rPr>
+      </w:pPr>
+      <w:r>
+        <w:rPr>
+          <w:sz w:val="20"/>
+          <w:szCs w:val="20"/>
+          <w:lang w:val="en-US" w:eastAsia="en-US"/>
+        </w:rPr>
+        <w:t xml:space="preserve">  ══ Starting Timeout Scenario ══</w:t>
+      </w:r>
+    </w:p>
+    <w:p>
+      <w:pPr>
+        <w:rPr>
+          <w:sz w:val="20"/>
+          <w:szCs w:val="20"/>
+          <w:lang w:val="en-US" w:eastAsia="en-US"/>
+        </w:rPr>
+      </w:pPr>
+    </w:p>
+    <w:p>
+      <w:pPr>
+        <w:rPr>
+          <w:sz w:val="20"/>
+          <w:szCs w:val="20"/>
+          <w:lang w:val="en-US" w:eastAsia="en-US"/>
+        </w:rPr>
+      </w:pPr>
+    </w:p>
+    <w:p>
+      <w:pPr>
+        <w:rPr>
+          <w:sz w:val="20"/>
+          <w:szCs w:val="20"/>
+          <w:lang w:val="en-US" w:eastAsia="en-US"/>
+        </w:rPr>
+      </w:pPr>
+      <w:r>
+        <w:rPr>
+          <w:sz w:val="20"/>
+          <w:szCs w:val="20"/>
+          <w:lang w:val="en-US" w:eastAsia="en-US"/>
+        </w:rPr>
+        <w:t>╔══════════════════════════════════════════════════════════════╗</w:t>
+      </w:r>
+    </w:p>
+    <w:p>
+      <w:pPr>
+        <w:rPr>
+          <w:sz w:val="20"/>
+          <w:szCs w:val="20"/>
+          <w:lang w:val="en-US" w:eastAsia="en-US"/>
+        </w:rPr>
+      </w:pPr>
+      <w:r>
+        <w:rPr>
+          <w:sz w:val="20"/>
+          <w:szCs w:val="20"/>
+          <w:lang w:val="en-US" w:eastAsia="en-US"/>
+        </w:rPr>
+        <w:t>║  3-PARTY ATOMIC SWAP  —  TIMEOUT PATH                        ║</w:t>
+      </w:r>
+    </w:p>
+    <w:p>
+      <w:pPr>
+        <w:rPr>
+          <w:sz w:val="20"/>
+          <w:szCs w:val="20"/>
+          <w:lang w:val="en-US" w:eastAsia="en-US"/>
+        </w:rPr>
+      </w:pPr>
+      <w:r>
+        <w:rPr>
+          <w:sz w:val="20"/>
+          <w:szCs w:val="20"/>
+          <w:lang w:val="en-US" w:eastAsia="en-US"/>
+        </w:rPr>
+        <w:t>╚══════════════════════════════════════════════════════════════╝</w:t>
+      </w:r>
+    </w:p>
+    <w:p>
+      <w:pPr>
+        <w:rPr>
+          <w:sz w:val="20"/>
+          <w:szCs w:val="20"/>
+          <w:lang w:val="en-US" w:eastAsia="en-US"/>
+        </w:rPr>
+      </w:pPr>
+    </w:p>
+    <w:p>
+      <w:pPr>
+        <w:rPr>
+          <w:sz w:val="20"/>
+          <w:szCs w:val="20"/>
+          <w:lang w:val="en-US" w:eastAsia="en-US"/>
+        </w:rPr>
+      </w:pPr>
+      <w:r>
+        <w:rPr>
+          <w:sz w:val="20"/>
+          <w:szCs w:val="20"/>
+          <w:lang w:val="en-US" w:eastAsia="en-US"/>
+        </w:rPr>
+        <w:t xml:space="preserve">  ══ INITIALISATION — Parties, wallets, blockchains ══</w:t>
+      </w:r>
+    </w:p>
+    <w:p>
+      <w:pPr>
+        <w:rPr>
+          <w:sz w:val="20"/>
+          <w:szCs w:val="20"/>
+          <w:lang w:val="en-US" w:eastAsia="en-US"/>
+        </w:rPr>
+      </w:pPr>
+      <w:r>
+        <w:rPr>
+          <w:sz w:val="20"/>
+          <w:szCs w:val="20"/>
+          <w:lang w:val="en-US" w:eastAsia="en-US"/>
+        </w:rPr>
+        <w:t xml:space="preserve">  [INFO]    Alice wallet: +100.0 ALT  (total: 100.0 ALT)</w:t>
+      </w:r>
+    </w:p>
+    <w:p>
+      <w:pPr>
+        <w:rPr>
+          <w:sz w:val="20"/>
+          <w:szCs w:val="20"/>
+          <w:lang w:val="en-US" w:eastAsia="en-US"/>
+        </w:rPr>
+      </w:pPr>
+      <w:r>
+        <w:rPr>
+          <w:sz w:val="20"/>
+          <w:szCs w:val="20"/>
+          <w:lang w:val="en-US" w:eastAsia="en-US"/>
+        </w:rPr>
+        <w:t xml:space="preserve">  [INFO]    Bob wallet: +0.05 BTC  (total: 0.05 BTC)</w:t>
+      </w:r>
+    </w:p>
+    <w:p>
+      <w:pPr>
+        <w:rPr>
+          <w:sz w:val="20"/>
+          <w:szCs w:val="20"/>
+          <w:lang w:val="en-US" w:eastAsia="en-US"/>
+        </w:rPr>
+      </w:pPr>
+      <w:r>
+        <w:rPr>
+          <w:sz w:val="20"/>
+          <w:szCs w:val="20"/>
+          <w:lang w:val="en-US" w:eastAsia="en-US"/>
+        </w:rPr>
+        <w:t xml:space="preserve">  [INFO]    Carol wallet: +1.0 CAD  (total: 1.0 CAD)</w:t>
+      </w:r>
+    </w:p>
+    <w:p>
+      <w:pPr>
+        <w:rPr>
+          <w:sz w:val="20"/>
+          <w:szCs w:val="20"/>
+          <w:lang w:val="en-US" w:eastAsia="en-US"/>
+        </w:rPr>
+      </w:pPr>
+      <w:r>
+        <w:rPr>
+          <w:sz w:val="20"/>
+          <w:szCs w:val="20"/>
+          <w:lang w:val="en-US" w:eastAsia="en-US"/>
+        </w:rPr>
+        <w:t xml:space="preserve">  [INFO]    Alice now knows secret S = 8c9a49b1...</w:t>
+      </w:r>
+    </w:p>
+    <w:p>
+      <w:pPr>
+        <w:rPr>
+          <w:sz w:val="20"/>
+          <w:szCs w:val="20"/>
+          <w:lang w:val="en-US" w:eastAsia="en-US"/>
+        </w:rPr>
+      </w:pPr>
+      <w:r>
+        <w:rPr>
+          <w:sz w:val="20"/>
+          <w:szCs w:val="20"/>
+          <w:lang w:val="en-US" w:eastAsia="en-US"/>
+        </w:rPr>
+        <w:t xml:space="preserve">  [INFO]    Alice generated S,  H(S) = 8c56963c99ae...  (same hashLock in all 3 contracts)</w:t>
+      </w:r>
+    </w:p>
+    <w:p>
+      <w:pPr>
+        <w:rPr>
+          <w:sz w:val="20"/>
+          <w:szCs w:val="20"/>
+          <w:lang w:val="en-US" w:eastAsia="en-US"/>
+        </w:rPr>
+      </w:pPr>
+    </w:p>
+    <w:p>
+      <w:pPr>
+        <w:rPr>
+          <w:sz w:val="20"/>
+          <w:szCs w:val="20"/>
+          <w:lang w:val="en-US" w:eastAsia="en-US"/>
+        </w:rPr>
+      </w:pPr>
+      <w:r>
+        <w:rPr>
+          <w:sz w:val="20"/>
+          <w:szCs w:val="20"/>
+          <w:lang w:val="en-US" w:eastAsia="en-US"/>
+        </w:rPr>
+        <w:t xml:space="preserve">  ── Initial balances ──────────────────────────────────</w:t>
+      </w:r>
+    </w:p>
+    <w:p>
+      <w:pPr>
+        <w:rPr>
+          <w:sz w:val="20"/>
+          <w:szCs w:val="20"/>
+          <w:lang w:val="en-US" w:eastAsia="en-US"/>
+        </w:rPr>
+      </w:pPr>
+      <w:r>
+        <w:rPr>
+          <w:sz w:val="20"/>
+          <w:szCs w:val="20"/>
+          <w:lang w:val="en-US" w:eastAsia="en-US"/>
+        </w:rPr>
+        <w:t xml:space="preserve">  Alice wallet:</w:t>
+      </w:r>
+    </w:p>
+    <w:p>
+      <w:pPr>
+        <w:rPr>
+          <w:sz w:val="20"/>
+          <w:szCs w:val="20"/>
+          <w:lang w:val="en-US" w:eastAsia="en-US"/>
+        </w:rPr>
+      </w:pPr>
+      <w:r>
+        <w:rPr>
+          <w:sz w:val="20"/>
+          <w:szCs w:val="20"/>
+          <w:lang w:val="en-US" w:eastAsia="en-US"/>
+        </w:rPr>
+        <w:t xml:space="preserve">    ALT    : 100.0000</w:t>
+      </w:r>
+    </w:p>
+    <w:p>
+      <w:pPr>
+        <w:rPr>
+          <w:sz w:val="20"/>
+          <w:szCs w:val="20"/>
+          <w:lang w:val="en-US" w:eastAsia="en-US"/>
+        </w:rPr>
+      </w:pPr>
+      <w:r>
+        <w:rPr>
+          <w:sz w:val="20"/>
+          <w:szCs w:val="20"/>
+          <w:lang w:val="en-US" w:eastAsia="en-US"/>
+        </w:rPr>
+        <w:t xml:space="preserve">  Bob wallet:</w:t>
+      </w:r>
+    </w:p>
+    <w:p>
+      <w:pPr>
+        <w:rPr>
+          <w:sz w:val="20"/>
+          <w:szCs w:val="20"/>
+          <w:lang w:val="en-US" w:eastAsia="en-US"/>
+        </w:rPr>
+      </w:pPr>
+      <w:r>
+        <w:rPr>
+          <w:sz w:val="20"/>
+          <w:szCs w:val="20"/>
+          <w:lang w:val="en-US" w:eastAsia="en-US"/>
+        </w:rPr>
+        <w:t xml:space="preserve">    BTC    : 0.0500</w:t>
+      </w:r>
+    </w:p>
+    <w:p>
+      <w:pPr>
+        <w:rPr>
+          <w:sz w:val="20"/>
+          <w:szCs w:val="20"/>
+          <w:lang w:val="en-US" w:eastAsia="en-US"/>
+        </w:rPr>
+      </w:pPr>
+      <w:r>
+        <w:rPr>
+          <w:sz w:val="20"/>
+          <w:szCs w:val="20"/>
+          <w:lang w:val="en-US" w:eastAsia="en-US"/>
+        </w:rPr>
+        <w:t xml:space="preserve">  Carol wallet:</w:t>
+      </w:r>
+    </w:p>
+    <w:p>
+      <w:pPr>
+        <w:rPr>
+          <w:sz w:val="20"/>
+          <w:szCs w:val="20"/>
+          <w:lang w:val="en-US" w:eastAsia="en-US"/>
+        </w:rPr>
+      </w:pPr>
+      <w:r>
+        <w:rPr>
+          <w:sz w:val="20"/>
+          <w:szCs w:val="20"/>
+          <w:lang w:val="en-US" w:eastAsia="en-US"/>
+        </w:rPr>
+        <w:t xml:space="preserve">    CAD    : 1.0000</w:t>
+      </w:r>
+    </w:p>
+    <w:p>
+      <w:pPr>
+        <w:rPr>
+          <w:sz w:val="20"/>
+          <w:szCs w:val="20"/>
+          <w:lang w:val="en-US" w:eastAsia="en-US"/>
+        </w:rPr>
+      </w:pPr>
+      <w:r>
+        <w:rPr>
+          <w:sz w:val="20"/>
+          <w:szCs w:val="20"/>
+          <w:lang w:val="en-US" w:eastAsia="en-US"/>
+        </w:rPr>
+        <w:t xml:space="preserve">  ────────────────────────────────────────────────────</w:t>
+      </w:r>
+    </w:p>
+    <w:p>
+      <w:pPr>
+        <w:rPr>
+          <w:sz w:val="20"/>
+          <w:szCs w:val="20"/>
+          <w:lang w:val="en-US" w:eastAsia="en-US"/>
+        </w:rPr>
+      </w:pPr>
+    </w:p>
+    <w:p>
+      <w:pPr>
+        <w:rPr>
+          <w:sz w:val="20"/>
+          <w:szCs w:val="20"/>
+          <w:lang w:val="en-US" w:eastAsia="en-US"/>
+        </w:rPr>
+      </w:pPr>
+      <w:r>
+        <w:rPr>
+          <w:sz w:val="20"/>
+          <w:szCs w:val="20"/>
+          <w:lang w:val="en-US" w:eastAsia="en-US"/>
+        </w:rPr>
+        <w:t xml:space="preserve">  [WARN]    Alice going silent — will NOT redeem Contract_Carol→Alice when it appears</w:t>
+      </w:r>
+    </w:p>
+    <w:p>
+      <w:pPr>
+        <w:rPr>
+          <w:sz w:val="20"/>
+          <w:szCs w:val="20"/>
+          <w:lang w:val="en-US" w:eastAsia="en-US"/>
+        </w:rPr>
+      </w:pPr>
+    </w:p>
+    <w:p>
+      <w:pPr>
+        <w:rPr>
+          <w:sz w:val="20"/>
+          <w:szCs w:val="20"/>
+          <w:lang w:val="en-US" w:eastAsia="en-US"/>
+        </w:rPr>
+      </w:pPr>
+      <w:r>
+        <w:rPr>
+          <w:sz w:val="20"/>
+          <w:szCs w:val="20"/>
+          <w:lang w:val="en-US" w:eastAsia="en-US"/>
+        </w:rPr>
+        <w:t xml:space="preserve">  ══ STEP 1 — Alice deploys Contract_Alice→Bob  (T1=30s)  ← then goes silent ══</w:t>
+      </w:r>
+    </w:p>
+    <w:p>
+      <w:pPr>
+        <w:rPr>
+          <w:sz w:val="20"/>
+          <w:szCs w:val="20"/>
+          <w:lang w:val="en-US" w:eastAsia="en-US"/>
+        </w:rPr>
+      </w:pPr>
+      <w:r>
+        <w:rPr>
+          <w:sz w:val="20"/>
+          <w:szCs w:val="20"/>
+          <w:lang w:val="en-US" w:eastAsia="en-US"/>
+        </w:rPr>
+        <w:t xml:space="preserve">  [INFO]    Alice locked 100.0 ALT into contract  (remaining: 0.0 ALT)</w:t>
+      </w:r>
+    </w:p>
+    <w:p>
+      <w:pPr>
+        <w:rPr>
+          <w:sz w:val="20"/>
+          <w:szCs w:val="20"/>
+          <w:lang w:val="en-US" w:eastAsia="en-US"/>
+        </w:rPr>
+      </w:pPr>
+      <w:r>
+        <w:rPr>
+          <w:sz w:val="20"/>
+          <w:szCs w:val="20"/>
+          <w:lang w:val="en-US" w:eastAsia="en-US"/>
+        </w:rPr>
+        <w:t xml:space="preserve">  [INFO]    [ALT chain] Deployed: Contract_Alice→Bob</w:t>
+      </w:r>
+    </w:p>
+    <w:p>
+      <w:pPr>
+        <w:rPr>
+          <w:sz w:val="20"/>
+          <w:szCs w:val="20"/>
+          <w:lang w:val="en-US" w:eastAsia="en-US"/>
+        </w:rPr>
+      </w:pPr>
+    </w:p>
+    <w:p>
+      <w:pPr>
+        <w:rPr>
+          <w:sz w:val="20"/>
+          <w:szCs w:val="20"/>
+          <w:lang w:val="en-US" w:eastAsia="en-US"/>
+        </w:rPr>
+      </w:pPr>
+      <w:r>
+        <w:rPr>
+          <w:sz w:val="20"/>
+          <w:szCs w:val="20"/>
+          <w:lang w:val="en-US" w:eastAsia="en-US"/>
+        </w:rPr>
+        <w:t xml:space="preserve">  ══ [Bob] sees Contract_Alice→Bob on ALT chain → locking 0.05 BTC ══</w:t>
+      </w:r>
+    </w:p>
+    <w:p>
+      <w:pPr>
+        <w:rPr>
+          <w:sz w:val="20"/>
+          <w:szCs w:val="20"/>
+          <w:lang w:val="en-US" w:eastAsia="en-US"/>
+        </w:rPr>
+      </w:pPr>
+      <w:r>
+        <w:rPr>
+          <w:sz w:val="20"/>
+          <w:szCs w:val="20"/>
+          <w:lang w:val="en-US" w:eastAsia="en-US"/>
+        </w:rPr>
+        <w:t xml:space="preserve">  [INFO]    Bob locked 0.05 BTC into contract  (remaining: 0.0 BTC)</w:t>
+      </w:r>
+    </w:p>
+    <w:p>
+      <w:pPr>
+        <w:rPr>
+          <w:sz w:val="20"/>
+          <w:szCs w:val="20"/>
+          <w:lang w:val="en-US" w:eastAsia="en-US"/>
+        </w:rPr>
+      </w:pPr>
+      <w:r>
+        <w:rPr>
+          <w:sz w:val="20"/>
+          <w:szCs w:val="20"/>
+          <w:lang w:val="en-US" w:eastAsia="en-US"/>
+        </w:rPr>
+        <w:t xml:space="preserve">  [INFO]    [BTC chain] Deployed: Contract_Bob→Carol</w:t>
+      </w:r>
+    </w:p>
+    <w:p>
+      <w:pPr>
+        <w:rPr>
+          <w:sz w:val="20"/>
+          <w:szCs w:val="20"/>
+          <w:lang w:val="en-US" w:eastAsia="en-US"/>
+        </w:rPr>
+      </w:pPr>
+    </w:p>
+    <w:p>
+      <w:pPr>
+        <w:rPr>
+          <w:sz w:val="20"/>
+          <w:szCs w:val="20"/>
+          <w:lang w:val="en-US" w:eastAsia="en-US"/>
+        </w:rPr>
+      </w:pPr>
+      <w:r>
+        <w:rPr>
+          <w:sz w:val="20"/>
+          <w:szCs w:val="20"/>
+          <w:lang w:val="en-US" w:eastAsia="en-US"/>
+        </w:rPr>
+        <w:t xml:space="preserve">  ══ [Carol] sees Contract_Bob→Carol on BTC chain → locking 1.0 CAD ══</w:t>
+      </w:r>
+    </w:p>
+    <w:p>
+      <w:pPr>
+        <w:rPr>
+          <w:sz w:val="20"/>
+          <w:szCs w:val="20"/>
+          <w:lang w:val="en-US" w:eastAsia="en-US"/>
+        </w:rPr>
+      </w:pPr>
+      <w:r>
+        <w:rPr>
+          <w:sz w:val="20"/>
+          <w:szCs w:val="20"/>
+          <w:lang w:val="en-US" w:eastAsia="en-US"/>
+        </w:rPr>
+        <w:t xml:space="preserve">  [INFO]    Carol locked 1.0 CAD into contract  (remaining: 0.0 CAD)</w:t>
+      </w:r>
+    </w:p>
+    <w:p>
+      <w:pPr>
+        <w:rPr>
+          <w:sz w:val="20"/>
+          <w:szCs w:val="20"/>
+          <w:lang w:val="en-US" w:eastAsia="en-US"/>
+        </w:rPr>
+      </w:pPr>
+      <w:r>
+        <w:rPr>
+          <w:sz w:val="20"/>
+          <w:szCs w:val="20"/>
+          <w:lang w:val="en-US" w:eastAsia="en-US"/>
+        </w:rPr>
+        <w:t xml:space="preserve">  [INFO]    [CAD chain] Deployed: Contract_Carol→Alice</w:t>
+      </w:r>
+    </w:p>
+    <w:p>
+      <w:pPr>
+        <w:rPr>
+          <w:sz w:val="20"/>
+          <w:szCs w:val="20"/>
+          <w:lang w:val="en-US" w:eastAsia="en-US"/>
+        </w:rPr>
+      </w:pPr>
+      <w:r>
+        <w:rPr>
+          <w:sz w:val="20"/>
+          <w:szCs w:val="20"/>
+          <w:lang w:val="en-US" w:eastAsia="en-US"/>
+        </w:rPr>
+        <w:t xml:space="preserve">  [WARN]    [refund-monitor] Contract_Carol→Alice expired → refund attempt for Carol</w:t>
+      </w:r>
+    </w:p>
+    <w:p>
+      <w:pPr>
+        <w:rPr>
+          <w:sz w:val="20"/>
+          <w:szCs w:val="20"/>
+          <w:lang w:val="en-US" w:eastAsia="en-US"/>
+        </w:rPr>
+      </w:pPr>
+      <w:r>
+        <w:rPr>
+          <w:sz w:val="20"/>
+          <w:szCs w:val="20"/>
+          <w:lang w:val="en-US" w:eastAsia="en-US"/>
+        </w:rPr>
+        <w:t xml:space="preserve">  [WARN]    Contract_Carol→Alice: refund() called but contract is already REDEEMED</w:t>
+      </w:r>
+    </w:p>
+    <w:p>
+      <w:pPr>
+        <w:rPr>
+          <w:sz w:val="20"/>
+          <w:szCs w:val="20"/>
+          <w:lang w:val="en-US" w:eastAsia="en-US"/>
+        </w:rPr>
+      </w:pPr>
+      <w:r>
+        <w:rPr>
+          <w:sz w:val="20"/>
+          <w:szCs w:val="20"/>
+          <w:lang w:val="en-US" w:eastAsia="en-US"/>
+        </w:rPr>
+        <w:t xml:space="preserve">  [WARN]    [refund-monitor] Contract_Carol→Alice expired → refund attempt for Carol</w:t>
+      </w:r>
+    </w:p>
+    <w:p>
+      <w:pPr>
+        <w:rPr>
+          <w:sz w:val="20"/>
+          <w:szCs w:val="20"/>
+          <w:lang w:val="en-US" w:eastAsia="en-US"/>
+        </w:rPr>
+      </w:pPr>
+      <w:r>
+        <w:rPr>
+          <w:sz w:val="20"/>
+          <w:szCs w:val="20"/>
+          <w:lang w:val="en-US" w:eastAsia="en-US"/>
+        </w:rPr>
+        <w:t xml:space="preserve">  [WARN]    Contract_Carol→Alice: REFUNDED to Carol  |  1.0 CAD returned</w:t>
+      </w:r>
+    </w:p>
+    <w:p>
+      <w:pPr>
+        <w:rPr>
+          <w:sz w:val="20"/>
+          <w:szCs w:val="20"/>
+          <w:lang w:val="en-US" w:eastAsia="en-US"/>
+        </w:rPr>
+      </w:pPr>
+      <w:r>
+        <w:rPr>
+          <w:sz w:val="20"/>
+          <w:szCs w:val="20"/>
+          <w:lang w:val="en-US" w:eastAsia="en-US"/>
+        </w:rPr>
+        <w:t xml:space="preserve">  [SUCCESS] Carol received 1.0 CAD  (new balance: 1.0 CAD)</w:t>
+      </w:r>
+    </w:p>
+    <w:p>
+      <w:pPr>
+        <w:rPr>
+          <w:sz w:val="20"/>
+          <w:szCs w:val="20"/>
+          <w:lang w:val="en-US" w:eastAsia="en-US"/>
+        </w:rPr>
+      </w:pPr>
+      <w:r>
+        <w:rPr>
+          <w:sz w:val="20"/>
+          <w:szCs w:val="20"/>
+          <w:lang w:val="en-US" w:eastAsia="en-US"/>
+        </w:rPr>
+        <w:t xml:space="preserve">  [WARN]    [refund-monitor] Contract_Bob→Carol expired → refund attempt for Bob</w:t>
+      </w:r>
+    </w:p>
+    <w:p>
+      <w:pPr>
+        <w:rPr>
+          <w:sz w:val="20"/>
+          <w:szCs w:val="20"/>
+          <w:lang w:val="en-US" w:eastAsia="en-US"/>
+        </w:rPr>
+      </w:pPr>
+      <w:r>
+        <w:rPr>
+          <w:sz w:val="20"/>
+          <w:szCs w:val="20"/>
+          <w:lang w:val="en-US" w:eastAsia="en-US"/>
+        </w:rPr>
+        <w:t xml:space="preserve">  [WARN]    Contract_Bob→Carol: refund() called but contract is already REDEEMED</w:t>
+      </w:r>
+    </w:p>
+    <w:p>
+      <w:pPr>
+        <w:rPr>
+          <w:sz w:val="20"/>
+          <w:szCs w:val="20"/>
+          <w:lang w:val="en-US" w:eastAsia="en-US"/>
+        </w:rPr>
+      </w:pPr>
+      <w:r>
+        <w:rPr>
+          <w:sz w:val="20"/>
+          <w:szCs w:val="20"/>
+          <w:lang w:val="en-US" w:eastAsia="en-US"/>
+        </w:rPr>
+        <w:t xml:space="preserve">  [WARN]    [refund-monitor] Contract_Bob→Carol expired → refund attempt for Bob</w:t>
+      </w:r>
+    </w:p>
+    <w:p>
+      <w:pPr>
+        <w:rPr>
+          <w:sz w:val="20"/>
+          <w:szCs w:val="20"/>
+          <w:lang w:val="en-US" w:eastAsia="en-US"/>
+        </w:rPr>
+      </w:pPr>
+      <w:r>
+        <w:rPr>
+          <w:sz w:val="20"/>
+          <w:szCs w:val="20"/>
+          <w:lang w:val="en-US" w:eastAsia="en-US"/>
+        </w:rPr>
+        <w:t xml:space="preserve">  [WARN]    Contract_Bob→Carol: REFUNDED to Bob  |  0.05 BTC returned</w:t>
+      </w:r>
+    </w:p>
+    <w:p>
+      <w:pPr>
+        <w:rPr>
+          <w:sz w:val="20"/>
+          <w:szCs w:val="20"/>
+          <w:lang w:val="en-US" w:eastAsia="en-US"/>
+        </w:rPr>
+      </w:pPr>
+      <w:r>
+        <w:rPr>
+          <w:sz w:val="20"/>
+          <w:szCs w:val="20"/>
+          <w:lang w:val="en-US" w:eastAsia="en-US"/>
+        </w:rPr>
+        <w:t xml:space="preserve">  [SUCCESS] Bob received 0.05 BTC  (new balance: 0.05 BTC)</w:t>
+      </w:r>
+    </w:p>
+    <w:p>
+      <w:pPr>
+        <w:rPr>
+          <w:sz w:val="20"/>
+          <w:szCs w:val="20"/>
+          <w:lang w:val="en-US" w:eastAsia="en-US"/>
+        </w:rPr>
+      </w:pPr>
+      <w:r>
+        <w:rPr>
+          <w:sz w:val="20"/>
+          <w:szCs w:val="20"/>
+          <w:lang w:val="en-US" w:eastAsia="en-US"/>
+        </w:rPr>
+        <w:t xml:space="preserve">  [WARN]    [refund-monitor] Contract_Alice→Bob expired → refund attempt for Alice</w:t>
+      </w:r>
+    </w:p>
+    <w:p>
+      <w:pPr>
+        <w:rPr>
+          <w:sz w:val="20"/>
+          <w:szCs w:val="20"/>
+          <w:lang w:val="en-US" w:eastAsia="en-US"/>
+        </w:rPr>
+      </w:pPr>
+      <w:r>
+        <w:rPr>
+          <w:sz w:val="20"/>
+          <w:szCs w:val="20"/>
+          <w:lang w:val="en-US" w:eastAsia="en-US"/>
+        </w:rPr>
+        <w:t xml:space="preserve">  [WARN]    Contract_Alice→Bob: refund() called but contract is already REDEEMED</w:t>
+      </w:r>
+    </w:p>
+    <w:p>
+      <w:pPr>
+        <w:rPr>
+          <w:sz w:val="20"/>
+          <w:szCs w:val="20"/>
+          <w:lang w:val="en-US" w:eastAsia="en-US"/>
+        </w:rPr>
+      </w:pPr>
+      <w:r>
+        <w:rPr>
+          <w:sz w:val="20"/>
+          <w:szCs w:val="20"/>
+          <w:lang w:val="en-US" w:eastAsia="en-US"/>
+        </w:rPr>
+        <w:t xml:space="preserve">  [WARN]    [refund-monitor] Contract_Alice→Bob expired → refund attempt for Alice</w:t>
+      </w:r>
+    </w:p>
+    <w:p>
+      <w:pPr>
+        <w:rPr>
+          <w:sz w:val="20"/>
+          <w:szCs w:val="20"/>
+          <w:lang w:val="en-US" w:eastAsia="en-US"/>
+        </w:rPr>
+      </w:pPr>
+      <w:r>
+        <w:rPr>
+          <w:sz w:val="20"/>
+          <w:szCs w:val="20"/>
+          <w:lang w:val="en-US" w:eastAsia="en-US"/>
+        </w:rPr>
+        <w:t xml:space="preserve">  [WARN]    Contract_Alice→Bob: REFUNDED to Alice  |  100.0 ALT returned</w:t>
+      </w:r>
+    </w:p>
+    <w:p>
+      <w:pPr>
+        <w:rPr>
+          <w:sz w:val="20"/>
+          <w:szCs w:val="20"/>
+          <w:lang w:val="en-US" w:eastAsia="en-US"/>
+        </w:rPr>
+      </w:pPr>
+      <w:r>
+        <w:rPr>
+          <w:sz w:val="20"/>
+          <w:szCs w:val="20"/>
+          <w:lang w:val="en-US" w:eastAsia="en-US"/>
+        </w:rPr>
+        <w:t xml:space="preserve">  [SUCCESS] Alice received 100.0 ALT  (new balance: 100.0 ALT)</w:t>
+      </w:r>
+    </w:p>
+    <w:p>
+      <w:pPr>
+        <w:rPr>
+          <w:sz w:val="20"/>
+          <w:szCs w:val="20"/>
+          <w:lang w:val="en-US" w:eastAsia="en-US"/>
+        </w:rPr>
+      </w:pPr>
+    </w:p>
+    <w:p>
+      <w:pPr>
+        <w:rPr>
+          <w:sz w:val="20"/>
+          <w:szCs w:val="20"/>
+          <w:lang w:val="en-US" w:eastAsia="en-US"/>
+        </w:rPr>
+      </w:pPr>
+      <w:r>
+        <w:rPr>
+          <w:sz w:val="20"/>
+          <w:szCs w:val="20"/>
+          <w:lang w:val="en-US" w:eastAsia="en-US"/>
+        </w:rPr>
+        <w:t xml:space="preserve">  ══ TIMEOUT COMPLETE — Final balances ══</w:t>
+      </w:r>
+    </w:p>
+    <w:p>
+      <w:pPr>
+        <w:rPr>
+          <w:sz w:val="20"/>
+          <w:szCs w:val="20"/>
+          <w:lang w:val="en-US" w:eastAsia="en-US"/>
+        </w:rPr>
+      </w:pPr>
+    </w:p>
+    <w:p>
+      <w:pPr>
+        <w:rPr>
+          <w:sz w:val="20"/>
+          <w:szCs w:val="20"/>
+          <w:lang w:val="en-US" w:eastAsia="en-US"/>
+        </w:rPr>
+      </w:pPr>
+      <w:r>
+        <w:rPr>
+          <w:sz w:val="20"/>
+          <w:szCs w:val="20"/>
+          <w:lang w:val="en-US" w:eastAsia="en-US"/>
+        </w:rPr>
+        <w:t xml:space="preserve">  ── Final balances ──────────────────────────────────</w:t>
+      </w:r>
+    </w:p>
+    <w:p>
+      <w:pPr>
+        <w:rPr>
+          <w:sz w:val="20"/>
+          <w:szCs w:val="20"/>
+          <w:lang w:val="en-US" w:eastAsia="en-US"/>
+        </w:rPr>
+      </w:pPr>
+      <w:r>
+        <w:rPr>
+          <w:sz w:val="20"/>
+          <w:szCs w:val="20"/>
+          <w:lang w:val="en-US" w:eastAsia="en-US"/>
+        </w:rPr>
+        <w:t xml:space="preserve">  Alice wallet:</w:t>
+      </w:r>
+    </w:p>
+    <w:p>
+      <w:pPr>
+        <w:rPr>
+          <w:sz w:val="20"/>
+          <w:szCs w:val="20"/>
+          <w:lang w:val="en-US" w:eastAsia="en-US"/>
+        </w:rPr>
+      </w:pPr>
+      <w:r>
+        <w:rPr>
+          <w:sz w:val="20"/>
+          <w:szCs w:val="20"/>
+          <w:lang w:val="en-US" w:eastAsia="en-US"/>
+        </w:rPr>
+        <w:lastRenderedPageBreak/>
+        <w:t xml:space="preserve">    ALT    : 100.0000</w:t>
+      </w:r>
+    </w:p>
+    <w:p>
+      <w:pPr>
+        <w:rPr>
+          <w:sz w:val="20"/>
+          <w:szCs w:val="20"/>
+          <w:lang w:val="en-US" w:eastAsia="en-US"/>
+        </w:rPr>
+      </w:pPr>
+      <w:r>
+        <w:rPr>
+          <w:sz w:val="20"/>
+          <w:szCs w:val="20"/>
+          <w:lang w:val="en-US" w:eastAsia="en-US"/>
+        </w:rPr>
+        <w:t xml:space="preserve">  Bob wallet:</w:t>
+      </w:r>
+    </w:p>
+    <w:p>
+      <w:pPr>
+        <w:rPr>
+          <w:sz w:val="20"/>
+          <w:szCs w:val="20"/>
+          <w:lang w:val="en-US" w:eastAsia="en-US"/>
+        </w:rPr>
+      </w:pPr>
+      <w:r>
+        <w:rPr>
+          <w:sz w:val="20"/>
+          <w:szCs w:val="20"/>
+          <w:lang w:val="en-US" w:eastAsia="en-US"/>
+        </w:rPr>
+        <w:t xml:space="preserve">    BTC    : 0.0500</w:t>
+      </w:r>
+    </w:p>
+    <w:p>
+      <w:pPr>
+        <w:rPr>
+          <w:sz w:val="20"/>
+          <w:szCs w:val="20"/>
+          <w:lang w:val="en-US" w:eastAsia="en-US"/>
+        </w:rPr>
+      </w:pPr>
+      <w:r>
+        <w:rPr>
+          <w:sz w:val="20"/>
+          <w:szCs w:val="20"/>
+          <w:lang w:val="en-US" w:eastAsia="en-US"/>
+        </w:rPr>
+        <w:t xml:space="preserve">  Carol wallet:</w:t>
+      </w:r>
+    </w:p>
+    <w:p>
+      <w:pPr>
+        <w:rPr>
+          <w:sz w:val="20"/>
+          <w:szCs w:val="20"/>
+          <w:lang w:val="en-US" w:eastAsia="en-US"/>
+        </w:rPr>
+      </w:pPr>
+      <w:r>
+        <w:rPr>
+          <w:sz w:val="20"/>
+          <w:szCs w:val="20"/>
+          <w:lang w:val="en-US" w:eastAsia="en-US"/>
+        </w:rPr>
+        <w:t xml:space="preserve">    CAD    : 1.0000</w:t>
+      </w:r>
+    </w:p>
+    <w:p>
+      <w:pPr>
+        <w:rPr>
+          <w:sz w:val="20"/>
+          <w:szCs w:val="20"/>
+          <w:lang w:val="en-US" w:eastAsia="en-US"/>
+        </w:rPr>
+      </w:pPr>
+      <w:r>
+        <w:rPr>
+          <w:sz w:val="20"/>
+          <w:szCs w:val="20"/>
+          <w:lang w:val="en-US" w:eastAsia="en-US"/>
+        </w:rPr>
+        <w:t xml:space="preserve">  ────────────────────────────────────────────────────</w:t>
+      </w:r>
+    </w:p>
+    <w:p>
+      <w:pPr>
+        <w:rPr>
+          <w:sz w:val="20"/>
+          <w:szCs w:val="20"/>
+          <w:lang w:val="en-US" w:eastAsia="en-US"/>
+        </w:rPr>
+      </w:pPr>
+    </w:p>
+    <w:p>
+      <w:pPr>
+        <w:rPr>
+          <w:sz w:val="20"/>
+          <w:szCs w:val="20"/>
+          <w:lang w:val="en-US" w:eastAsia="en-US"/>
+        </w:rPr>
+      </w:pPr>
+      <w:r>
+        <w:rPr>
+          <w:sz w:val="20"/>
+          <w:szCs w:val="20"/>
+          <w:lang w:val="en-US" w:eastAsia="en-US"/>
+        </w:rPr>
+        <w:t xml:space="preserve">  [WARN]    Swap did NOT complete — all funds refunded. Atomicity preserved </w:t>
+      </w:r>
+      <w:r>
+        <w:rPr>
+          <w:rFonts w:ascii="Segoe UI Symbol" w:hAnsi="Segoe UI Symbol" w:cs="Segoe UI Symbol"/>
+          <w:sz w:val="20"/>
+          <w:szCs w:val="20"/>
+          <w:lang w:val="en-US" w:eastAsia="en-US"/>
+        </w:rPr>
+        <w:t>✓</w:t>
+      </w:r>
+    </w:p>
+    <w:p>
+      <w:pPr>
+        <w:rPr>
+          <w:sz w:val="20"/>
+          <w:szCs w:val="20"/>
+          <w:lang w:val="en-US" w:eastAsia="en-US"/>
+        </w:rPr>
+      </w:pPr>
+    </w:p>
+    <w:p>
+      <w:pPr>
+        <w:rPr>
+          <w:sz w:val="20"/>
+          <w:szCs w:val="20"/>
+          <w:lang w:val="en-US" w:eastAsia="en-US"/>
+        </w:rPr>
+      </w:pPr>
+      <w:r>
+        <w:rPr>
+          <w:sz w:val="20"/>
+          <w:szCs w:val="20"/>
+          <w:lang w:val="en-US" w:eastAsia="en-US"/>
+        </w:rPr>
+        <w:t xml:space="preserve">  ── Result ────────────────────────────────────────────────</w:t>
+      </w:r>
+    </w:p>
+    <w:p>
+      <w:pPr>
+        <w:rPr>
+          <w:sz w:val="20"/>
+          <w:szCs w:val="20"/>
+          <w:lang w:val="en-US" w:eastAsia="en-US"/>
+        </w:rPr>
+      </w:pPr>
+      <w:r>
+        <w:rPr>
+          <w:sz w:val="20"/>
+          <w:szCs w:val="20"/>
+          <w:lang w:val="en-US" w:eastAsia="en-US"/>
+        </w:rPr>
+        <w:t xml:space="preserve">  SwapResult{success=false, description='Alice went silent — all contracts refunded'}</w:t>
+      </w:r>
+    </w:p>
+    <w:p>
+      <w:pPr>
+        <w:rPr>
+          <w:sz w:val="20"/>
+          <w:szCs w:val="20"/>
+          <w:lang w:val="en-US" w:eastAsia="en-US"/>
+        </w:rPr>
+      </w:pPr>
+    </w:p>
+    <w:p>
+      <w:pPr>
+        <w:rPr>
+          <w:sz w:val="20"/>
+          <w:szCs w:val="20"/>
+          <w:lang w:val="en-US" w:eastAsia="en-US"/>
+        </w:rPr>
+      </w:pPr>
+      <w:r>
+        <w:rPr>
+          <w:sz w:val="20"/>
+          <w:szCs w:val="20"/>
+          <w:lang w:val="en-US" w:eastAsia="en-US"/>
+        </w:rPr>
+        <w:t>Disconnected from the target VM, address: '127.0.0.1:55330', transport: 'socket'</w:t>
+      </w:r>
+    </w:p>
+    <w:p>
+      <w:pPr>
+        <w:rPr>
+          <w:sz w:val="20"/>
+          <w:szCs w:val="20"/>
+          <w:lang w:val="en-US" w:eastAsia="en-US"/>
+        </w:rPr>
+      </w:pPr>
+    </w:p>
+    <w:p>
+      <w:pPr>
+        <w:rPr>
+          <w:sz w:val="20"/>
+          <w:szCs w:val="20"/>
+          <w:lang w:val="en-US" w:eastAsia="en-US"/>
+        </w:rPr>
+      </w:pPr>
+      <w:r>
+        <w:rPr>
+          <w:sz w:val="20"/>
+          <w:szCs w:val="20"/>
+          <w:lang w:val="en-US" w:eastAsia="en-US"/>
+        </w:rPr>
+        <w:t>Process finished with exit code 0</w:t>
+      </w:r>
     </w:p>
     <w:sectPr>
       <w:pgSz w:w="12240" w:h="15840"/>
@@ -1532,6 +6584,119 @@
     </w:lvl>
   </w:abstractNum>
   <w:abstractNum w:abstractNumId="12" w15:restartNumberingAfterBreak="0">
+    <w:nsid w:val="545D2E23"/>
+    <w:multiLevelType w:val="hybridMultilevel"/>
+    <w:tmpl w:val="78E8C838"/>
+    <w:lvl w:ilvl="0" w:tplc="08090001">
+      <w:start w:val="1"/>
+      <w:numFmt w:val="bullet"/>
+      <w:lvlText w:val=""/>
+      <w:lvlJc w:val="left"/>
+      <w:pPr>
+        <w:ind w:left="360" w:hanging="360"/>
+      </w:pPr>
+      <w:rPr>
+        <w:rFonts w:ascii="Symbol" w:hAnsi="Symbol" w:hint="default"/>
+      </w:rPr>
+    </w:lvl>
+    <w:lvl w:ilvl="1" w:tplc="08090003" w:tentative="1">
+      <w:start w:val="1"/>
+      <w:numFmt w:val="bullet"/>
+      <w:lvlText w:val="o"/>
+      <w:lvlJc w:val="left"/>
+      <w:pPr>
+        <w:ind w:left="1080" w:hanging="360"/>
+      </w:pPr>
+      <w:rPr>
+        <w:rFonts w:ascii="Courier New" w:hAnsi="Courier New" w:cs="Courier New" w:hint="default"/>
+      </w:rPr>
+    </w:lvl>
+    <w:lvl w:ilvl="2" w:tplc="08090005" w:tentative="1">
+      <w:start w:val="1"/>
+      <w:numFmt w:val="bullet"/>
+      <w:lvlText w:val=""/>
+      <w:lvlJc w:val="left"/>
+      <w:pPr>
+        <w:ind w:left="1800" w:hanging="360"/>
+      </w:pPr>
+      <w:rPr>
+        <w:rFonts w:ascii="Wingdings" w:hAnsi="Wingdings" w:hint="default"/>
+      </w:rPr>
+    </w:lvl>
+    <w:lvl w:ilvl="3" w:tplc="08090001" w:tentative="1">
+      <w:start w:val="1"/>
+      <w:numFmt w:val="bullet"/>
+      <w:lvlText w:val=""/>
+      <w:lvlJc w:val="left"/>
+      <w:pPr>
+        <w:ind w:left="2520" w:hanging="360"/>
+      </w:pPr>
+      <w:rPr>
+        <w:rFonts w:ascii="Symbol" w:hAnsi="Symbol" w:hint="default"/>
+      </w:rPr>
+    </w:lvl>
+    <w:lvl w:ilvl="4" w:tplc="08090003" w:tentative="1">
+      <w:start w:val="1"/>
+      <w:numFmt w:val="bullet"/>
+      <w:lvlText w:val="o"/>
+      <w:lvlJc w:val="left"/>
+      <w:pPr>
+        <w:ind w:left="3240" w:hanging="360"/>
+      </w:pPr>
+      <w:rPr>
+        <w:rFonts w:ascii="Courier New" w:hAnsi="Courier New" w:cs="Courier New" w:hint="default"/>
+      </w:rPr>
+    </w:lvl>
+    <w:lvl w:ilvl="5" w:tplc="08090005" w:tentative="1">
+      <w:start w:val="1"/>
+      <w:numFmt w:val="bullet"/>
+      <w:lvlText w:val=""/>
+      <w:lvlJc w:val="left"/>
+      <w:pPr>
+        <w:ind w:left="3960" w:hanging="360"/>
+      </w:pPr>
+      <w:rPr>
+        <w:rFonts w:ascii="Wingdings" w:hAnsi="Wingdings" w:hint="default"/>
+      </w:rPr>
+    </w:lvl>
+    <w:lvl w:ilvl="6" w:tplc="08090001" w:tentative="1">
+      <w:start w:val="1"/>
+      <w:numFmt w:val="bullet"/>
+      <w:lvlText w:val=""/>
+      <w:lvlJc w:val="left"/>
+      <w:pPr>
+        <w:ind w:left="4680" w:hanging="360"/>
+      </w:pPr>
+      <w:rPr>
+        <w:rFonts w:ascii="Symbol" w:hAnsi="Symbol" w:hint="default"/>
+      </w:rPr>
+    </w:lvl>
+    <w:lvl w:ilvl="7" w:tplc="08090003" w:tentative="1">
+      <w:start w:val="1"/>
+      <w:numFmt w:val="bullet"/>
+      <w:lvlText w:val="o"/>
+      <w:lvlJc w:val="left"/>
+      <w:pPr>
+        <w:ind w:left="5400" w:hanging="360"/>
+      </w:pPr>
+      <w:rPr>
+        <w:rFonts w:ascii="Courier New" w:hAnsi="Courier New" w:cs="Courier New" w:hint="default"/>
+      </w:rPr>
+    </w:lvl>
+    <w:lvl w:ilvl="8" w:tplc="08090005" w:tentative="1">
+      <w:start w:val="1"/>
+      <w:numFmt w:val="bullet"/>
+      <w:lvlText w:val=""/>
+      <w:lvlJc w:val="left"/>
+      <w:pPr>
+        <w:ind w:left="6120" w:hanging="360"/>
+      </w:pPr>
+      <w:rPr>
+        <w:rFonts w:ascii="Wingdings" w:hAnsi="Wingdings" w:hint="default"/>
+      </w:rPr>
+    </w:lvl>
+  </w:abstractNum>
+  <w:abstractNum w:abstractNumId="13" w15:restartNumberingAfterBreak="0">
     <w:nsid w:val="54ED46A1"/>
     <w:multiLevelType w:val="multilevel"/>
     <w:tmpl w:val="A2AC3516"/>
@@ -1680,7 +6845,7 @@
       </w:rPr>
     </w:lvl>
   </w:abstractNum>
-  <w:abstractNum w:abstractNumId="13" w15:restartNumberingAfterBreak="0">
+  <w:abstractNum w:abstractNumId="14" w15:restartNumberingAfterBreak="0">
     <w:nsid w:val="561C3B52"/>
     <w:multiLevelType w:val="multilevel"/>
     <w:tmpl w:val="0CD6C30E"/>
@@ -1829,7 +6994,120 @@
       </w:rPr>
     </w:lvl>
   </w:abstractNum>
-  <w:abstractNum w:abstractNumId="14" w15:restartNumberingAfterBreak="0">
+  <w:abstractNum w:abstractNumId="15" w15:restartNumberingAfterBreak="0">
+    <w:nsid w:val="5AC177B6"/>
+    <w:multiLevelType w:val="hybridMultilevel"/>
+    <w:tmpl w:val="BD2E22BE"/>
+    <w:lvl w:ilvl="0" w:tplc="08090001">
+      <w:start w:val="1"/>
+      <w:numFmt w:val="bullet"/>
+      <w:lvlText w:val=""/>
+      <w:lvlJc w:val="left"/>
+      <w:pPr>
+        <w:ind w:left="360" w:hanging="360"/>
+      </w:pPr>
+      <w:rPr>
+        <w:rFonts w:ascii="Symbol" w:hAnsi="Symbol" w:hint="default"/>
+      </w:rPr>
+    </w:lvl>
+    <w:lvl w:ilvl="1" w:tplc="08090003" w:tentative="1">
+      <w:start w:val="1"/>
+      <w:numFmt w:val="bullet"/>
+      <w:lvlText w:val="o"/>
+      <w:lvlJc w:val="left"/>
+      <w:pPr>
+        <w:ind w:left="1080" w:hanging="360"/>
+      </w:pPr>
+      <w:rPr>
+        <w:rFonts w:ascii="Courier New" w:hAnsi="Courier New" w:cs="Courier New" w:hint="default"/>
+      </w:rPr>
+    </w:lvl>
+    <w:lvl w:ilvl="2" w:tplc="08090005" w:tentative="1">
+      <w:start w:val="1"/>
+      <w:numFmt w:val="bullet"/>
+      <w:lvlText w:val=""/>
+      <w:lvlJc w:val="left"/>
+      <w:pPr>
+        <w:ind w:left="1800" w:hanging="360"/>
+      </w:pPr>
+      <w:rPr>
+        <w:rFonts w:ascii="Wingdings" w:hAnsi="Wingdings" w:hint="default"/>
+      </w:rPr>
+    </w:lvl>
+    <w:lvl w:ilvl="3" w:tplc="08090001" w:tentative="1">
+      <w:start w:val="1"/>
+      <w:numFmt w:val="bullet"/>
+      <w:lvlText w:val=""/>
+      <w:lvlJc w:val="left"/>
+      <w:pPr>
+        <w:ind w:left="2520" w:hanging="360"/>
+      </w:pPr>
+      <w:rPr>
+        <w:rFonts w:ascii="Symbol" w:hAnsi="Symbol" w:hint="default"/>
+      </w:rPr>
+    </w:lvl>
+    <w:lvl w:ilvl="4" w:tplc="08090003" w:tentative="1">
+      <w:start w:val="1"/>
+      <w:numFmt w:val="bullet"/>
+      <w:lvlText w:val="o"/>
+      <w:lvlJc w:val="left"/>
+      <w:pPr>
+        <w:ind w:left="3240" w:hanging="360"/>
+      </w:pPr>
+      <w:rPr>
+        <w:rFonts w:ascii="Courier New" w:hAnsi="Courier New" w:cs="Courier New" w:hint="default"/>
+      </w:rPr>
+    </w:lvl>
+    <w:lvl w:ilvl="5" w:tplc="08090005" w:tentative="1">
+      <w:start w:val="1"/>
+      <w:numFmt w:val="bullet"/>
+      <w:lvlText w:val=""/>
+      <w:lvlJc w:val="left"/>
+      <w:pPr>
+        <w:ind w:left="3960" w:hanging="360"/>
+      </w:pPr>
+      <w:rPr>
+        <w:rFonts w:ascii="Wingdings" w:hAnsi="Wingdings" w:hint="default"/>
+      </w:rPr>
+    </w:lvl>
+    <w:lvl w:ilvl="6" w:tplc="08090001" w:tentative="1">
+      <w:start w:val="1"/>
+      <w:numFmt w:val="bullet"/>
+      <w:lvlText w:val=""/>
+      <w:lvlJc w:val="left"/>
+      <w:pPr>
+        <w:ind w:left="4680" w:hanging="360"/>
+      </w:pPr>
+      <w:rPr>
+        <w:rFonts w:ascii="Symbol" w:hAnsi="Symbol" w:hint="default"/>
+      </w:rPr>
+    </w:lvl>
+    <w:lvl w:ilvl="7" w:tplc="08090003" w:tentative="1">
+      <w:start w:val="1"/>
+      <w:numFmt w:val="bullet"/>
+      <w:lvlText w:val="o"/>
+      <w:lvlJc w:val="left"/>
+      <w:pPr>
+        <w:ind w:left="5400" w:hanging="360"/>
+      </w:pPr>
+      <w:rPr>
+        <w:rFonts w:ascii="Courier New" w:hAnsi="Courier New" w:cs="Courier New" w:hint="default"/>
+      </w:rPr>
+    </w:lvl>
+    <w:lvl w:ilvl="8" w:tplc="08090005" w:tentative="1">
+      <w:start w:val="1"/>
+      <w:numFmt w:val="bullet"/>
+      <w:lvlText w:val=""/>
+      <w:lvlJc w:val="left"/>
+      <w:pPr>
+        <w:ind w:left="6120" w:hanging="360"/>
+      </w:pPr>
+      <w:rPr>
+        <w:rFonts w:ascii="Wingdings" w:hAnsi="Wingdings" w:hint="default"/>
+      </w:rPr>
+    </w:lvl>
+  </w:abstractNum>
+  <w:abstractNum w:abstractNumId="16" w15:restartNumberingAfterBreak="0">
     <w:nsid w:val="5B33039B"/>
     <w:multiLevelType w:val="multilevel"/>
     <w:tmpl w:val="E850F7DE"/>
@@ -1946,7 +7224,7 @@
       </w:pPr>
     </w:lvl>
   </w:abstractNum>
-  <w:abstractNum w:abstractNumId="15" w15:restartNumberingAfterBreak="0">
+  <w:abstractNum w:abstractNumId="17" w15:restartNumberingAfterBreak="0">
     <w:nsid w:val="5DA96C8F"/>
     <w:multiLevelType w:val="multilevel"/>
     <w:tmpl w:val="054EBF8C"/>
@@ -2095,7 +7373,120 @@
       </w:rPr>
     </w:lvl>
   </w:abstractNum>
-  <w:abstractNum w:abstractNumId="16" w15:restartNumberingAfterBreak="0">
+  <w:abstractNum w:abstractNumId="18" w15:restartNumberingAfterBreak="0">
+    <w:nsid w:val="5F830125"/>
+    <w:multiLevelType w:val="hybridMultilevel"/>
+    <w:tmpl w:val="0E6CB356"/>
+    <w:lvl w:ilvl="0" w:tplc="08090001">
+      <w:start w:val="1"/>
+      <w:numFmt w:val="bullet"/>
+      <w:lvlText w:val=""/>
+      <w:lvlJc w:val="left"/>
+      <w:pPr>
+        <w:ind w:left="360" w:hanging="360"/>
+      </w:pPr>
+      <w:rPr>
+        <w:rFonts w:ascii="Symbol" w:hAnsi="Symbol" w:hint="default"/>
+      </w:rPr>
+    </w:lvl>
+    <w:lvl w:ilvl="1" w:tplc="08090003" w:tentative="1">
+      <w:start w:val="1"/>
+      <w:numFmt w:val="bullet"/>
+      <w:lvlText w:val="o"/>
+      <w:lvlJc w:val="left"/>
+      <w:pPr>
+        <w:ind w:left="1080" w:hanging="360"/>
+      </w:pPr>
+      <w:rPr>
+        <w:rFonts w:ascii="Courier New" w:hAnsi="Courier New" w:cs="Courier New" w:hint="default"/>
+      </w:rPr>
+    </w:lvl>
+    <w:lvl w:ilvl="2" w:tplc="08090005" w:tentative="1">
+      <w:start w:val="1"/>
+      <w:numFmt w:val="bullet"/>
+      <w:lvlText w:val=""/>
+      <w:lvlJc w:val="left"/>
+      <w:pPr>
+        <w:ind w:left="1800" w:hanging="360"/>
+      </w:pPr>
+      <w:rPr>
+        <w:rFonts w:ascii="Wingdings" w:hAnsi="Wingdings" w:hint="default"/>
+      </w:rPr>
+    </w:lvl>
+    <w:lvl w:ilvl="3" w:tplc="08090001" w:tentative="1">
+      <w:start w:val="1"/>
+      <w:numFmt w:val="bullet"/>
+      <w:lvlText w:val=""/>
+      <w:lvlJc w:val="left"/>
+      <w:pPr>
+        <w:ind w:left="2520" w:hanging="360"/>
+      </w:pPr>
+      <w:rPr>
+        <w:rFonts w:ascii="Symbol" w:hAnsi="Symbol" w:hint="default"/>
+      </w:rPr>
+    </w:lvl>
+    <w:lvl w:ilvl="4" w:tplc="08090003" w:tentative="1">
+      <w:start w:val="1"/>
+      <w:numFmt w:val="bullet"/>
+      <w:lvlText w:val="o"/>
+      <w:lvlJc w:val="left"/>
+      <w:pPr>
+        <w:ind w:left="3240" w:hanging="360"/>
+      </w:pPr>
+      <w:rPr>
+        <w:rFonts w:ascii="Courier New" w:hAnsi="Courier New" w:cs="Courier New" w:hint="default"/>
+      </w:rPr>
+    </w:lvl>
+    <w:lvl w:ilvl="5" w:tplc="08090005" w:tentative="1">
+      <w:start w:val="1"/>
+      <w:numFmt w:val="bullet"/>
+      <w:lvlText w:val=""/>
+      <w:lvlJc w:val="left"/>
+      <w:pPr>
+        <w:ind w:left="3960" w:hanging="360"/>
+      </w:pPr>
+      <w:rPr>
+        <w:rFonts w:ascii="Wingdings" w:hAnsi="Wingdings" w:hint="default"/>
+      </w:rPr>
+    </w:lvl>
+    <w:lvl w:ilvl="6" w:tplc="08090001" w:tentative="1">
+      <w:start w:val="1"/>
+      <w:numFmt w:val="bullet"/>
+      <w:lvlText w:val=""/>
+      <w:lvlJc w:val="left"/>
+      <w:pPr>
+        <w:ind w:left="4680" w:hanging="360"/>
+      </w:pPr>
+      <w:rPr>
+        <w:rFonts w:ascii="Symbol" w:hAnsi="Symbol" w:hint="default"/>
+      </w:rPr>
+    </w:lvl>
+    <w:lvl w:ilvl="7" w:tplc="08090003" w:tentative="1">
+      <w:start w:val="1"/>
+      <w:numFmt w:val="bullet"/>
+      <w:lvlText w:val="o"/>
+      <w:lvlJc w:val="left"/>
+      <w:pPr>
+        <w:ind w:left="5400" w:hanging="360"/>
+      </w:pPr>
+      <w:rPr>
+        <w:rFonts w:ascii="Courier New" w:hAnsi="Courier New" w:cs="Courier New" w:hint="default"/>
+      </w:rPr>
+    </w:lvl>
+    <w:lvl w:ilvl="8" w:tplc="08090005" w:tentative="1">
+      <w:start w:val="1"/>
+      <w:numFmt w:val="bullet"/>
+      <w:lvlText w:val=""/>
+      <w:lvlJc w:val="left"/>
+      <w:pPr>
+        <w:ind w:left="6120" w:hanging="360"/>
+      </w:pPr>
+      <w:rPr>
+        <w:rFonts w:ascii="Wingdings" w:hAnsi="Wingdings" w:hint="default"/>
+      </w:rPr>
+    </w:lvl>
+  </w:abstractNum>
+  <w:abstractNum w:abstractNumId="19" w15:restartNumberingAfterBreak="0">
     <w:nsid w:val="63807134"/>
     <w:multiLevelType w:val="multilevel"/>
     <w:tmpl w:val="5442F316"/>
@@ -2244,7 +7635,120 @@
       </w:rPr>
     </w:lvl>
   </w:abstractNum>
-  <w:abstractNum w:abstractNumId="17" w15:restartNumberingAfterBreak="0">
+  <w:abstractNum w:abstractNumId="20" w15:restartNumberingAfterBreak="0">
+    <w:nsid w:val="638F2127"/>
+    <w:multiLevelType w:val="hybridMultilevel"/>
+    <w:tmpl w:val="27D69800"/>
+    <w:lvl w:ilvl="0" w:tplc="08090001">
+      <w:start w:val="1"/>
+      <w:numFmt w:val="bullet"/>
+      <w:lvlText w:val=""/>
+      <w:lvlJc w:val="left"/>
+      <w:pPr>
+        <w:ind w:left="360" w:hanging="360"/>
+      </w:pPr>
+      <w:rPr>
+        <w:rFonts w:ascii="Symbol" w:hAnsi="Symbol" w:hint="default"/>
+      </w:rPr>
+    </w:lvl>
+    <w:lvl w:ilvl="1" w:tplc="08090003" w:tentative="1">
+      <w:start w:val="1"/>
+      <w:numFmt w:val="bullet"/>
+      <w:lvlText w:val="o"/>
+      <w:lvlJc w:val="left"/>
+      <w:pPr>
+        <w:ind w:left="1080" w:hanging="360"/>
+      </w:pPr>
+      <w:rPr>
+        <w:rFonts w:ascii="Courier New" w:hAnsi="Courier New" w:cs="Courier New" w:hint="default"/>
+      </w:rPr>
+    </w:lvl>
+    <w:lvl w:ilvl="2" w:tplc="08090005" w:tentative="1">
+      <w:start w:val="1"/>
+      <w:numFmt w:val="bullet"/>
+      <w:lvlText w:val=""/>
+      <w:lvlJc w:val="left"/>
+      <w:pPr>
+        <w:ind w:left="1800" w:hanging="360"/>
+      </w:pPr>
+      <w:rPr>
+        <w:rFonts w:ascii="Wingdings" w:hAnsi="Wingdings" w:hint="default"/>
+      </w:rPr>
+    </w:lvl>
+    <w:lvl w:ilvl="3" w:tplc="08090001" w:tentative="1">
+      <w:start w:val="1"/>
+      <w:numFmt w:val="bullet"/>
+      <w:lvlText w:val=""/>
+      <w:lvlJc w:val="left"/>
+      <w:pPr>
+        <w:ind w:left="2520" w:hanging="360"/>
+      </w:pPr>
+      <w:rPr>
+        <w:rFonts w:ascii="Symbol" w:hAnsi="Symbol" w:hint="default"/>
+      </w:rPr>
+    </w:lvl>
+    <w:lvl w:ilvl="4" w:tplc="08090003" w:tentative="1">
+      <w:start w:val="1"/>
+      <w:numFmt w:val="bullet"/>
+      <w:lvlText w:val="o"/>
+      <w:lvlJc w:val="left"/>
+      <w:pPr>
+        <w:ind w:left="3240" w:hanging="360"/>
+      </w:pPr>
+      <w:rPr>
+        <w:rFonts w:ascii="Courier New" w:hAnsi="Courier New" w:cs="Courier New" w:hint="default"/>
+      </w:rPr>
+    </w:lvl>
+    <w:lvl w:ilvl="5" w:tplc="08090005" w:tentative="1">
+      <w:start w:val="1"/>
+      <w:numFmt w:val="bullet"/>
+      <w:lvlText w:val=""/>
+      <w:lvlJc w:val="left"/>
+      <w:pPr>
+        <w:ind w:left="3960" w:hanging="360"/>
+      </w:pPr>
+      <w:rPr>
+        <w:rFonts w:ascii="Wingdings" w:hAnsi="Wingdings" w:hint="default"/>
+      </w:rPr>
+    </w:lvl>
+    <w:lvl w:ilvl="6" w:tplc="08090001" w:tentative="1">
+      <w:start w:val="1"/>
+      <w:numFmt w:val="bullet"/>
+      <w:lvlText w:val=""/>
+      <w:lvlJc w:val="left"/>
+      <w:pPr>
+        <w:ind w:left="4680" w:hanging="360"/>
+      </w:pPr>
+      <w:rPr>
+        <w:rFonts w:ascii="Symbol" w:hAnsi="Symbol" w:hint="default"/>
+      </w:rPr>
+    </w:lvl>
+    <w:lvl w:ilvl="7" w:tplc="08090003" w:tentative="1">
+      <w:start w:val="1"/>
+      <w:numFmt w:val="bullet"/>
+      <w:lvlText w:val="o"/>
+      <w:lvlJc w:val="left"/>
+      <w:pPr>
+        <w:ind w:left="5400" w:hanging="360"/>
+      </w:pPr>
+      <w:rPr>
+        <w:rFonts w:ascii="Courier New" w:hAnsi="Courier New" w:cs="Courier New" w:hint="default"/>
+      </w:rPr>
+    </w:lvl>
+    <w:lvl w:ilvl="8" w:tplc="08090005" w:tentative="1">
+      <w:start w:val="1"/>
+      <w:numFmt w:val="bullet"/>
+      <w:lvlText w:val=""/>
+      <w:lvlJc w:val="left"/>
+      <w:pPr>
+        <w:ind w:left="6120" w:hanging="360"/>
+      </w:pPr>
+      <w:rPr>
+        <w:rFonts w:ascii="Wingdings" w:hAnsi="Wingdings" w:hint="default"/>
+      </w:rPr>
+    </w:lvl>
+  </w:abstractNum>
+  <w:abstractNum w:abstractNumId="21" w15:restartNumberingAfterBreak="0">
     <w:nsid w:val="65D15C6D"/>
     <w:multiLevelType w:val="multilevel"/>
     <w:tmpl w:val="F13AC9E6"/>
@@ -2393,7 +7897,7 @@
       </w:rPr>
     </w:lvl>
   </w:abstractNum>
-  <w:abstractNum w:abstractNumId="18" w15:restartNumberingAfterBreak="0">
+  <w:abstractNum w:abstractNumId="22" w15:restartNumberingAfterBreak="0">
     <w:nsid w:val="669476C8"/>
     <w:multiLevelType w:val="multilevel"/>
     <w:tmpl w:val="591018EE"/>
@@ -2542,7 +8046,7 @@
       </w:rPr>
     </w:lvl>
   </w:abstractNum>
-  <w:abstractNum w:abstractNumId="19" w15:restartNumberingAfterBreak="0">
+  <w:abstractNum w:abstractNumId="23" w15:restartNumberingAfterBreak="0">
     <w:nsid w:val="6DD9622F"/>
     <w:multiLevelType w:val="multilevel"/>
     <w:tmpl w:val="FE280732"/>
@@ -2691,7 +8195,7 @@
       </w:rPr>
     </w:lvl>
   </w:abstractNum>
-  <w:abstractNum w:abstractNumId="20" w15:restartNumberingAfterBreak="0">
+  <w:abstractNum w:abstractNumId="24" w15:restartNumberingAfterBreak="0">
     <w:nsid w:val="715D40D3"/>
     <w:multiLevelType w:val="multilevel"/>
     <w:tmpl w:val="24902292"/>
@@ -2840,7 +8344,7 @@
       </w:rPr>
     </w:lvl>
   </w:abstractNum>
-  <w:abstractNum w:abstractNumId="21" w15:restartNumberingAfterBreak="0">
+  <w:abstractNum w:abstractNumId="25" w15:restartNumberingAfterBreak="0">
     <w:nsid w:val="739862EC"/>
     <w:multiLevelType w:val="multilevel"/>
     <w:tmpl w:val="70DE5738"/>
@@ -2989,7 +8493,7 @@
       </w:rPr>
     </w:lvl>
   </w:abstractNum>
-  <w:abstractNum w:abstractNumId="22" w15:restartNumberingAfterBreak="0">
+  <w:abstractNum w:abstractNumId="26" w15:restartNumberingAfterBreak="0">
     <w:nsid w:val="75062687"/>
     <w:multiLevelType w:val="multilevel"/>
     <w:tmpl w:val="60A4F590"/>
@@ -3102,7 +8606,7 @@
       </w:pPr>
     </w:lvl>
   </w:abstractNum>
-  <w:abstractNum w:abstractNumId="23" w15:restartNumberingAfterBreak="0">
+  <w:abstractNum w:abstractNumId="27" w15:restartNumberingAfterBreak="0">
     <w:nsid w:val="79DC2CBE"/>
     <w:multiLevelType w:val="multilevel"/>
     <w:tmpl w:val="5B20667A"/>
@@ -3213,6 +8717,119 @@
         </w:tabs>
         <w:ind w:left="6480" w:hanging="360"/>
       </w:pPr>
+    </w:lvl>
+  </w:abstractNum>
+  <w:abstractNum w:abstractNumId="28" w15:restartNumberingAfterBreak="0">
+    <w:nsid w:val="7DEA4EEF"/>
+    <w:multiLevelType w:val="hybridMultilevel"/>
+    <w:tmpl w:val="ED0453D6"/>
+    <w:lvl w:ilvl="0" w:tplc="08090001">
+      <w:start w:val="1"/>
+      <w:numFmt w:val="bullet"/>
+      <w:lvlText w:val=""/>
+      <w:lvlJc w:val="left"/>
+      <w:pPr>
+        <w:ind w:left="360" w:hanging="360"/>
+      </w:pPr>
+      <w:rPr>
+        <w:rFonts w:ascii="Symbol" w:hAnsi="Symbol" w:hint="default"/>
+      </w:rPr>
+    </w:lvl>
+    <w:lvl w:ilvl="1" w:tplc="08090003" w:tentative="1">
+      <w:start w:val="1"/>
+      <w:numFmt w:val="bullet"/>
+      <w:lvlText w:val="o"/>
+      <w:lvlJc w:val="left"/>
+      <w:pPr>
+        <w:ind w:left="1080" w:hanging="360"/>
+      </w:pPr>
+      <w:rPr>
+        <w:rFonts w:ascii="Courier New" w:hAnsi="Courier New" w:cs="Courier New" w:hint="default"/>
+      </w:rPr>
+    </w:lvl>
+    <w:lvl w:ilvl="2" w:tplc="08090005" w:tentative="1">
+      <w:start w:val="1"/>
+      <w:numFmt w:val="bullet"/>
+      <w:lvlText w:val=""/>
+      <w:lvlJc w:val="left"/>
+      <w:pPr>
+        <w:ind w:left="1800" w:hanging="360"/>
+      </w:pPr>
+      <w:rPr>
+        <w:rFonts w:ascii="Wingdings" w:hAnsi="Wingdings" w:hint="default"/>
+      </w:rPr>
+    </w:lvl>
+    <w:lvl w:ilvl="3" w:tplc="08090001" w:tentative="1">
+      <w:start w:val="1"/>
+      <w:numFmt w:val="bullet"/>
+      <w:lvlText w:val=""/>
+      <w:lvlJc w:val="left"/>
+      <w:pPr>
+        <w:ind w:left="2520" w:hanging="360"/>
+      </w:pPr>
+      <w:rPr>
+        <w:rFonts w:ascii="Symbol" w:hAnsi="Symbol" w:hint="default"/>
+      </w:rPr>
+    </w:lvl>
+    <w:lvl w:ilvl="4" w:tplc="08090003" w:tentative="1">
+      <w:start w:val="1"/>
+      <w:numFmt w:val="bullet"/>
+      <w:lvlText w:val="o"/>
+      <w:lvlJc w:val="left"/>
+      <w:pPr>
+        <w:ind w:left="3240" w:hanging="360"/>
+      </w:pPr>
+      <w:rPr>
+        <w:rFonts w:ascii="Courier New" w:hAnsi="Courier New" w:cs="Courier New" w:hint="default"/>
+      </w:rPr>
+    </w:lvl>
+    <w:lvl w:ilvl="5" w:tplc="08090005" w:tentative="1">
+      <w:start w:val="1"/>
+      <w:numFmt w:val="bullet"/>
+      <w:lvlText w:val=""/>
+      <w:lvlJc w:val="left"/>
+      <w:pPr>
+        <w:ind w:left="3960" w:hanging="360"/>
+      </w:pPr>
+      <w:rPr>
+        <w:rFonts w:ascii="Wingdings" w:hAnsi="Wingdings" w:hint="default"/>
+      </w:rPr>
+    </w:lvl>
+    <w:lvl w:ilvl="6" w:tplc="08090001" w:tentative="1">
+      <w:start w:val="1"/>
+      <w:numFmt w:val="bullet"/>
+      <w:lvlText w:val=""/>
+      <w:lvlJc w:val="left"/>
+      <w:pPr>
+        <w:ind w:left="4680" w:hanging="360"/>
+      </w:pPr>
+      <w:rPr>
+        <w:rFonts w:ascii="Symbol" w:hAnsi="Symbol" w:hint="default"/>
+      </w:rPr>
+    </w:lvl>
+    <w:lvl w:ilvl="7" w:tplc="08090003" w:tentative="1">
+      <w:start w:val="1"/>
+      <w:numFmt w:val="bullet"/>
+      <w:lvlText w:val="o"/>
+      <w:lvlJc w:val="left"/>
+      <w:pPr>
+        <w:ind w:left="5400" w:hanging="360"/>
+      </w:pPr>
+      <w:rPr>
+        <w:rFonts w:ascii="Courier New" w:hAnsi="Courier New" w:cs="Courier New" w:hint="default"/>
+      </w:rPr>
+    </w:lvl>
+    <w:lvl w:ilvl="8" w:tplc="08090005" w:tentative="1">
+      <w:start w:val="1"/>
+      <w:numFmt w:val="bullet"/>
+      <w:lvlText w:val=""/>
+      <w:lvlJc w:val="left"/>
+      <w:pPr>
+        <w:ind w:left="6120" w:hanging="360"/>
+      </w:pPr>
+      <w:rPr>
+        <w:rFonts w:ascii="Wingdings" w:hAnsi="Wingdings" w:hint="default"/>
+      </w:rPr>
     </w:lvl>
   </w:abstractNum>
   <w:num w:numId="1" w16cid:durableId="1676228737">
@@ -3234,7 +8851,7 @@
     <w:abstractNumId w:val="0"/>
   </w:num>
   <w:num w:numId="7" w16cid:durableId="15154966">
-    <w:abstractNumId w:val="12"/>
+    <w:abstractNumId w:val="13"/>
   </w:num>
   <w:num w:numId="8" w16cid:durableId="1908569519">
     <w:abstractNumId w:val="8"/>
@@ -3243,28 +8860,28 @@
     <w:abstractNumId w:val="7"/>
   </w:num>
   <w:num w:numId="10" w16cid:durableId="1109159358">
+    <w:abstractNumId w:val="27"/>
+  </w:num>
+  <w:num w:numId="11" w16cid:durableId="1579483356">
+    <w:abstractNumId w:val="17"/>
+  </w:num>
+  <w:num w:numId="12" w16cid:durableId="916283235">
+    <w:abstractNumId w:val="22"/>
+  </w:num>
+  <w:num w:numId="13" w16cid:durableId="666597698">
+    <w:abstractNumId w:val="26"/>
+  </w:num>
+  <w:num w:numId="14" w16cid:durableId="1005084746">
     <w:abstractNumId w:val="23"/>
   </w:num>
-  <w:num w:numId="11" w16cid:durableId="1579483356">
-    <w:abstractNumId w:val="15"/>
-  </w:num>
-  <w:num w:numId="12" w16cid:durableId="916283235">
-    <w:abstractNumId w:val="18"/>
-  </w:num>
-  <w:num w:numId="13" w16cid:durableId="666597698">
-    <w:abstractNumId w:val="22"/>
-  </w:num>
-  <w:num w:numId="14" w16cid:durableId="1005084746">
-    <w:abstractNumId w:val="19"/>
-  </w:num>
   <w:num w:numId="15" w16cid:durableId="1115174938">
-    <w:abstractNumId w:val="20"/>
+    <w:abstractNumId w:val="24"/>
   </w:num>
   <w:num w:numId="16" w16cid:durableId="2109423622">
     <w:abstractNumId w:val="11"/>
   </w:num>
   <w:num w:numId="17" w16cid:durableId="1922644374">
-    <w:abstractNumId w:val="21"/>
+    <w:abstractNumId w:val="25"/>
   </w:num>
   <w:num w:numId="18" w16cid:durableId="1726249375">
     <w:abstractNumId w:val="9"/>
@@ -3276,16 +8893,31 @@
     <w:abstractNumId w:val="10"/>
   </w:num>
   <w:num w:numId="21" w16cid:durableId="1817064959">
-    <w:abstractNumId w:val="17"/>
+    <w:abstractNumId w:val="21"/>
   </w:num>
   <w:num w:numId="22" w16cid:durableId="620771989">
+    <w:abstractNumId w:val="16"/>
+  </w:num>
+  <w:num w:numId="23" w16cid:durableId="375858264">
+    <w:abstractNumId w:val="19"/>
+  </w:num>
+  <w:num w:numId="24" w16cid:durableId="267931265">
     <w:abstractNumId w:val="14"/>
   </w:num>
-  <w:num w:numId="23" w16cid:durableId="375858264">
-    <w:abstractNumId w:val="16"/>
+  <w:num w:numId="25" w16cid:durableId="571547238">
+    <w:abstractNumId w:val="15"/>
   </w:num>
-  <w:num w:numId="24" w16cid:durableId="267931265">
-    <w:abstractNumId w:val="13"/>
+  <w:num w:numId="26" w16cid:durableId="1631785036">
+    <w:abstractNumId w:val="18"/>
+  </w:num>
+  <w:num w:numId="27" w16cid:durableId="59333841">
+    <w:abstractNumId w:val="28"/>
+  </w:num>
+  <w:num w:numId="28" w16cid:durableId="1877768532">
+    <w:abstractNumId w:val="20"/>
+  </w:num>
+  <w:num w:numId="29" w16cid:durableId="430929592">
+    <w:abstractNumId w:val="12"/>
   </w:num>
   <w:numIdMacAtCleanup w:val="24"/>
 </w:numbering>
